--- a/02-放大电路/03-音频放大电路/唱机前置放大电路RIAA/唱机前置放大电路RIAA.docx
+++ b/02-放大电路/03-音频放大电路/唱机前置放大电路RIAA/唱机前置放大电路RIAA.docx
@@ -3153,6 +3153,20 @@
     </w:p>
     <w:bookmarkEnd w:id="26"/>
     <w:bookmarkEnd w:id="27"/>
+    <w:p>
+      <w:pPr>
+        <w:spacing w:before="360"/>
+        <w:jc w:val="center"/>
+      </w:pPr>
+      <w:r>
+        <w:rPr>
+          <w:rFonts w:ascii="Times New Roman" w:hAnsi="Times New Roman"/>
+          <w:color w:val="555555"/>
+          <w:sz w:val="21"/>
+        </w:rPr>
+        <w:t>材料收集者：杜文杰</w:t>
+      </w:r>
+    </w:p>
     <w:sectPr>
       <w:headerReference r:id="rId9" w:type="default"/>
       <w:footerReference r:id="rId10" w:type="default"/>

--- a/02-放大电路/03-音频放大电路/唱机前置放大电路RIAA/唱机前置放大电路RIAA.docx
+++ b/02-放大电路/03-音频放大电路/唱机前置放大电路RIAA/唱机前置放大电路RIAA.docx
@@ -1,6 +1,6 @@
 
 <file path=word/document.xml><?xml version="1.0" encoding="utf-8"?>
-<w:document xmlns:w="http://schemas.openxmlformats.org/wordprocessingml/2006/main" xmlns:m="http://schemas.openxmlformats.org/officeDocument/2006/math" xmlns:r="http://schemas.openxmlformats.org/officeDocument/2006/relationships" xmlns:o="urn:schemas-microsoft-com:office:office" xmlns:v="urn:schemas-microsoft-com:vml" xmlns:w10="urn:schemas-microsoft-com:office:word" xmlns:a="http://schemas.openxmlformats.org/drawingml/2006/main" xmlns:pic="http://schemas.openxmlformats.org/drawingml/2006/picture" xmlns:wp="http://schemas.openxmlformats.org/drawingml/2006/wordprocessingDrawing">
+<w:document xmlns:m="http://schemas.openxmlformats.org/officeDocument/2006/math" xmlns:r="http://schemas.openxmlformats.org/officeDocument/2006/relationships" xmlns:w="http://schemas.openxmlformats.org/wordprocessingml/2006/main" xmlns:o="urn:schemas-microsoft-com:office:office" xmlns:v="urn:schemas-microsoft-com:vml" xmlns:w10="urn:schemas-microsoft-com:office:word" xmlns:a="http://schemas.openxmlformats.org/drawingml/2006/main" xmlns:pic="http://schemas.openxmlformats.org/drawingml/2006/picture" xmlns:wp="http://schemas.openxmlformats.org/drawingml/2006/wordprocessingDrawing">
   <w:body>
     <w:bookmarkStart w:id="27" w:name="唱机前置放大电路-riaa"/>
     <w:p>
@@ -9,11 +9,14 @@
       </w:pPr>
       <w:r>
         <w:rPr>
-          <w:rFonts w:hint="eastAsia"/>
+          <w:rFonts w:hint="eastAsia" w:eastAsia="黑体"/>
         </w:rPr>
         <w:t xml:space="preserve">唱机前置放大电路</w:t>
       </w:r>
       <w:r>
+        <w:rPr>
+          <w:rFonts w:eastAsia="黑体"/>
+        </w:rPr>
         <w:t xml:space="preserve"> RIAA</w:t>
       </w:r>
     </w:p>
@@ -24,7 +27,7 @@
       </w:pPr>
       <w:r>
         <w:rPr>
-          <w:rFonts w:hint="eastAsia"/>
+          <w:rFonts w:hint="eastAsia" w:eastAsia="黑体"/>
         </w:rPr>
         <w:t xml:space="preserve">拓扑描述</w:t>
       </w:r>
@@ -35,11 +38,14 @@
       </w:pPr>
       <w:r>
         <w:rPr>
-          <w:rFonts w:hint="eastAsia"/>
+          <w:rFonts w:hint="eastAsia" w:eastAsia="黑体"/>
         </w:rPr>
         <w:t xml:space="preserve">唱机前置放大电路由低噪声运放</w:t>
       </w:r>
       <w:r>
+        <w:rPr>
+          <w:rFonts w:eastAsia="黑体"/>
+        </w:rPr>
         <w:t xml:space="preserve"> </w:t>
       </w:r>
       <m:oMath>
@@ -58,11 +64,14 @@
       </m:oMath>
       <w:r>
         <w:rPr>
-          <w:rFonts w:hint="eastAsia"/>
+          <w:rFonts w:hint="eastAsia" w:eastAsia="黑体"/>
         </w:rPr>
         <w:t xml:space="preserve">、输入耦合电容</w:t>
       </w:r>
       <w:r>
+        <w:rPr>
+          <w:rFonts w:eastAsia="黑体"/>
+        </w:rPr>
         <w:t xml:space="preserve"> </w:t>
       </w:r>
       <m:oMath>
@@ -81,11 +90,14 @@
       </m:oMath>
       <w:r>
         <w:rPr>
-          <w:rFonts w:hint="eastAsia"/>
+          <w:rFonts w:hint="eastAsia" w:eastAsia="黑体"/>
         </w:rPr>
         <w:t xml:space="preserve">、反馈网络电阻</w:t>
       </w:r>
       <w:r>
+        <w:rPr>
+          <w:rFonts w:eastAsia="黑体"/>
+        </w:rPr>
         <w:t xml:space="preserve"> </w:t>
       </w:r>
       <m:oMath>
@@ -103,6 +115,9 @@
         </m:sSub>
       </m:oMath>
       <w:r>
+        <w:rPr>
+          <w:rFonts w:eastAsia="黑体"/>
+        </w:rPr>
         <w:t xml:space="preserve">、</w:t>
       </w:r>
       <m:oMath>
@@ -120,6 +135,9 @@
         </m:sSub>
       </m:oMath>
       <w:r>
+        <w:rPr>
+          <w:rFonts w:eastAsia="黑体"/>
+        </w:rPr>
         <w:t xml:space="preserve">、</w:t>
       </w:r>
       <m:oMath>
@@ -137,6 +155,9 @@
         </m:sSub>
       </m:oMath>
       <w:r>
+        <w:rPr>
+          <w:rFonts w:eastAsia="黑体"/>
+        </w:rPr>
         <w:t xml:space="preserve">、</w:t>
       </w:r>
       <m:oMath>
@@ -154,15 +175,21 @@
         </m:sSub>
       </m:oMath>
       <w:r>
+        <w:rPr>
+          <w:rFonts w:eastAsia="黑体"/>
+        </w:rPr>
         <w:t xml:space="preserve"> </w:t>
       </w:r>
       <w:r>
         <w:rPr>
-          <w:rFonts w:hint="eastAsia"/>
+          <w:rFonts w:hint="eastAsia" w:eastAsia="黑体"/>
         </w:rPr>
         <w:t xml:space="preserve">与电容</w:t>
       </w:r>
       <w:r>
+        <w:rPr>
+          <w:rFonts w:eastAsia="黑体"/>
+        </w:rPr>
         <w:t xml:space="preserve"> </w:t>
       </w:r>
       <m:oMath>
@@ -180,6 +207,9 @@
         </m:sSub>
       </m:oMath>
       <w:r>
+        <w:rPr>
+          <w:rFonts w:eastAsia="黑体"/>
+        </w:rPr>
         <w:t xml:space="preserve">、</w:t>
       </w:r>
       <m:oMath>
@@ -197,6 +227,9 @@
         </m:sSub>
       </m:oMath>
       <w:r>
+        <w:rPr>
+          <w:rFonts w:eastAsia="黑体"/>
+        </w:rPr>
         <w:t xml:space="preserve">、</w:t>
       </w:r>
       <m:oMath>
@@ -215,11 +248,14 @@
       </m:oMath>
       <w:r>
         <w:rPr>
-          <w:rFonts w:hint="eastAsia"/>
+          <w:rFonts w:hint="eastAsia" w:eastAsia="黑体"/>
         </w:rPr>
         <w:t xml:space="preserve">，以及输入电阻</w:t>
       </w:r>
       <w:r>
+        <w:rPr>
+          <w:rFonts w:eastAsia="黑体"/>
+        </w:rPr>
         <w:t xml:space="preserve"> </w:t>
       </w:r>
       <m:oMath>
@@ -237,15 +273,21 @@
         </m:sSub>
       </m:oMath>
       <w:r>
+        <w:rPr>
+          <w:rFonts w:eastAsia="黑体"/>
+        </w:rPr>
         <w:t xml:space="preserve"> </w:t>
       </w:r>
       <w:r>
         <w:rPr>
-          <w:rFonts w:hint="eastAsia"/>
+          <w:rFonts w:hint="eastAsia" w:eastAsia="黑体"/>
         </w:rPr>
         <w:t xml:space="preserve">组成。节点定义如下：输入节点</w:t>
       </w:r>
       <w:r>
+        <w:rPr>
+          <w:rFonts w:eastAsia="黑体"/>
+        </w:rPr>
         <w:t xml:space="preserve"> </w:t>
       </w:r>
       <m:oMath>
@@ -266,15 +308,21 @@
         </m:sSub>
       </m:oMath>
       <w:r>
+        <w:rPr>
+          <w:rFonts w:eastAsia="黑体"/>
+        </w:rPr>
         <w:t xml:space="preserve"> </w:t>
       </w:r>
       <w:r>
         <w:rPr>
-          <w:rFonts w:hint="eastAsia"/>
+          <w:rFonts w:hint="eastAsia" w:eastAsia="黑体"/>
         </w:rPr>
         <w:t xml:space="preserve">接唱头输出并串入耦合电容</w:t>
       </w:r>
       <w:r>
+        <w:rPr>
+          <w:rFonts w:eastAsia="黑体"/>
+        </w:rPr>
         <w:t xml:space="preserve"> </w:t>
       </w:r>
       <m:oMath>
@@ -293,11 +341,14 @@
       </m:oMath>
       <w:r>
         <w:rPr>
-          <w:rFonts w:hint="eastAsia"/>
+          <w:rFonts w:hint="eastAsia" w:eastAsia="黑体"/>
         </w:rPr>
         <w:t xml:space="preserve">；运放反相输入端节点</w:t>
       </w:r>
       <w:r>
+        <w:rPr>
+          <w:rFonts w:eastAsia="黑体"/>
+        </w:rPr>
         <w:t xml:space="preserve"> </w:t>
       </w:r>
       <m:oMath>
@@ -318,15 +369,21 @@
         </m:sSub>
       </m:oMath>
       <w:r>
+        <w:rPr>
+          <w:rFonts w:eastAsia="黑体"/>
+        </w:rPr>
         <w:t xml:space="preserve"> </w:t>
       </w:r>
       <w:r>
         <w:rPr>
-          <w:rFonts w:hint="eastAsia"/>
+          <w:rFonts w:hint="eastAsia" w:eastAsia="黑体"/>
         </w:rPr>
         <w:t xml:space="preserve">汇集</w:t>
       </w:r>
       <w:r>
+        <w:rPr>
+          <w:rFonts w:eastAsia="黑体"/>
+        </w:rPr>
         <w:t xml:space="preserve"> </w:t>
       </w:r>
       <m:oMath>
@@ -344,15 +401,21 @@
         </m:sSub>
       </m:oMath>
       <w:r>
+        <w:rPr>
+          <w:rFonts w:eastAsia="黑体"/>
+        </w:rPr>
         <w:t xml:space="preserve"> </w:t>
       </w:r>
       <w:r>
         <w:rPr>
-          <w:rFonts w:hint="eastAsia"/>
+          <w:rFonts w:hint="eastAsia" w:eastAsia="黑体"/>
         </w:rPr>
         <w:t xml:space="preserve">与反馈网络的返回端；输出节点</w:t>
       </w:r>
       <w:r>
+        <w:rPr>
+          <w:rFonts w:eastAsia="黑体"/>
+        </w:rPr>
         <w:t xml:space="preserve"> </w:t>
       </w:r>
       <m:oMath>
@@ -376,15 +439,21 @@
         </m:sSub>
       </m:oMath>
       <w:r>
+        <w:rPr>
+          <w:rFonts w:eastAsia="黑体"/>
+        </w:rPr>
         <w:t xml:space="preserve"> </w:t>
       </w:r>
       <w:r>
         <w:rPr>
-          <w:rFonts w:hint="eastAsia"/>
+          <w:rFonts w:hint="eastAsia" w:eastAsia="黑体"/>
         </w:rPr>
         <w:t xml:space="preserve">为运放</w:t>
       </w:r>
       <w:r>
+        <w:rPr>
+          <w:rFonts w:eastAsia="黑体"/>
+        </w:rPr>
         <w:t xml:space="preserve"> </w:t>
       </w:r>
       <m:oMath>
@@ -402,15 +471,21 @@
         </m:sSub>
       </m:oMath>
       <w:r>
+        <w:rPr>
+          <w:rFonts w:eastAsia="黑体"/>
+        </w:rPr>
         <w:t xml:space="preserve"> </w:t>
       </w:r>
       <w:r>
         <w:rPr>
-          <w:rFonts w:hint="eastAsia"/>
+          <w:rFonts w:hint="eastAsia" w:eastAsia="黑体"/>
         </w:rPr>
         <w:t xml:space="preserve">的输出；反馈节点</w:t>
       </w:r>
       <w:r>
+        <w:rPr>
+          <w:rFonts w:eastAsia="黑体"/>
+        </w:rPr>
         <w:t xml:space="preserve"> </w:t>
       </w:r>
       <m:oMath>
@@ -431,15 +506,21 @@
         </m:sSub>
       </m:oMath>
       <w:r>
+        <w:rPr>
+          <w:rFonts w:eastAsia="黑体"/>
+        </w:rPr>
         <w:t xml:space="preserve"> </w:t>
       </w:r>
       <w:r>
         <w:rPr>
-          <w:rFonts w:hint="eastAsia"/>
+          <w:rFonts w:hint="eastAsia" w:eastAsia="黑体"/>
         </w:rPr>
         <w:t xml:space="preserve">为</w:t>
       </w:r>
       <w:r>
+        <w:rPr>
+          <w:rFonts w:eastAsia="黑体"/>
+        </w:rPr>
         <w:t xml:space="preserve"> </w:t>
       </w:r>
       <m:oMath>
@@ -463,33 +544,45 @@
         </m:sSub>
       </m:oMath>
       <w:r>
+        <w:rPr>
+          <w:rFonts w:eastAsia="黑体"/>
+        </w:rPr>
         <w:t xml:space="preserve"> </w:t>
       </w:r>
       <w:r>
         <w:rPr>
-          <w:rFonts w:hint="eastAsia"/>
+          <w:rFonts w:hint="eastAsia" w:eastAsia="黑体"/>
         </w:rPr>
         <w:t xml:space="preserve">经</w:t>
       </w:r>
       <w:r>
+        <w:rPr>
+          <w:rFonts w:eastAsia="黑体"/>
+        </w:rPr>
         <w:t xml:space="preserve"> RC </w:t>
       </w:r>
       <w:r>
         <w:rPr>
-          <w:rFonts w:hint="eastAsia"/>
+          <w:rFonts w:hint="eastAsia" w:eastAsia="黑体"/>
         </w:rPr>
         <w:t xml:space="preserve">网络的连接点；地节点</w:t>
       </w:r>
       <w:r>
+        <w:rPr>
+          <w:rFonts w:eastAsia="黑体"/>
+        </w:rPr>
         <w:t xml:space="preserve"> GND </w:t>
       </w:r>
       <w:r>
         <w:rPr>
-          <w:rFonts w:hint="eastAsia"/>
+          <w:rFonts w:hint="eastAsia" w:eastAsia="黑体"/>
         </w:rPr>
         <w:t xml:space="preserve">汇集</w:t>
       </w:r>
       <w:r>
+        <w:rPr>
+          <w:rFonts w:eastAsia="黑体"/>
+        </w:rPr>
         <w:t xml:space="preserve"> </w:t>
       </w:r>
       <m:oMath>
@@ -507,11 +600,14 @@
         </m:sSub>
       </m:oMath>
       <w:r>
+        <w:rPr>
+          <w:rFonts w:eastAsia="黑体"/>
+        </w:rPr>
         <w:t xml:space="preserve"> </w:t>
       </w:r>
       <w:r>
         <w:rPr>
-          <w:rFonts w:hint="eastAsia"/>
+          <w:rFonts w:hint="eastAsia" w:eastAsia="黑体"/>
         </w:rPr>
         <w:t xml:space="preserve">的冷端、反馈网络的接地端与信号地。</w:t>
       </w:r>
@@ -520,11 +616,14 @@
       <w:pPr/>
       <w:r>
         <w:rPr>
-          <w:rFonts w:hint="eastAsia"/>
+          <w:rFonts w:hint="eastAsia" w:eastAsia="黑体"/>
         </w:rPr>
         <w:t xml:space="preserve">各元件管脚连接：运放</w:t>
       </w:r>
       <w:r>
+        <w:rPr>
+          <w:rFonts w:eastAsia="黑体"/>
+        </w:rPr>
         <w:t xml:space="preserve"> </w:t>
       </w:r>
       <m:oMath>
@@ -542,24 +641,33 @@
         </m:sSub>
       </m:oMath>
       <w:r>
+        <w:rPr>
+          <w:rFonts w:eastAsia="黑体"/>
+        </w:rPr>
         <w:t xml:space="preserve"> </w:t>
       </w:r>
       <w:r>
         <w:rPr>
-          <w:rFonts w:hint="eastAsia"/>
+          <w:rFonts w:hint="eastAsia" w:eastAsia="黑体"/>
         </w:rPr>
         <w:t xml:space="preserve">的</w:t>
       </w:r>
       <w:r>
+        <w:rPr>
+          <w:rFonts w:eastAsia="黑体"/>
+        </w:rPr>
         <w:t xml:space="preserve"> IN− </w:t>
       </w:r>
       <w:r>
         <w:rPr>
-          <w:rFonts w:hint="eastAsia"/>
+          <w:rFonts w:hint="eastAsia" w:eastAsia="黑体"/>
         </w:rPr>
         <w:t xml:space="preserve">接</w:t>
       </w:r>
       <w:r>
+        <w:rPr>
+          <w:rFonts w:eastAsia="黑体"/>
+        </w:rPr>
         <w:t xml:space="preserve"> </w:t>
       </w:r>
       <m:oMath>
@@ -581,38 +689,50 @@
       </m:oMath>
       <w:r>
         <w:rPr>
-          <w:rFonts w:hint="eastAsia"/>
+          <w:rFonts w:hint="eastAsia" w:eastAsia="黑体"/>
         </w:rPr>
         <w:t xml:space="preserve">，IN+</w:t>
       </w:r>
       <w:r>
+        <w:rPr>
+          <w:rFonts w:eastAsia="黑体"/>
+        </w:rPr>
         <w:t xml:space="preserve"> </w:t>
       </w:r>
       <w:r>
         <w:rPr>
-          <w:rFonts w:hint="eastAsia"/>
+          <w:rFonts w:hint="eastAsia" w:eastAsia="黑体"/>
         </w:rPr>
         <w:t xml:space="preserve">接</w:t>
       </w:r>
       <w:r>
+        <w:rPr>
+          <w:rFonts w:eastAsia="黑体"/>
+        </w:rPr>
         <w:t xml:space="preserve"> </w:t>
       </w:r>
       <w:r>
         <w:rPr>
-          <w:rFonts w:hint="eastAsia"/>
+          <w:rFonts w:hint="eastAsia" w:eastAsia="黑体"/>
         </w:rPr>
         <w:t xml:space="preserve">GND（交流接地或经偏置到参考地），OUT</w:t>
       </w:r>
       <w:r>
+        <w:rPr>
+          <w:rFonts w:eastAsia="黑体"/>
+        </w:rPr>
         <w:t xml:space="preserve"> </w:t>
       </w:r>
       <w:r>
         <w:rPr>
-          <w:rFonts w:hint="eastAsia"/>
+          <w:rFonts w:hint="eastAsia" w:eastAsia="黑体"/>
         </w:rPr>
         <w:t xml:space="preserve">接</w:t>
       </w:r>
       <w:r>
+        <w:rPr>
+          <w:rFonts w:eastAsia="黑体"/>
+        </w:rPr>
         <w:t xml:space="preserve"> </w:t>
       </w:r>
       <m:oMath>
@@ -637,20 +757,26 @@
       </m:oMath>
       <w:r>
         <w:rPr>
-          <w:rFonts w:hint="eastAsia"/>
+          <w:rFonts w:hint="eastAsia" w:eastAsia="黑体"/>
         </w:rPr>
         <w:t xml:space="preserve">，V+、V−</w:t>
       </w:r>
       <w:r>
+        <w:rPr>
+          <w:rFonts w:eastAsia="黑体"/>
+        </w:rPr>
         <w:t xml:space="preserve"> </w:t>
       </w:r>
       <w:r>
         <w:rPr>
-          <w:rFonts w:hint="eastAsia"/>
+          <w:rFonts w:hint="eastAsia" w:eastAsia="黑体"/>
         </w:rPr>
         <w:t xml:space="preserve">分接正负电源；耦合电容</w:t>
       </w:r>
       <w:r>
+        <w:rPr>
+          <w:rFonts w:eastAsia="黑体"/>
+        </w:rPr>
         <w:t xml:space="preserve"> </w:t>
       </w:r>
       <m:oMath>
@@ -668,15 +794,21 @@
         </m:sSub>
       </m:oMath>
       <w:r>
+        <w:rPr>
+          <w:rFonts w:eastAsia="黑体"/>
+        </w:rPr>
         <w:t xml:space="preserve"> </w:t>
       </w:r>
       <w:r>
         <w:rPr>
-          <w:rFonts w:hint="eastAsia"/>
+          <w:rFonts w:hint="eastAsia" w:eastAsia="黑体"/>
         </w:rPr>
         <w:t xml:space="preserve">一端接</w:t>
       </w:r>
       <w:r>
+        <w:rPr>
+          <w:rFonts w:eastAsia="黑体"/>
+        </w:rPr>
         <w:t xml:space="preserve"> </w:t>
       </w:r>
       <m:oMath>
@@ -698,11 +830,14 @@
       </m:oMath>
       <w:r>
         <w:rPr>
-          <w:rFonts w:hint="eastAsia"/>
+          <w:rFonts w:hint="eastAsia" w:eastAsia="黑体"/>
         </w:rPr>
         <w:t xml:space="preserve">，另一端接</w:t>
       </w:r>
       <w:r>
+        <w:rPr>
+          <w:rFonts w:eastAsia="黑体"/>
+        </w:rPr>
         <w:t xml:space="preserve"> </w:t>
       </w:r>
       <m:oMath>
@@ -724,11 +859,14 @@
       </m:oMath>
       <w:r>
         <w:rPr>
-          <w:rFonts w:hint="eastAsia"/>
+          <w:rFonts w:hint="eastAsia" w:eastAsia="黑体"/>
         </w:rPr>
         <w:t xml:space="preserve">；输入电阻</w:t>
       </w:r>
       <w:r>
+        <w:rPr>
+          <w:rFonts w:eastAsia="黑体"/>
+        </w:rPr>
         <w:t xml:space="preserve"> </w:t>
       </w:r>
       <m:oMath>
@@ -746,15 +884,21 @@
         </m:sSub>
       </m:oMath>
       <w:r>
+        <w:rPr>
+          <w:rFonts w:eastAsia="黑体"/>
+        </w:rPr>
         <w:t xml:space="preserve"> </w:t>
       </w:r>
       <w:r>
         <w:rPr>
-          <w:rFonts w:hint="eastAsia"/>
+          <w:rFonts w:hint="eastAsia" w:eastAsia="黑体"/>
         </w:rPr>
         <w:t xml:space="preserve">一端接</w:t>
       </w:r>
       <w:r>
+        <w:rPr>
+          <w:rFonts w:eastAsia="黑体"/>
+        </w:rPr>
         <w:t xml:space="preserve"> </w:t>
       </w:r>
       <m:oMath>
@@ -776,20 +920,26 @@
       </m:oMath>
       <w:r>
         <w:rPr>
-          <w:rFonts w:hint="eastAsia"/>
+          <w:rFonts w:hint="eastAsia" w:eastAsia="黑体"/>
         </w:rPr>
         <w:t xml:space="preserve">，另一端接</w:t>
       </w:r>
       <w:r>
+        <w:rPr>
+          <w:rFonts w:eastAsia="黑体"/>
+        </w:rPr>
         <w:t xml:space="preserve"> </w:t>
       </w:r>
       <w:r>
         <w:rPr>
-          <w:rFonts w:hint="eastAsia"/>
+          <w:rFonts w:hint="eastAsia" w:eastAsia="黑体"/>
         </w:rPr>
         <w:t xml:space="preserve">GND；反馈电阻</w:t>
       </w:r>
       <w:r>
+        <w:rPr>
+          <w:rFonts w:eastAsia="黑体"/>
+        </w:rPr>
         <w:t xml:space="preserve"> </w:t>
       </w:r>
       <m:oMath>
@@ -807,15 +957,21 @@
         </m:sSub>
       </m:oMath>
       <w:r>
+        <w:rPr>
+          <w:rFonts w:eastAsia="黑体"/>
+        </w:rPr>
         <w:t xml:space="preserve"> </w:t>
       </w:r>
       <w:r>
         <w:rPr>
-          <w:rFonts w:hint="eastAsia"/>
+          <w:rFonts w:hint="eastAsia" w:eastAsia="黑体"/>
         </w:rPr>
         <w:t xml:space="preserve">一端接</w:t>
       </w:r>
       <w:r>
+        <w:rPr>
+          <w:rFonts w:eastAsia="黑体"/>
+        </w:rPr>
         <w:t xml:space="preserve"> </w:t>
       </w:r>
       <m:oMath>
@@ -840,11 +996,14 @@
       </m:oMath>
       <w:r>
         <w:rPr>
-          <w:rFonts w:hint="eastAsia"/>
+          <w:rFonts w:hint="eastAsia" w:eastAsia="黑体"/>
         </w:rPr>
         <w:t xml:space="preserve">，另一端接</w:t>
       </w:r>
       <w:r>
+        <w:rPr>
+          <w:rFonts w:eastAsia="黑体"/>
+        </w:rPr>
         <w:t xml:space="preserve"> </w:t>
       </w:r>
       <m:oMath>
@@ -866,7 +1025,7 @@
       </m:oMath>
       <w:r>
         <w:rPr>
-          <w:rFonts w:hint="eastAsia"/>
+          <w:rFonts w:hint="eastAsia" w:eastAsia="黑体"/>
         </w:rPr>
         <w:t xml:space="preserve">；</w:t>
       </w:r>
@@ -885,6 +1044,9 @@
         </m:sSub>
       </m:oMath>
       <w:r>
+        <w:rPr>
+          <w:rFonts w:eastAsia="黑体"/>
+        </w:rPr>
         <w:t xml:space="preserve">、</w:t>
       </w:r>
       <m:oMath>
@@ -902,15 +1064,21 @@
         </m:sSub>
       </m:oMath>
       <w:r>
+        <w:rPr>
+          <w:rFonts w:eastAsia="黑体"/>
+        </w:rPr>
         <w:t xml:space="preserve"> </w:t>
       </w:r>
       <w:r>
         <w:rPr>
-          <w:rFonts w:hint="eastAsia"/>
+          <w:rFonts w:hint="eastAsia" w:eastAsia="黑体"/>
         </w:rPr>
         <w:t xml:space="preserve">串联构成</w:t>
       </w:r>
       <w:r>
+        <w:rPr>
+          <w:rFonts w:eastAsia="黑体"/>
+        </w:rPr>
         <w:t xml:space="preserve"> </w:t>
       </w:r>
       <m:oMath>
@@ -937,18 +1105,27 @@
         </m:r>
       </m:oMath>
       <w:r>
+        <w:rPr>
+          <w:rFonts w:eastAsia="黑体"/>
+        </w:rPr>
         <w:t xml:space="preserve"> </w:t>
       </w:r>
       <w:r>
+        <w:rPr>
+          <w:rFonts w:eastAsia="黑体"/>
+        </w:rPr>
         <w:t xml:space="preserve">Hz </w:t>
       </w:r>
       <w:r>
         <w:rPr>
-          <w:rFonts w:hint="eastAsia"/>
+          <w:rFonts w:hint="eastAsia" w:eastAsia="黑体"/>
         </w:rPr>
         <w:t xml:space="preserve">转折的支路，一端接</w:t>
       </w:r>
       <w:r>
+        <w:rPr>
+          <w:rFonts w:eastAsia="黑体"/>
+        </w:rPr>
         <w:t xml:space="preserve"> </w:t>
       </w:r>
       <m:oMath>
@@ -970,11 +1147,14 @@
       </m:oMath>
       <w:r>
         <w:rPr>
-          <w:rFonts w:hint="eastAsia"/>
+          <w:rFonts w:hint="eastAsia" w:eastAsia="黑体"/>
         </w:rPr>
         <w:t xml:space="preserve">，另一端经</w:t>
       </w:r>
       <w:r>
+        <w:rPr>
+          <w:rFonts w:eastAsia="黑体"/>
+        </w:rPr>
         <w:t xml:space="preserve"> </w:t>
       </w:r>
       <m:oMath>
@@ -992,15 +1172,21 @@
         </m:sSub>
       </m:oMath>
       <w:r>
+        <w:rPr>
+          <w:rFonts w:eastAsia="黑体"/>
+        </w:rPr>
         <w:t xml:space="preserve"> </w:t>
       </w:r>
       <w:r>
         <w:rPr>
-          <w:rFonts w:hint="eastAsia"/>
+          <w:rFonts w:hint="eastAsia" w:eastAsia="黑体"/>
         </w:rPr>
         <w:t xml:space="preserve">回到</w:t>
       </w:r>
       <w:r>
+        <w:rPr>
+          <w:rFonts w:eastAsia="黑体"/>
+        </w:rPr>
         <w:t xml:space="preserve"> </w:t>
       </w:r>
       <m:oMath>
@@ -1022,7 +1208,7 @@
       </m:oMath>
       <w:r>
         <w:rPr>
-          <w:rFonts w:hint="eastAsia"/>
+          <w:rFonts w:hint="eastAsia" w:eastAsia="黑体"/>
         </w:rPr>
         <w:t xml:space="preserve">；</w:t>
       </w:r>
@@ -1041,6 +1227,9 @@
         </m:sSub>
       </m:oMath>
       <w:r>
+        <w:rPr>
+          <w:rFonts w:eastAsia="黑体"/>
+        </w:rPr>
         <w:t xml:space="preserve">、</w:t>
       </w:r>
       <m:oMath>
@@ -1058,15 +1247,21 @@
         </m:sSub>
       </m:oMath>
       <w:r>
+        <w:rPr>
+          <w:rFonts w:eastAsia="黑体"/>
+        </w:rPr>
         <w:t xml:space="preserve"> </w:t>
       </w:r>
       <w:r>
         <w:rPr>
-          <w:rFonts w:hint="eastAsia"/>
+          <w:rFonts w:hint="eastAsia" w:eastAsia="黑体"/>
         </w:rPr>
         <w:t xml:space="preserve">构成中频转折支路并联于</w:t>
       </w:r>
       <w:r>
+        <w:rPr>
+          <w:rFonts w:eastAsia="黑体"/>
+        </w:rPr>
         <w:t xml:space="preserve"> </w:t>
       </w:r>
       <m:oMath>
@@ -1087,15 +1282,21 @@
         </m:sSub>
       </m:oMath>
       <w:r>
+        <w:rPr>
+          <w:rFonts w:eastAsia="黑体"/>
+        </w:rPr>
         <w:t xml:space="preserve"> </w:t>
       </w:r>
       <w:r>
         <w:rPr>
-          <w:rFonts w:hint="eastAsia"/>
+          <w:rFonts w:hint="eastAsia" w:eastAsia="黑体"/>
         </w:rPr>
         <w:t xml:space="preserve">与</w:t>
       </w:r>
       <w:r>
+        <w:rPr>
+          <w:rFonts w:eastAsia="黑体"/>
+        </w:rPr>
         <w:t xml:space="preserve"> </w:t>
       </w:r>
       <m:oMath>
@@ -1116,11 +1317,14 @@
         </m:sSub>
       </m:oMath>
       <w:r>
+        <w:rPr>
+          <w:rFonts w:eastAsia="黑体"/>
+        </w:rPr>
         <w:t xml:space="preserve"> </w:t>
       </w:r>
       <w:r>
         <w:rPr>
-          <w:rFonts w:hint="eastAsia"/>
+          <w:rFonts w:hint="eastAsia" w:eastAsia="黑体"/>
         </w:rPr>
         <w:t xml:space="preserve">之间；</w:t>
       </w:r>
@@ -1139,15 +1343,21 @@
         </m:sSub>
       </m:oMath>
       <w:r>
+        <w:rPr>
+          <w:rFonts w:eastAsia="黑体"/>
+        </w:rPr>
         <w:t xml:space="preserve"> </w:t>
       </w:r>
       <w:r>
         <w:rPr>
-          <w:rFonts w:hint="eastAsia"/>
+          <w:rFonts w:hint="eastAsia" w:eastAsia="黑体"/>
         </w:rPr>
         <w:t xml:space="preserve">与</w:t>
       </w:r>
       <w:r>
+        <w:rPr>
+          <w:rFonts w:eastAsia="黑体"/>
+        </w:rPr>
         <w:t xml:space="preserve"> </w:t>
       </w:r>
       <m:oMath>
@@ -1165,15 +1375,21 @@
         </m:sSub>
       </m:oMath>
       <w:r>
+        <w:rPr>
+          <w:rFonts w:eastAsia="黑体"/>
+        </w:rPr>
         <w:t xml:space="preserve"> </w:t>
       </w:r>
       <w:r>
         <w:rPr>
-          <w:rFonts w:hint="eastAsia"/>
+          <w:rFonts w:hint="eastAsia" w:eastAsia="黑体"/>
         </w:rPr>
         <w:t xml:space="preserve">构成低频转折支路，其中残余电容并接使三个时间常数</w:t>
       </w:r>
       <w:r>
+        <w:rPr>
+          <w:rFonts w:eastAsia="黑体"/>
+        </w:rPr>
         <w:t xml:space="preserve"> </w:t>
       </w:r>
       <m:oMath>
@@ -1206,6 +1422,9 @@
         </m:r>
       </m:oMath>
       <w:r>
+        <w:rPr>
+          <w:rFonts w:eastAsia="黑体"/>
+        </w:rPr>
         <w:t xml:space="preserve">、</w:t>
       </w:r>
       <m:oMath>
@@ -1238,6 +1457,9 @@
         </m:r>
       </m:oMath>
       <w:r>
+        <w:rPr>
+          <w:rFonts w:eastAsia="黑体"/>
+        </w:rPr>
         <w:t xml:space="preserve">、</w:t>
       </w:r>
       <m:oMath>
@@ -1270,15 +1492,21 @@
         </m:r>
       </m:oMath>
       <w:r>
+        <w:rPr>
+          <w:rFonts w:eastAsia="黑体"/>
+        </w:rPr>
         <w:t xml:space="preserve"> </w:t>
       </w:r>
       <w:r>
         <w:rPr>
-          <w:rFonts w:hint="eastAsia"/>
+          <w:rFonts w:hint="eastAsia" w:eastAsia="黑体"/>
         </w:rPr>
         <w:t xml:space="preserve">对应</w:t>
       </w:r>
       <w:r>
+        <w:rPr>
+          <w:rFonts w:eastAsia="黑体"/>
+        </w:rPr>
         <w:t xml:space="preserve"> </w:t>
       </w:r>
       <m:oMath>
@@ -1305,9 +1533,15 @@
         </m:r>
       </m:oMath>
       <w:r>
+        <w:rPr>
+          <w:rFonts w:eastAsia="黑体"/>
+        </w:rPr>
         <w:t xml:space="preserve"> </w:t>
       </w:r>
       <w:r>
+        <w:rPr>
+          <w:rFonts w:eastAsia="黑体"/>
+        </w:rPr>
         <w:t xml:space="preserve">Hz、</w:t>
       </w:r>
       <m:oMath>
@@ -1334,9 +1568,15 @@
         </m:r>
       </m:oMath>
       <w:r>
+        <w:rPr>
+          <w:rFonts w:eastAsia="黑体"/>
+        </w:rPr>
         <w:t xml:space="preserve"> </w:t>
       </w:r>
       <w:r>
+        <w:rPr>
+          <w:rFonts w:eastAsia="黑体"/>
+        </w:rPr>
         <w:t xml:space="preserve">Hz、</w:t>
       </w:r>
       <m:oMath>
@@ -1363,9 +1603,15 @@
         </m:r>
       </m:oMath>
       <w:r>
+        <w:rPr>
+          <w:rFonts w:eastAsia="黑体"/>
+        </w:rPr>
         <w:t xml:space="preserve"> </w:t>
       </w:r>
       <w:r>
+        <w:rPr>
+          <w:rFonts w:eastAsia="黑体"/>
+        </w:rPr>
         <w:t xml:space="preserve">Hz。</w:t>
       </w:r>
     </w:p>
@@ -1373,16 +1619,19 @@
       <w:pPr/>
       <w:r>
         <w:rPr>
-          <w:rFonts w:hint="eastAsia"/>
+          <w:rFonts w:hint="eastAsia" w:eastAsia="黑体"/>
         </w:rPr>
         <w:t xml:space="preserve">该电路为运放反相/同相放大加</w:t>
       </w:r>
       <w:r>
+        <w:rPr>
+          <w:rFonts w:eastAsia="黑体"/>
+        </w:rPr>
         <w:t xml:space="preserve"> RIAA </w:t>
       </w:r>
       <w:r>
         <w:rPr>
-          <w:rFonts w:hint="eastAsia"/>
+          <w:rFonts w:hint="eastAsia" w:eastAsia="黑体"/>
         </w:rPr>
         <w:t xml:space="preserve">反均衡负反馈网络，实现低频提升、高频衰减的唱头重放均衡与放大。</w:t>
       </w:r>
@@ -1395,7 +1644,7 @@
       </w:pPr>
       <w:r>
         <w:rPr>
-          <w:rFonts w:hint="eastAsia"/>
+          <w:rFonts w:hint="eastAsia" w:eastAsia="黑体"/>
         </w:rPr>
         <w:t xml:space="preserve">工作原理</w:t>
       </w:r>
@@ -1406,25 +1655,31 @@
       </w:pPr>
       <w:r>
         <w:rPr>
-          <w:rFonts w:hint="eastAsia"/>
+          <w:rFonts w:hint="eastAsia" w:eastAsia="黑体"/>
         </w:rPr>
         <w:t xml:space="preserve">唱片刻录时对低频衰减、高频提升（RIAA</w:t>
       </w:r>
       <w:r>
+        <w:rPr>
+          <w:rFonts w:eastAsia="黑体"/>
+        </w:rPr>
         <w:t xml:space="preserve"> </w:t>
       </w:r>
       <w:r>
         <w:rPr>
-          <w:rFonts w:hint="eastAsia"/>
+          <w:rFonts w:hint="eastAsia" w:eastAsia="黑体"/>
         </w:rPr>
         <w:t xml:space="preserve">预加重），重放时必须反向均衡（低频提升、高频衰减），使最终频响平坦。反馈网络中</w:t>
       </w:r>
       <w:r>
+        <w:rPr>
+          <w:rFonts w:eastAsia="黑体"/>
+        </w:rPr>
         <w:t xml:space="preserve"> RC </w:t>
       </w:r>
       <w:r>
         <w:rPr>
-          <w:rFonts w:hint="eastAsia"/>
+          <w:rFonts w:hint="eastAsia" w:eastAsia="黑体"/>
         </w:rPr>
         <w:t xml:space="preserve">元件形成三个转折频率（</w:t>
       </w:r>
@@ -1452,9 +1707,15 @@
         </m:r>
       </m:oMath>
       <w:r>
+        <w:rPr>
+          <w:rFonts w:eastAsia="黑体"/>
+        </w:rPr>
         <w:t xml:space="preserve"> </w:t>
       </w:r>
       <w:r>
+        <w:rPr>
+          <w:rFonts w:eastAsia="黑体"/>
+        </w:rPr>
         <w:t xml:space="preserve">Hz、</w:t>
       </w:r>
       <m:oMath>
@@ -1481,9 +1742,15 @@
         </m:r>
       </m:oMath>
       <w:r>
+        <w:rPr>
+          <w:rFonts w:eastAsia="黑体"/>
+        </w:rPr>
         <w:t xml:space="preserve"> </w:t>
       </w:r>
       <w:r>
+        <w:rPr>
+          <w:rFonts w:eastAsia="黑体"/>
+        </w:rPr>
         <w:t xml:space="preserve">Hz、</w:t>
       </w:r>
       <m:oMath>
@@ -1510,20 +1777,26 @@
         </m:r>
       </m:oMath>
       <w:r>
+        <w:rPr>
+          <w:rFonts w:eastAsia="黑体"/>
+        </w:rPr>
         <w:t xml:space="preserve"> </w:t>
       </w:r>
       <w:r>
         <w:rPr>
-          <w:rFonts w:hint="eastAsia"/>
+          <w:rFonts w:hint="eastAsia" w:eastAsia="黑体"/>
         </w:rPr>
         <w:t xml:space="preserve">Hz），配合运放增益实现</w:t>
       </w:r>
       <w:r>
+        <w:rPr>
+          <w:rFonts w:eastAsia="黑体"/>
+        </w:rPr>
         <w:t xml:space="preserve"> RIAA </w:t>
       </w:r>
       <w:r>
         <w:rPr>
-          <w:rFonts w:hint="eastAsia"/>
+          <w:rFonts w:hint="eastAsia" w:eastAsia="黑体"/>
         </w:rPr>
         <w:t xml:space="preserve">反均衡曲线。</w:t>
       </w:r>
@@ -1536,7 +1809,7 @@
       </w:pPr>
       <w:r>
         <w:rPr>
-          <w:rFonts w:hint="eastAsia"/>
+          <w:rFonts w:hint="eastAsia" w:eastAsia="黑体"/>
         </w:rPr>
         <w:t xml:space="preserve">关键计算公式</w:t>
       </w:r>
@@ -1549,11 +1822,14 @@
         </w:numPr>
       </w:pPr>
       <w:r>
+        <w:rPr>
+          <w:rFonts w:eastAsia="黑体"/>
+        </w:rPr>
         <w:t xml:space="preserve">RIAA </w:t>
       </w:r>
       <w:r>
         <w:rPr>
-          <w:rFonts w:hint="eastAsia"/>
+          <w:rFonts w:hint="eastAsia" w:eastAsia="黑体"/>
         </w:rPr>
         <w:t xml:space="preserve">三个时间常数：</w:t>
       </w:r>
@@ -1700,7 +1976,7 @@
       </w:pPr>
       <w:r>
         <w:rPr>
-          <w:rFonts w:hint="eastAsia"/>
+          <w:rFonts w:hint="eastAsia" w:eastAsia="黑体"/>
         </w:rPr>
         <w:t xml:space="preserve">对应转折频率：</w:t>
       </w:r>
@@ -1946,16 +2222,19 @@
       </w:pPr>
       <w:r>
         <w:rPr>
-          <w:rFonts w:hint="eastAsia"/>
+          <w:rFonts w:hint="eastAsia" w:eastAsia="黑体"/>
         </w:rPr>
         <w:t xml:space="preserve">时间常数与</w:t>
       </w:r>
       <w:r>
+        <w:rPr>
+          <w:rFonts w:eastAsia="黑体"/>
+        </w:rPr>
         <w:t xml:space="preserve"> RC </w:t>
       </w:r>
       <w:r>
         <w:rPr>
-          <w:rFonts w:hint="eastAsia"/>
+          <w:rFonts w:hint="eastAsia" w:eastAsia="黑体"/>
         </w:rPr>
         <w:t xml:space="preserve">关系：</w:t>
       </w:r>
@@ -1996,20 +2275,26 @@
         </w:numPr>
       </w:pPr>
       <w:r>
+        <w:rPr>
+          <w:rFonts w:eastAsia="黑体"/>
+        </w:rPr>
         <w:t xml:space="preserve">1 kHz </w:t>
       </w:r>
       <w:r>
         <w:rPr>
-          <w:rFonts w:hint="eastAsia"/>
+          <w:rFonts w:hint="eastAsia" w:eastAsia="黑体"/>
         </w:rPr>
         <w:t xml:space="preserve">处增益（典型</w:t>
       </w:r>
       <w:r>
+        <w:rPr>
+          <w:rFonts w:eastAsia="黑体"/>
+        </w:rPr>
         <w:t xml:space="preserve"> MM </w:t>
       </w:r>
       <w:r>
         <w:rPr>
-          <w:rFonts w:hint="eastAsia"/>
+          <w:rFonts w:hint="eastAsia" w:eastAsia="黑体"/>
         </w:rPr>
         <w:t xml:space="preserve">级）：</w:t>
       </w:r>
@@ -2107,7 +2392,7 @@
             </w:pPr>
             <w:r>
               <w:rPr>
-                <w:rFonts w:hint="eastAsia"/>
+                <w:rFonts w:hint="eastAsia" w:eastAsia="黑体"/>
               </w:rPr>
               <w:t xml:space="preserve">符号</w:t>
             </w:r>
@@ -2121,7 +2406,7 @@
             </w:pPr>
             <w:r>
               <w:rPr>
-                <w:rFonts w:hint="eastAsia"/>
+                <w:rFonts w:hint="eastAsia" w:eastAsia="黑体"/>
               </w:rPr>
               <w:t xml:space="preserve">含义</w:t>
             </w:r>
@@ -2135,7 +2420,7 @@
             </w:pPr>
             <w:r>
               <w:rPr>
-                <w:rFonts w:hint="eastAsia"/>
+                <w:rFonts w:hint="eastAsia" w:eastAsia="黑体"/>
               </w:rPr>
               <w:t xml:space="preserve">单位</w:t>
             </w:r>
@@ -2200,6 +2485,9 @@
               </m:sSub>
             </m:oMath>
             <w:r>
+              <w:rPr>
+                <w:rFonts w:eastAsia="黑体"/>
+              </w:rPr>
               <w:t xml:space="preserve">​</w:t>
             </w:r>
           </w:p>
@@ -2211,11 +2499,14 @@
               <w:pStyle w:val="Compact"/>
             </w:pPr>
             <w:r>
+              <w:rPr>
+                <w:rFonts w:eastAsia="黑体"/>
+              </w:rPr>
               <w:t xml:space="preserve">RIAA </w:t>
             </w:r>
             <w:r>
               <w:rPr>
-                <w:rFonts w:hint="eastAsia"/>
+                <w:rFonts w:hint="eastAsia" w:eastAsia="黑体"/>
               </w:rPr>
               <w:t xml:space="preserve">时间常数</w:t>
             </w:r>
@@ -2228,6 +2519,9 @@
               <w:pStyle w:val="Compact"/>
             </w:pPr>
             <w:r>
+              <w:rPr>
+                <w:rFonts w:eastAsia="黑体"/>
+              </w:rPr>
               <w:t xml:space="preserve">s</w:t>
             </w:r>
           </w:p>
@@ -2291,6 +2585,9 @@
               </m:sSub>
             </m:oMath>
             <w:r>
+              <w:rPr>
+                <w:rFonts w:eastAsia="黑体"/>
+              </w:rPr>
               <w:t xml:space="preserve">​</w:t>
             </w:r>
           </w:p>
@@ -2303,7 +2600,7 @@
             </w:pPr>
             <w:r>
               <w:rPr>
-                <w:rFonts w:hint="eastAsia"/>
+                <w:rFonts w:hint="eastAsia" w:eastAsia="黑体"/>
               </w:rPr>
               <w:t xml:space="preserve">转折频率</w:t>
             </w:r>
@@ -2316,6 +2613,9 @@
               <w:pStyle w:val="Compact"/>
             </w:pPr>
             <w:r>
+              <w:rPr>
+                <w:rFonts w:eastAsia="黑体"/>
+              </w:rPr>
               <w:t xml:space="preserve">Hz</w:t>
             </w:r>
           </w:p>
@@ -2343,6 +2643,9 @@
               </m:r>
             </m:oMath>
             <w:r>
+              <w:rPr>
+                <w:rFonts w:eastAsia="黑体"/>
+              </w:rPr>
               <w:t xml:space="preserve">​</w:t>
             </w:r>
           </w:p>
@@ -2355,7 +2658,7 @@
             </w:pPr>
             <w:r>
               <w:rPr>
-                <w:rFonts w:hint="eastAsia"/>
+                <w:rFonts w:hint="eastAsia" w:eastAsia="黑体"/>
               </w:rPr>
               <w:t xml:space="preserve">均衡网络电阻、电容</w:t>
             </w:r>
@@ -2368,6 +2671,9 @@
               <w:pStyle w:val="Compact"/>
             </w:pPr>
             <w:r>
+              <w:rPr>
+                <w:rFonts w:eastAsia="黑体"/>
+              </w:rPr>
               <w:t xml:space="preserve">Ω、F</w:t>
             </w:r>
           </w:p>
@@ -2395,6 +2701,9 @@
               </m:sSub>
             </m:oMath>
             <w:r>
+              <w:rPr>
+                <w:rFonts w:eastAsia="黑体"/>
+              </w:rPr>
               <w:t xml:space="preserve">​</w:t>
             </w:r>
           </w:p>
@@ -2407,7 +2716,7 @@
             </w:pPr>
             <w:r>
               <w:rPr>
-                <w:rFonts w:hint="eastAsia"/>
+                <w:rFonts w:hint="eastAsia" w:eastAsia="黑体"/>
               </w:rPr>
               <w:t xml:space="preserve">增益</w:t>
             </w:r>
@@ -2420,6 +2729,9 @@
               <w:pStyle w:val="Compact"/>
             </w:pPr>
             <w:r>
+              <w:rPr>
+                <w:rFonts w:eastAsia="黑体"/>
+              </w:rPr>
               <w:t xml:space="preserve">—</w:t>
             </w:r>
           </w:p>
@@ -2434,7 +2746,7 @@
       </w:pPr>
       <w:r>
         <w:rPr>
-          <w:rFonts w:hint="eastAsia"/>
+          <w:rFonts w:hint="eastAsia" w:eastAsia="黑体"/>
         </w:rPr>
         <w:t xml:space="preserve">元件调整影响</w:t>
       </w:r>
@@ -2449,7 +2761,7 @@
       </w:pPr>
       <w:r>
         <w:rPr>
-          <w:rFonts w:hint="eastAsia"/>
+          <w:rFonts w:hint="eastAsia" w:eastAsia="黑体"/>
           <w:b/>
           <w:bCs/>
         </w:rPr>
@@ -2457,6 +2769,7 @@
       </w:r>
       <w:r>
         <w:rPr>
+          <w:rFonts w:eastAsia="黑体"/>
           <w:b/>
           <w:bCs/>
         </w:rPr>
@@ -2464,7 +2777,7 @@
       </w:r>
       <w:r>
         <w:rPr>
-          <w:rFonts w:hint="eastAsia"/>
+          <w:rFonts w:hint="eastAsia" w:eastAsia="黑体"/>
           <w:b/>
           <w:bCs/>
         </w:rPr>
@@ -2472,6 +2785,7 @@
       </w:r>
       <w:r>
         <w:rPr>
+          <w:rFonts w:eastAsia="黑体"/>
           <w:b/>
           <w:bCs/>
         </w:rPr>
@@ -2479,7 +2793,7 @@
       </w:r>
       <w:r>
         <w:rPr>
-          <w:rFonts w:hint="eastAsia"/>
+          <w:rFonts w:hint="eastAsia" w:eastAsia="黑体"/>
           <w:b/>
           <w:bCs/>
         </w:rPr>
@@ -2487,29 +2801,39 @@
       </w:r>
       <w:r>
         <w:rPr>
+          <w:rFonts w:eastAsia="黑体"/>
           <w:b/>
           <w:bCs/>
         </w:rPr>
         <w:t xml:space="preserve"> ↑</w:t>
       </w:r>
       <w:r>
+        <w:rPr>
+          <w:rFonts w:eastAsia="黑体"/>
+        </w:rPr>
         <w:t xml:space="preserve"> </w:t>
       </w:r>
       <w:r>
+        <w:rPr>
+          <w:rFonts w:eastAsia="黑体"/>
+        </w:rPr>
         <w:t xml:space="preserve">→ </w:t>
       </w:r>
       <w:r>
         <w:rPr>
-          <w:rFonts w:hint="eastAsia"/>
+          <w:rFonts w:hint="eastAsia" w:eastAsia="黑体"/>
         </w:rPr>
         <w:t xml:space="preserve">对应转折频率偏移，频响偏离</w:t>
       </w:r>
       <w:r>
+        <w:rPr>
+          <w:rFonts w:eastAsia="黑体"/>
+        </w:rPr>
         <w:t xml:space="preserve"> RIAA </w:t>
       </w:r>
       <w:r>
         <w:rPr>
-          <w:rFonts w:hint="eastAsia"/>
+          <w:rFonts w:hint="eastAsia" w:eastAsia="黑体"/>
         </w:rPr>
         <w:t xml:space="preserve">标准，听感改变。</w:t>
       </w:r>
@@ -2524,7 +2848,7 @@
       </w:pPr>
       <w:r>
         <w:rPr>
-          <w:rFonts w:hint="eastAsia"/>
+          <w:rFonts w:hint="eastAsia" w:eastAsia="黑体"/>
           <w:b/>
           <w:bCs/>
         </w:rPr>
@@ -2532,20 +2856,27 @@
       </w:r>
       <w:r>
         <w:rPr>
+          <w:rFonts w:eastAsia="黑体"/>
           <w:b/>
           <w:bCs/>
         </w:rPr>
         <w:t xml:space="preserve"> ↑</w:t>
       </w:r>
       <w:r>
+        <w:rPr>
+          <w:rFonts w:eastAsia="黑体"/>
+        </w:rPr>
         <w:t xml:space="preserve"> </w:t>
       </w:r>
       <w:r>
+        <w:rPr>
+          <w:rFonts w:eastAsia="黑体"/>
+        </w:rPr>
         <w:t xml:space="preserve">→ </w:t>
       </w:r>
       <w:r>
         <w:rPr>
-          <w:rFonts w:hint="eastAsia"/>
+          <w:rFonts w:hint="eastAsia" w:eastAsia="黑体"/>
         </w:rPr>
         <w:t xml:space="preserve">输出电压提高，但噪声与过载风险增加。</w:t>
       </w:r>
@@ -2560,7 +2891,7 @@
       </w:pPr>
       <w:r>
         <w:rPr>
-          <w:rFonts w:hint="eastAsia"/>
+          <w:rFonts w:hint="eastAsia" w:eastAsia="黑体"/>
         </w:rPr>
         <w:t xml:space="preserve">反馈网络元件精度直接决定均衡精度，须选用高精度（≤1%）元件。</w:t>
       </w:r>
@@ -2574,11 +2905,14 @@
         </w:numPr>
       </w:pPr>
       <w:r>
+        <w:rPr>
+          <w:rFonts w:eastAsia="黑体"/>
+        </w:rPr>
         <w:t xml:space="preserve">MC </w:t>
       </w:r>
       <w:r>
         <w:rPr>
-          <w:rFonts w:hint="eastAsia"/>
+          <w:rFonts w:hint="eastAsia" w:eastAsia="黑体"/>
         </w:rPr>
         <w:t xml:space="preserve">唱头输出更弱，需额外低噪声预放级或升压变压器。</w:t>
       </w:r>
@@ -2591,7 +2925,7 @@
       </w:pPr>
       <w:r>
         <w:rPr>
-          <w:rFonts w:hint="eastAsia"/>
+          <w:rFonts w:hint="eastAsia" w:eastAsia="黑体"/>
         </w:rPr>
         <w:t xml:space="preserve">典型参数示例</w:t>
       </w:r>
@@ -2606,11 +2940,14 @@
       </w:pPr>
       <w:r>
         <w:rPr>
-          <w:rFonts w:hint="eastAsia"/>
+          <w:rFonts w:hint="eastAsia" w:eastAsia="黑体"/>
         </w:rPr>
         <w:t xml:space="preserve">反馈网络取</w:t>
       </w:r>
       <w:r>
+        <w:rPr>
+          <w:rFonts w:eastAsia="黑体"/>
+        </w:rPr>
         <w:t xml:space="preserve"> </w:t>
       </w:r>
       <m:oMath>
@@ -2638,6 +2975,9 @@
         </m:r>
       </m:oMath>
       <w:r>
+        <w:rPr>
+          <w:rFonts w:eastAsia="黑体"/>
+        </w:rPr>
         <w:t xml:space="preserve">、</w:t>
       </w:r>
       <m:oMath>
@@ -2666,7 +3006,7 @@
       </m:oMath>
       <w:r>
         <w:rPr>
-          <w:rFonts w:hint="eastAsia"/>
+          <w:rFonts w:hint="eastAsia" w:eastAsia="黑体"/>
         </w:rPr>
         <w:t xml:space="preserve">：</w:t>
       </w:r>
@@ -2762,11 +3102,14 @@
       </m:oMath>
       <w:r>
         <w:rPr>
-          <w:rFonts w:hint="eastAsia"/>
+          <w:rFonts w:hint="eastAsia" w:eastAsia="黑体"/>
         </w:rPr>
         <w:t xml:space="preserve">，对应</w:t>
       </w:r>
       <w:r>
+        <w:rPr>
+          <w:rFonts w:eastAsia="黑体"/>
+        </w:rPr>
         <w:t xml:space="preserve"> </w:t>
       </w:r>
       <m:oMath>
@@ -2803,6 +3146,9 @@
         </m:r>
       </m:oMath>
       <w:r>
+        <w:rPr>
+          <w:rFonts w:eastAsia="黑体"/>
+        </w:rPr>
         <w:t xml:space="preserve">。</w:t>
       </w:r>
     </w:p>
@@ -2816,11 +3162,14 @@
       </w:pPr>
       <w:r>
         <w:rPr>
-          <w:rFonts w:hint="eastAsia"/>
+          <w:rFonts w:hint="eastAsia" w:eastAsia="黑体"/>
         </w:rPr>
         <w:t xml:space="preserve">取</w:t>
       </w:r>
       <w:r>
+        <w:rPr>
+          <w:rFonts w:eastAsia="黑体"/>
+        </w:rPr>
         <w:t xml:space="preserve"> </w:t>
       </w:r>
       <m:oMath>
@@ -2848,6 +3197,9 @@
         </m:r>
       </m:oMath>
       <w:r>
+        <w:rPr>
+          <w:rFonts w:eastAsia="黑体"/>
+        </w:rPr>
         <w:t xml:space="preserve">、</w:t>
       </w:r>
       <m:oMath>
@@ -2876,7 +3228,7 @@
       </m:oMath>
       <w:r>
         <w:rPr>
-          <w:rFonts w:hint="eastAsia"/>
+          <w:rFonts w:hint="eastAsia" w:eastAsia="黑体"/>
         </w:rPr>
         <w:t xml:space="preserve">：</w:t>
       </w:r>
@@ -2909,11 +3261,14 @@
       </m:oMath>
       <w:r>
         <w:rPr>
-          <w:rFonts w:hint="eastAsia"/>
+          <w:rFonts w:hint="eastAsia" w:eastAsia="黑体"/>
         </w:rPr>
         <w:t xml:space="preserve">，对应</w:t>
       </w:r>
       <w:r>
+        <w:rPr>
+          <w:rFonts w:eastAsia="黑体"/>
+        </w:rPr>
         <w:t xml:space="preserve"> </w:t>
       </w:r>
       <m:oMath>
@@ -2950,6 +3305,9 @@
         </m:r>
       </m:oMath>
       <w:r>
+        <w:rPr>
+          <w:rFonts w:eastAsia="黑体"/>
+        </w:rPr>
         <w:t xml:space="preserve">。</w:t>
       </w:r>
     </w:p>
@@ -2961,7 +3319,7 @@
       </w:pPr>
       <w:r>
         <w:rPr>
-          <w:rFonts w:hint="eastAsia"/>
+          <w:rFonts w:hint="eastAsia" w:eastAsia="黑体"/>
         </w:rPr>
         <w:t xml:space="preserve">常见器件型号</w:t>
       </w:r>
@@ -2976,7 +3334,7 @@
       </w:pPr>
       <w:r>
         <w:rPr>
-          <w:rFonts w:hint="eastAsia"/>
+          <w:rFonts w:hint="eastAsia" w:eastAsia="黑体"/>
         </w:rPr>
         <w:t xml:space="preserve">低噪声运放：NE5532、LM4562、OPA1612、AD797。</w:t>
       </w:r>
@@ -2991,16 +3349,19 @@
       </w:pPr>
       <w:r>
         <w:rPr>
-          <w:rFonts w:hint="eastAsia"/>
+          <w:rFonts w:hint="eastAsia" w:eastAsia="黑体"/>
         </w:rPr>
         <w:t xml:space="preserve">集成唱放：TDA7297（音频）、常用唱放</w:t>
       </w:r>
       <w:r>
+        <w:rPr>
+          <w:rFonts w:eastAsia="黑体"/>
+        </w:rPr>
         <w:t xml:space="preserve"> IC </w:t>
       </w:r>
       <w:r>
         <w:rPr>
-          <w:rFonts w:hint="eastAsia"/>
+          <w:rFonts w:hint="eastAsia" w:eastAsia="黑体"/>
         </w:rPr>
         <w:t xml:space="preserve">按需选型。</w:t>
       </w:r>
@@ -3013,7 +3374,7 @@
       </w:pPr>
       <w:r>
         <w:rPr>
-          <w:rFonts w:hint="eastAsia"/>
+          <w:rFonts w:hint="eastAsia" w:eastAsia="黑体"/>
         </w:rPr>
         <w:t xml:space="preserve">注意事项</w:t>
       </w:r>
@@ -3028,34 +3389,43 @@
       </w:pPr>
       <w:r>
         <w:rPr>
-          <w:rFonts w:hint="eastAsia"/>
+          <w:rFonts w:hint="eastAsia" w:eastAsia="黑体"/>
         </w:rPr>
         <w:t xml:space="preserve">唱头阻抗较低（MM</w:t>
       </w:r>
       <w:r>
+        <w:rPr>
+          <w:rFonts w:eastAsia="黑体"/>
+        </w:rPr>
         <w:t xml:space="preserve"> </w:t>
       </w:r>
       <w:r>
         <w:rPr>
-          <w:rFonts w:hint="eastAsia"/>
+          <w:rFonts w:hint="eastAsia" w:eastAsia="黑体"/>
         </w:rPr>
         <w:t xml:space="preserve">约</w:t>
       </w:r>
       <w:r>
+        <w:rPr>
+          <w:rFonts w:eastAsia="黑体"/>
+        </w:rPr>
         <w:t xml:space="preserve"> 47 kΩ </w:t>
       </w:r>
       <w:r>
         <w:rPr>
-          <w:rFonts w:hint="eastAsia"/>
+          <w:rFonts w:hint="eastAsia" w:eastAsia="黑体"/>
         </w:rPr>
         <w:t xml:space="preserve">负载、MC</w:t>
       </w:r>
       <w:r>
+        <w:rPr>
+          <w:rFonts w:eastAsia="黑体"/>
+        </w:rPr>
         <w:t xml:space="preserve"> </w:t>
       </w:r>
       <w:r>
         <w:rPr>
-          <w:rFonts w:hint="eastAsia"/>
+          <w:rFonts w:hint="eastAsia" w:eastAsia="黑体"/>
         </w:rPr>
         <w:t xml:space="preserve">更低），输入阻抗需匹配。</w:t>
       </w:r>
@@ -3069,11 +3439,14 @@
         </w:numPr>
       </w:pPr>
       <w:r>
+        <w:rPr>
+          <w:rFonts w:eastAsia="黑体"/>
+        </w:rPr>
         <w:t xml:space="preserve">50 Hz </w:t>
       </w:r>
       <w:r>
         <w:rPr>
-          <w:rFonts w:hint="eastAsia"/>
+          <w:rFonts w:hint="eastAsia" w:eastAsia="黑体"/>
         </w:rPr>
         <w:t xml:space="preserve">处增益随频率降低而升高，须抑制电源工频干扰与转盘机械噪声。</w:t>
       </w:r>
@@ -3088,7 +3461,7 @@
       </w:pPr>
       <w:r>
         <w:rPr>
-          <w:rFonts w:hint="eastAsia"/>
+          <w:rFonts w:hint="eastAsia" w:eastAsia="黑体"/>
         </w:rPr>
         <w:t xml:space="preserve">元件精度不足会导致低频翘曲或高频滚降误差，需严格选配。</w:t>
       </w:r>
@@ -3101,7 +3474,7 @@
       </w:pPr>
       <w:r>
         <w:rPr>
-          <w:rFonts w:hint="eastAsia"/>
+          <w:rFonts w:hint="eastAsia" w:eastAsia="黑体"/>
         </w:rPr>
         <w:t xml:space="preserve">参考资料</w:t>
       </w:r>
@@ -3115,6 +3488,9 @@
         </w:numPr>
       </w:pPr>
       <w:r>
+        <w:rPr>
+          <w:rFonts w:eastAsia="黑体"/>
+        </w:rPr>
         <w:t xml:space="preserve">Wikipedia: RIAA equalization。</w:t>
       </w:r>
     </w:p>
@@ -3127,11 +3503,14 @@
         </w:numPr>
       </w:pPr>
       <w:r>
+        <w:rPr>
+          <w:rFonts w:eastAsia="黑体"/>
+        </w:rPr>
         <w:t xml:space="preserve">TI: OPA1612 </w:t>
       </w:r>
       <w:r>
         <w:rPr>
-          <w:rFonts w:hint="eastAsia"/>
+          <w:rFonts w:hint="eastAsia" w:eastAsia="黑体"/>
         </w:rPr>
         <w:t xml:space="preserve">数据手册（低噪声音频）。</w:t>
       </w:r>
@@ -3146,7 +3525,7 @@
       </w:pPr>
       <w:r>
         <w:rPr>
-          <w:rFonts w:hint="eastAsia"/>
+          <w:rFonts w:hint="eastAsia" w:eastAsia="黑体"/>
         </w:rPr>
         <w:t xml:space="preserve">《音频测量与控制》唱机前置放大器设计。</w:t>
       </w:r>
@@ -3160,11 +3539,11 @@
       </w:pPr>
       <w:r>
         <w:rPr>
-          <w:rFonts w:ascii="Times New Roman" w:hAnsi="Times New Roman"/>
+          <w:rFonts w:ascii="Times New Roman" w:hAnsi="Times New Roman" w:eastAsia="黑体"/>
           <w:color w:val="555555"/>
           <w:sz w:val="21"/>
         </w:rPr>
-        <w:t>材料收集者：杜文杰</w:t>
+        <w:t>材料收集者：杜文杰，WX手机：19519196569，QQ:3478827729</w:t>
       </w:r>
     </w:p>
     <w:sectPr>
@@ -3184,7 +3563,7 @@
 </file>
 
 <file path=word/footer1.xml><?xml version="1.0" encoding="utf-8"?>
-<w:ftr xmlns:m="http://schemas.openxmlformats.org/officeDocument/2006/math" xmlns:mc="http://schemas.openxmlformats.org/markup-compatibility/2006" xmlns:mo="http://schemas.microsoft.com/office/mac/office/2008/main" xmlns:mv="urn:schemas-microsoft-com:mac:vml" xmlns:o="urn:schemas-microsoft-com:office:office" xmlns:r="http://schemas.openxmlformats.org/officeDocument/2006/relationships" xmlns:v="urn:schemas-microsoft-com:vml" xmlns:w10="urn:schemas-microsoft-com:office:word" xmlns:w14="http://schemas.microsoft.com/office/word/2010/wordml" xmlns:w="http://schemas.openxmlformats.org/wordprocessingml/2006/main" xmlns:wne="http://schemas.microsoft.com/office/word/2006/wordml" xmlns:wp14="http://schemas.microsoft.com/office/word/2010/wordprocessingDrawing" xmlns:wp="http://schemas.openxmlformats.org/drawingml/2006/wordprocessingDrawing" xmlns:wpc="http://schemas.microsoft.com/office/word/2010/wordprocessingCanvas" xmlns:wpg="http://schemas.microsoft.com/office/word/2010/wordprocessingGroup" xmlns:wpi="http://schemas.microsoft.com/office/word/2010/wordprocessingInk" xmlns:wps="http://schemas.microsoft.com/office/word/2010/wordprocessingShape" mc:Ignorable="w14 wp14">
+<w:ftr xmlns:mc="http://schemas.openxmlformats.org/markup-compatibility/2006" xmlns:w="http://schemas.openxmlformats.org/wordprocessingml/2006/main" xmlns:m="http://schemas.openxmlformats.org/officeDocument/2006/math" xmlns:mo="http://schemas.microsoft.com/office/mac/office/2008/main" xmlns:mv="urn:schemas-microsoft-com:mac:vml" xmlns:o="urn:schemas-microsoft-com:office:office" xmlns:r="http://schemas.openxmlformats.org/officeDocument/2006/relationships" xmlns:v="urn:schemas-microsoft-com:vml" xmlns:w10="urn:schemas-microsoft-com:office:word" xmlns:w14="http://schemas.microsoft.com/office/word/2010/wordml" xmlns:wne="http://schemas.microsoft.com/office/word/2006/wordml" xmlns:wp14="http://schemas.microsoft.com/office/word/2010/wordprocessingDrawing" xmlns:wp="http://schemas.openxmlformats.org/drawingml/2006/wordprocessingDrawing" xmlns:wpc="http://schemas.microsoft.com/office/word/2010/wordprocessingCanvas" xmlns:wpg="http://schemas.microsoft.com/office/word/2010/wordprocessingGroup" xmlns:wpi="http://schemas.microsoft.com/office/word/2010/wordprocessingInk" xmlns:wps="http://schemas.microsoft.com/office/word/2010/wordprocessingShape" mc:Ignorable="w14 wp14">
   <w:p>
     <w:pPr>
       <w:pStyle w:val="Footer"/>
@@ -3192,12 +3571,14 @@
     </w:pPr>
     <w:r>
       <w:rPr>
+        <w:rFonts w:eastAsia="黑体"/>
         <w:sz w:val="18"/>
       </w:rPr>
       <w:t xml:space="preserve">第 </w:t>
     </w:r>
     <w:r>
       <w:rPr>
+        <w:rFonts w:eastAsia="黑体"/>
         <w:sz w:val="18"/>
       </w:rPr>
       <w:fldChar w:fldCharType="begin"/>
@@ -3206,6 +3587,7 @@
     </w:r>
     <w:r>
       <w:rPr>
+        <w:rFonts w:eastAsia="黑体"/>
         <w:sz w:val="18"/>
       </w:rPr>
       <w:t xml:space="preserve"> 页</w:t>
@@ -3219,6 +3601,9 @@
   <w:footnote w:type="continuationSeparator" w:id="0">
     <w:p>
       <w:r>
+        <w:rPr>
+          <w:rFonts w:eastAsia="黑体"/>
+        </w:rPr>
         <w:continuationSeparator/>
       </w:r>
     </w:p>
@@ -3226,6 +3611,9 @@
   <w:footnote w:type="separator" w:id="-1">
     <w:p>
       <w:r>
+        <w:rPr>
+          <w:rFonts w:eastAsia="黑体"/>
+        </w:rPr>
         <w:separator/>
       </w:r>
     </w:p>
@@ -3234,7 +3622,7 @@
 </file>
 
 <file path=word/header1.xml><?xml version="1.0" encoding="utf-8"?>
-<w:hdr xmlns:m="http://schemas.openxmlformats.org/officeDocument/2006/math" xmlns:mc="http://schemas.openxmlformats.org/markup-compatibility/2006" xmlns:mo="http://schemas.microsoft.com/office/mac/office/2008/main" xmlns:mv="urn:schemas-microsoft-com:mac:vml" xmlns:o="urn:schemas-microsoft-com:office:office" xmlns:r="http://schemas.openxmlformats.org/officeDocument/2006/relationships" xmlns:v="urn:schemas-microsoft-com:vml" xmlns:w10="urn:schemas-microsoft-com:office:word" xmlns:w14="http://schemas.microsoft.com/office/word/2010/wordml" xmlns:w="http://schemas.openxmlformats.org/wordprocessingml/2006/main" xmlns:wne="http://schemas.microsoft.com/office/word/2006/wordml" xmlns:wp14="http://schemas.microsoft.com/office/word/2010/wordprocessingDrawing" xmlns:wp="http://schemas.openxmlformats.org/drawingml/2006/wordprocessingDrawing" xmlns:wpc="http://schemas.microsoft.com/office/word/2010/wordprocessingCanvas" xmlns:wpg="http://schemas.microsoft.com/office/word/2010/wordprocessingGroup" xmlns:wpi="http://schemas.microsoft.com/office/word/2010/wordprocessingInk" xmlns:wps="http://schemas.microsoft.com/office/word/2010/wordprocessingShape" mc:Ignorable="w14 wp14">
+<w:hdr xmlns:mc="http://schemas.openxmlformats.org/markup-compatibility/2006" xmlns:w="http://schemas.openxmlformats.org/wordprocessingml/2006/main" xmlns:m="http://schemas.openxmlformats.org/officeDocument/2006/math" xmlns:mo="http://schemas.microsoft.com/office/mac/office/2008/main" xmlns:mv="urn:schemas-microsoft-com:mac:vml" xmlns:o="urn:schemas-microsoft-com:office:office" xmlns:r="http://schemas.openxmlformats.org/officeDocument/2006/relationships" xmlns:v="urn:schemas-microsoft-com:vml" xmlns:w10="urn:schemas-microsoft-com:office:word" xmlns:w14="http://schemas.microsoft.com/office/word/2010/wordml" xmlns:wne="http://schemas.microsoft.com/office/word/2006/wordml" xmlns:wp14="http://schemas.microsoft.com/office/word/2010/wordprocessingDrawing" xmlns:wp="http://schemas.openxmlformats.org/drawingml/2006/wordprocessingDrawing" xmlns:wpc="http://schemas.microsoft.com/office/word/2010/wordprocessingCanvas" xmlns:wpg="http://schemas.microsoft.com/office/word/2010/wordprocessingGroup" xmlns:wpi="http://schemas.microsoft.com/office/word/2010/wordprocessingInk" xmlns:wps="http://schemas.microsoft.com/office/word/2010/wordprocessingShape" mc:Ignorable="w14 wp14">
   <w:p>
     <w:pPr>
       <w:pStyle w:val="Header"/>
@@ -3242,7 +3630,7 @@
     </w:pPr>
     <w:r>
       <w:rPr>
-        <w:rFonts w:ascii="Times New Roman" w:hAnsi="Times New Roman"/>
+        <w:rFonts w:ascii="Times New Roman" w:hAnsi="Times New Roman" w:eastAsia="黑体"/>
         <w:sz w:val="18"/>
         <w:rFonts w:eastAsia="黑体"/>
         <w:rFonts w:eastAsia="黑体"/>
@@ -3254,7 +3642,7 @@
 </file>
 
 <file path=word/numbering.xml><?xml version="1.0" encoding="utf-8"?>
-<w:numbering xmlns:m="http://schemas.openxmlformats.org/officeDocument/2006/math" xmlns:mc="http://schemas.openxmlformats.org/markup-compatibility/2006" xmlns:mo="http://schemas.microsoft.com/office/mac/office/2008/main" xmlns:mv="urn:schemas-microsoft-com:mac:vml" xmlns:o="urn:schemas-microsoft-com:office:office" xmlns:r="http://schemas.openxmlformats.org/officeDocument/2006/relationships" xmlns:v="urn:schemas-microsoft-com:vml" xmlns:w="http://schemas.openxmlformats.org/wordprocessingml/2006/main" xmlns:w10="urn:schemas-microsoft-com:office:word" xmlns:w14="http://schemas.microsoft.com/office/word/2010/wordml" xmlns:wne="http://schemas.microsoft.com/office/word/2006/wordml" xmlns:wp="http://schemas.openxmlformats.org/drawingml/2006/wordprocessingDrawing" xmlns:wp14="http://schemas.microsoft.com/office/word/2010/wordprocessingDrawing" xmlns:wpc="http://schemas.microsoft.com/office/word/2010/wordprocessingCanvas" xmlns:wpg="http://schemas.microsoft.com/office/word/2010/wordprocessingGroup" xmlns:wpi="http://schemas.microsoft.com/office/word/2010/wordprocessingInk" xmlns:wps="http://schemas.microsoft.com/office/word/2010/wordprocessingShape" mc:Ignorable="w14 wp14">
+<w:numbering xmlns:mc="http://schemas.openxmlformats.org/markup-compatibility/2006" xmlns:w="http://schemas.openxmlformats.org/wordprocessingml/2006/main" xmlns:m="http://schemas.openxmlformats.org/officeDocument/2006/math" xmlns:mo="http://schemas.microsoft.com/office/mac/office/2008/main" xmlns:mv="urn:schemas-microsoft-com:mac:vml" xmlns:o="urn:schemas-microsoft-com:office:office" xmlns:r="http://schemas.openxmlformats.org/officeDocument/2006/relationships" xmlns:v="urn:schemas-microsoft-com:vml" xmlns:w10="urn:schemas-microsoft-com:office:word" xmlns:w14="http://schemas.microsoft.com/office/word/2010/wordml" xmlns:wne="http://schemas.microsoft.com/office/word/2006/wordml" xmlns:wp="http://schemas.openxmlformats.org/drawingml/2006/wordprocessingDrawing" xmlns:wp14="http://schemas.microsoft.com/office/word/2010/wordprocessingDrawing" xmlns:wpc="http://schemas.microsoft.com/office/word/2010/wordprocessingCanvas" xmlns:wpg="http://schemas.microsoft.com/office/word/2010/wordprocessingGroup" xmlns:wpi="http://schemas.microsoft.com/office/word/2010/wordprocessingInk" xmlns:wps="http://schemas.microsoft.com/office/word/2010/wordprocessingShape" mc:Ignorable="w14 wp14">
   <w:abstractNum w:abstractNumId="0">
     <w:nsid w:val="FFFFFF7C"/>
     <w:multiLevelType w:val="singleLevel"/>
@@ -3341,7 +3729,7 @@
         <w:ind w:hanging="360" w:left="1440"/>
       </w:pPr>
       <w:rPr>
-        <w:rFonts w:ascii="Symbol" w:hAnsi="Symbol" w:hint="default"/>
+        <w:rFonts w:ascii="Symbol" w:hAnsi="Symbol" w:hint="default" w:eastAsia="黑体"/>
       </w:rPr>
     </w:lvl>
   </w:abstractNum>
@@ -3362,7 +3750,7 @@
         <w:ind w:hanging="360" w:left="1080"/>
       </w:pPr>
       <w:rPr>
-        <w:rFonts w:ascii="Symbol" w:hAnsi="Symbol" w:hint="default"/>
+        <w:rFonts w:ascii="Symbol" w:hAnsi="Symbol" w:hint="default" w:eastAsia="黑体"/>
       </w:rPr>
     </w:lvl>
   </w:abstractNum>
@@ -3383,7 +3771,7 @@
         <w:ind w:hanging="360" w:left="720"/>
       </w:pPr>
       <w:rPr>
-        <w:rFonts w:ascii="Symbol" w:hAnsi="Symbol" w:hint="default"/>
+        <w:rFonts w:ascii="Symbol" w:hAnsi="Symbol" w:hint="default" w:eastAsia="黑体"/>
       </w:rPr>
     </w:lvl>
   </w:abstractNum>
@@ -3422,7 +3810,7 @@
         <w:ind w:hanging="360" w:left="360"/>
       </w:pPr>
       <w:rPr>
-        <w:rFonts w:ascii="Symbol" w:hAnsi="Symbol" w:hint="default"/>
+        <w:rFonts w:ascii="Symbol" w:hAnsi="Symbol" w:hint="default" w:eastAsia="黑体"/>
       </w:rPr>
     </w:lvl>
   </w:abstractNum>
@@ -3513,7 +3901,7 @@
         <w:ind w:left="720" w:hanging="360"/>
       </w:pPr>
       <w:rPr>
-        <w:rFonts w:ascii="Symbol" w:hAnsi="Symbol" w:cs="Symbol" w:hint="default"/>
+        <w:rFonts w:ascii="Symbol" w:hAnsi="Symbol" w:cs="Symbol" w:hint="default" w:eastAsia="黑体"/>
       </w:rPr>
     </w:lvl>
     <w:lvl w:ilvl="1">
@@ -3524,7 +3912,7 @@
         <w:ind w:left="1440" w:hanging="360"/>
       </w:pPr>
       <w:rPr>
-        <w:rFonts w:ascii="Courier New" w:hAnsi="Courier New" w:cs="Courier New" w:hint="default"/>
+        <w:rFonts w:ascii="Courier New" w:hAnsi="Courier New" w:cs="Courier New" w:hint="default" w:eastAsia="黑体"/>
       </w:rPr>
     </w:lvl>
     <w:lvl w:ilvl="2">
@@ -3535,7 +3923,7 @@
         <w:ind w:left="2160" w:hanging="360"/>
       </w:pPr>
       <w:rPr>
-        <w:rFonts w:ascii="Wingdings" w:hAnsi="Wingdings" w:cs="Wingdings" w:hint="default"/>
+        <w:rFonts w:ascii="Wingdings" w:hAnsi="Wingdings" w:cs="Wingdings" w:hint="default" w:eastAsia="黑体"/>
       </w:rPr>
     </w:lvl>
     <w:lvl w:ilvl="3">
@@ -3546,7 +3934,7 @@
         <w:ind w:left="2880" w:hanging="360"/>
       </w:pPr>
       <w:rPr>
-        <w:rFonts w:ascii="Symbol" w:hAnsi="Symbol" w:cs="Symbol" w:hint="default"/>
+        <w:rFonts w:ascii="Symbol" w:hAnsi="Symbol" w:cs="Symbol" w:hint="default" w:eastAsia="黑体"/>
       </w:rPr>
     </w:lvl>
     <w:lvl w:ilvl="4">
@@ -3557,7 +3945,7 @@
         <w:ind w:left="3600" w:hanging="360"/>
       </w:pPr>
       <w:rPr>
-        <w:rFonts w:ascii="Courier New" w:hAnsi="Courier New" w:cs="Courier New" w:hint="default"/>
+        <w:rFonts w:ascii="Courier New" w:hAnsi="Courier New" w:cs="Courier New" w:hint="default" w:eastAsia="黑体"/>
       </w:rPr>
     </w:lvl>
     <w:lvl w:ilvl="5">
@@ -3568,7 +3956,7 @@
         <w:ind w:left="4320" w:hanging="360"/>
       </w:pPr>
       <w:rPr>
-        <w:rFonts w:ascii="Wingdings" w:hAnsi="Wingdings" w:cs="Wingdings" w:hint="default"/>
+        <w:rFonts w:ascii="Wingdings" w:hAnsi="Wingdings" w:cs="Wingdings" w:hint="default" w:eastAsia="黑体"/>
       </w:rPr>
     </w:lvl>
     <w:lvl w:ilvl="6">
@@ -3579,7 +3967,7 @@
         <w:ind w:left="5040" w:hanging="360"/>
       </w:pPr>
       <w:rPr>
-        <w:rFonts w:ascii="Symbol" w:hAnsi="Symbol" w:cs="Symbol" w:hint="default"/>
+        <w:rFonts w:ascii="Symbol" w:hAnsi="Symbol" w:cs="Symbol" w:hint="default" w:eastAsia="黑体"/>
       </w:rPr>
     </w:lvl>
     <w:lvl w:ilvl="7">
@@ -3590,7 +3978,7 @@
         <w:ind w:left="5760" w:hanging="360"/>
       </w:pPr>
       <w:rPr>
-        <w:rFonts w:ascii="Courier New" w:hAnsi="Courier New" w:cs="Courier New" w:hint="default"/>
+        <w:rFonts w:ascii="Courier New" w:hAnsi="Courier New" w:cs="Courier New" w:hint="default" w:eastAsia="黑体"/>
       </w:rPr>
     </w:lvl>
     <w:lvl w:ilvl="8">
@@ -3601,7 +3989,7 @@
         <w:ind w:left="6480" w:hanging="360"/>
       </w:pPr>
       <w:rPr>
-        <w:rFonts w:ascii="Wingdings" w:hAnsi="Wingdings" w:cs="Wingdings" w:hint="default"/>
+        <w:rFonts w:ascii="Wingdings" w:hAnsi="Wingdings" w:cs="Wingdings" w:hint="default" w:eastAsia="黑体"/>
       </w:rPr>
     </w:lvl>
   </w:abstractNum>
@@ -3657,11 +4045,11 @@
 </file>
 
 <file path=word/styles.xml><?xml version="1.0" encoding="utf-8"?>
-<w:styles xmlns:mc="http://schemas.openxmlformats.org/markup-compatibility/2006" xmlns:r="http://schemas.openxmlformats.org/officeDocument/2006/relationships" xmlns:w="http://schemas.openxmlformats.org/wordprocessingml/2006/main" xmlns:w14="http://schemas.microsoft.com/office/word/2010/wordml" mc:Ignorable="w14">
+<w:styles xmlns:mc="http://schemas.openxmlformats.org/markup-compatibility/2006" xmlns:w="http://schemas.openxmlformats.org/wordprocessingml/2006/main" xmlns:r="http://schemas.openxmlformats.org/officeDocument/2006/relationships" xmlns:w14="http://schemas.microsoft.com/office/word/2010/wordml" mc:Ignorable="w14">
   <w:docDefaults>
     <w:rPrDefault>
       <w:rPr>
-        <w:rFonts w:asciiTheme="minorHAnsi" w:cstheme="minorBidi" w:eastAsiaTheme="minorEastAsia" w:hAnsiTheme="minorHAnsi"/>
+        <w:rFonts w:asciiTheme="minorHAnsi" w:cstheme="minorBidi" w:hAnsiTheme="minorHAnsi" w:eastAsia="黑体"/>
         <w:sz w:val="22"/>
         <w:szCs w:val="22"/>
         <w:lang w:bidi="ar-SA" w:eastAsia="en-US" w:val="en-US"/>
@@ -3883,7 +4271,7 @@
       <w:outlineLvl w:val="0"/>
     </w:pPr>
     <w:rPr>
-      <w:rFonts w:ascii="Times New Roman" w:asciiTheme="majorHAnsi" w:cstheme="majorBidi" w:eastAsia="黑体" w:eastAsiaTheme="majorEastAsia" w:hAnsi="Times New Roman" w:hAnsiTheme="majorHAnsi"/>
+      <w:rFonts w:ascii="Times New Roman" w:asciiTheme="majorHAnsi" w:cstheme="majorBidi" w:eastAsia="黑体" w:hAnsi="Times New Roman" w:hAnsiTheme="majorHAnsi"/>
       <w:b/>
       <w:bCs/>
       <w:color w:val="1F3864"/>
@@ -3907,7 +4295,7 @@
       <w:outlineLvl w:val="1"/>
     </w:pPr>
     <w:rPr>
-      <w:rFonts w:ascii="Times New Roman" w:asciiTheme="majorHAnsi" w:cstheme="majorBidi" w:eastAsia="黑体" w:eastAsiaTheme="majorEastAsia" w:hAnsi="Times New Roman" w:hAnsiTheme="majorHAnsi"/>
+      <w:rFonts w:ascii="Times New Roman" w:asciiTheme="majorHAnsi" w:cstheme="majorBidi" w:eastAsia="黑体" w:hAnsi="Times New Roman" w:hAnsiTheme="majorHAnsi"/>
       <w:b/>
       <w:bCs/>
       <w:color w:val="2E4E7E"/>
@@ -3931,7 +4319,7 @@
       <w:outlineLvl w:val="2"/>
     </w:pPr>
     <w:rPr>
-      <w:rFonts w:ascii="Times New Roman" w:asciiTheme="majorHAnsi" w:cstheme="majorBidi" w:eastAsia="黑体" w:eastAsiaTheme="majorEastAsia" w:hAnsi="Times New Roman" w:hAnsiTheme="majorHAnsi"/>
+      <w:rFonts w:ascii="Times New Roman" w:asciiTheme="majorHAnsi" w:cstheme="majorBidi" w:eastAsia="黑体" w:hAnsi="Times New Roman" w:hAnsiTheme="majorHAnsi"/>
       <w:b/>
       <w:bCs/>
       <w:color w:val="2E4E7E"/>
@@ -3955,7 +4343,7 @@
       <w:outlineLvl w:val="3"/>
     </w:pPr>
     <w:rPr>
-      <w:rFonts w:ascii="Times New Roman" w:asciiTheme="majorHAnsi" w:cstheme="majorBidi" w:eastAsia="黑体" w:eastAsiaTheme="majorEastAsia" w:hAnsi="Times New Roman" w:hAnsiTheme="majorHAnsi"/>
+      <w:rFonts w:ascii="Times New Roman" w:asciiTheme="majorHAnsi" w:cstheme="majorBidi" w:eastAsia="黑体" w:hAnsi="Times New Roman" w:hAnsiTheme="majorHAnsi"/>
       <w:b/>
       <w:bCs/>
       <w:i/>
@@ -3981,7 +4369,7 @@
       <w:outlineLvl w:val="4"/>
     </w:pPr>
     <w:rPr>
-      <w:rFonts w:ascii="Times New Roman" w:asciiTheme="majorHAnsi" w:cstheme="majorBidi" w:eastAsia="黑体" w:eastAsiaTheme="majorEastAsia" w:hAnsi="Times New Roman" w:hAnsiTheme="majorHAnsi"/>
+      <w:rFonts w:ascii="Times New Roman" w:asciiTheme="majorHAnsi" w:cstheme="majorBidi" w:eastAsia="黑体" w:hAnsi="Times New Roman" w:hAnsiTheme="majorHAnsi"/>
       <w:b/>
       <w:color w:val="333333"/>
       <w:sz w:val="22"/>
@@ -4004,7 +4392,7 @@
       <w:outlineLvl w:val="5"/>
     </w:pPr>
     <w:rPr>
-      <w:rFonts w:asciiTheme="majorHAnsi" w:cstheme="majorBidi" w:eastAsiaTheme="majorEastAsia" w:hAnsiTheme="majorHAnsi"/>
+      <w:rFonts w:asciiTheme="majorHAnsi" w:cstheme="majorBidi" w:hAnsiTheme="majorHAnsi" w:eastAsia="黑体"/>
       <w:i/>
       <w:iCs/>
       <w:color w:themeColor="accent1" w:themeShade="7F" w:val="243F60"/>
@@ -4027,7 +4415,7 @@
       <w:outlineLvl w:val="6"/>
     </w:pPr>
     <w:rPr>
-      <w:rFonts w:asciiTheme="majorHAnsi" w:cstheme="majorBidi" w:eastAsiaTheme="majorEastAsia" w:hAnsiTheme="majorHAnsi"/>
+      <w:rFonts w:asciiTheme="majorHAnsi" w:cstheme="majorBidi" w:hAnsiTheme="majorHAnsi" w:eastAsia="黑体"/>
       <w:i/>
       <w:iCs/>
       <w:color w:themeColor="text1" w:themeTint="BF" w:val="404040"/>
@@ -4050,7 +4438,7 @@
       <w:outlineLvl w:val="7"/>
     </w:pPr>
     <w:rPr>
-      <w:rFonts w:asciiTheme="majorHAnsi" w:cstheme="majorBidi" w:eastAsiaTheme="majorEastAsia" w:hAnsiTheme="majorHAnsi"/>
+      <w:rFonts w:asciiTheme="majorHAnsi" w:cstheme="majorBidi" w:hAnsiTheme="majorHAnsi" w:eastAsia="黑体"/>
       <w:color w:themeColor="accent1" w:val="4F81BD"/>
       <w:sz w:val="20"/>
       <w:szCs w:val="20"/>
@@ -4073,7 +4461,7 @@
       <w:outlineLvl w:val="8"/>
     </w:pPr>
     <w:rPr>
-      <w:rFonts w:asciiTheme="majorHAnsi" w:cstheme="majorBidi" w:eastAsiaTheme="majorEastAsia" w:hAnsiTheme="majorHAnsi"/>
+      <w:rFonts w:asciiTheme="majorHAnsi" w:cstheme="majorBidi" w:hAnsiTheme="majorHAnsi" w:eastAsia="黑体"/>
       <w:i/>
       <w:iCs/>
       <w:color w:themeColor="text1" w:themeTint="BF" w:val="404040"/>
@@ -4124,7 +4512,7 @@
     <w:uiPriority w:val="9"/>
     <w:rsid w:val="00FC693F"/>
     <w:rPr>
-      <w:rFonts w:asciiTheme="majorHAnsi" w:cstheme="majorBidi" w:eastAsiaTheme="majorEastAsia" w:hAnsiTheme="majorHAnsi"/>
+      <w:rFonts w:asciiTheme="majorHAnsi" w:cstheme="majorBidi" w:hAnsiTheme="majorHAnsi" w:eastAsia="黑体"/>
       <w:b/>
       <w:bCs/>
       <w:color w:themeColor="accent1" w:themeShade="BF" w:val="365F91"/>
@@ -4139,7 +4527,7 @@
     <w:uiPriority w:val="9"/>
     <w:rsid w:val="00FC693F"/>
     <w:rPr>
-      <w:rFonts w:asciiTheme="majorHAnsi" w:cstheme="majorBidi" w:eastAsiaTheme="majorEastAsia" w:hAnsiTheme="majorHAnsi"/>
+      <w:rFonts w:asciiTheme="majorHAnsi" w:cstheme="majorBidi" w:hAnsiTheme="majorHAnsi" w:eastAsia="黑体"/>
       <w:b/>
       <w:bCs/>
       <w:color w:themeColor="accent1" w:val="4F81BD"/>
@@ -4154,7 +4542,7 @@
     <w:uiPriority w:val="9"/>
     <w:rsid w:val="00FC693F"/>
     <w:rPr>
-      <w:rFonts w:asciiTheme="majorHAnsi" w:cstheme="majorBidi" w:eastAsiaTheme="majorEastAsia" w:hAnsiTheme="majorHAnsi"/>
+      <w:rFonts w:asciiTheme="majorHAnsi" w:cstheme="majorBidi" w:hAnsiTheme="majorHAnsi" w:eastAsia="黑体"/>
       <w:b/>
       <w:bCs/>
       <w:color w:themeColor="accent1" w:val="4F81BD"/>
@@ -4177,7 +4565,7 @@
       <w:contextualSpacing/>
     </w:pPr>
     <w:rPr>
-      <w:rFonts w:ascii="Times New Roman" w:asciiTheme="majorHAnsi" w:cstheme="majorBidi" w:eastAsia="黑体" w:eastAsiaTheme="majorEastAsia" w:hAnsi="Times New Roman" w:hAnsiTheme="majorHAnsi"/>
+      <w:rFonts w:ascii="Times New Roman" w:asciiTheme="majorHAnsi" w:cstheme="majorBidi" w:eastAsia="黑体" w:hAnsi="Times New Roman" w:hAnsiTheme="majorHAnsi"/>
       <w:b/>
       <w:color w:val="1F3864"/>
       <w:spacing w:val="5"/>
@@ -4193,7 +4581,7 @@
     <w:uiPriority w:val="10"/>
     <w:rsid w:val="00FC693F"/>
     <w:rPr>
-      <w:rFonts w:asciiTheme="majorHAnsi" w:cstheme="majorBidi" w:eastAsiaTheme="majorEastAsia" w:hAnsiTheme="majorHAnsi"/>
+      <w:rFonts w:asciiTheme="majorHAnsi" w:cstheme="majorBidi" w:hAnsiTheme="majorHAnsi" w:eastAsia="黑体"/>
       <w:color w:themeColor="text2" w:themeShade="BF" w:val="17365D"/>
       <w:spacing w:val="5"/>
       <w:kern w:val="28"/>
@@ -4215,7 +4603,7 @@
       </w:numPr>
     </w:pPr>
     <w:rPr>
-      <w:rFonts w:asciiTheme="majorHAnsi" w:cstheme="majorBidi" w:eastAsiaTheme="majorEastAsia" w:hAnsiTheme="majorHAnsi"/>
+      <w:rFonts w:asciiTheme="majorHAnsi" w:cstheme="majorBidi" w:hAnsiTheme="majorHAnsi" w:eastAsia="黑体"/>
       <w:i/>
       <w:iCs/>
       <w:color w:themeColor="accent1" w:val="4F81BD"/>
@@ -4231,7 +4619,7 @@
     <w:uiPriority w:val="11"/>
     <w:rsid w:val="00FC693F"/>
     <w:rPr>
-      <w:rFonts w:asciiTheme="majorHAnsi" w:cstheme="majorBidi" w:eastAsiaTheme="majorEastAsia" w:hAnsiTheme="majorHAnsi"/>
+      <w:rFonts w:asciiTheme="majorHAnsi" w:cstheme="majorBidi" w:hAnsiTheme="majorHAnsi" w:eastAsia="黑体"/>
       <w:i/>
       <w:iCs/>
       <w:color w:themeColor="accent1" w:val="4F81BD"/>
@@ -4298,6 +4686,7 @@
       <w:spacing w:after="120"/>
     </w:pPr>
     <w:rPr>
+      <w:rFonts w:eastAsia="黑体"/>
       <w:sz w:val="16"/>
       <w:szCs w:val="16"/>
     </w:rPr>
@@ -4309,6 +4698,7 @@
     <w:uiPriority w:val="99"/>
     <w:rsid w:val="00AA1D8D"/>
     <w:rPr>
+      <w:rFonts w:eastAsia="黑体"/>
       <w:sz w:val="16"/>
       <w:szCs w:val="16"/>
     </w:rPr>
@@ -4478,7 +4868,7 @@
       </w:tabs>
     </w:pPr>
     <w:rPr>
-      <w:rFonts w:ascii="Courier" w:hAnsi="Courier"/>
+      <w:rFonts w:ascii="Courier" w:hAnsi="Courier" w:eastAsia="黑体"/>
       <w:sz w:val="20"/>
       <w:szCs w:val="20"/>
     </w:rPr>
@@ -4490,7 +4880,7 @@
     <w:uiPriority w:val="99"/>
     <w:rsid w:val="0029639D"/>
     <w:rPr>
-      <w:rFonts w:ascii="Courier" w:hAnsi="Courier"/>
+      <w:rFonts w:ascii="Courier" w:hAnsi="Courier" w:eastAsia="黑体"/>
       <w:sz w:val="20"/>
       <w:szCs w:val="20"/>
     </w:rPr>
@@ -4526,6 +4916,7 @@
     <w:uiPriority w:val="29"/>
     <w:rsid w:val="00FC693F"/>
     <w:rPr>
+      <w:rFonts w:eastAsia="黑体"/>
       <w:i/>
       <w:iCs/>
       <w:color w:themeColor="text1" w:val="000000"/>
@@ -4539,7 +4930,7 @@
     <w:semiHidden/>
     <w:rsid w:val="00FC693F"/>
     <w:rPr>
-      <w:rFonts w:asciiTheme="majorHAnsi" w:cstheme="majorBidi" w:eastAsiaTheme="majorEastAsia" w:hAnsiTheme="majorHAnsi"/>
+      <w:rFonts w:asciiTheme="majorHAnsi" w:cstheme="majorBidi" w:hAnsiTheme="majorHAnsi" w:eastAsia="黑体"/>
       <w:b/>
       <w:bCs/>
       <w:i/>
@@ -4555,7 +4946,7 @@
     <w:semiHidden/>
     <w:rsid w:val="00FC693F"/>
     <w:rPr>
-      <w:rFonts w:asciiTheme="majorHAnsi" w:cstheme="majorBidi" w:eastAsiaTheme="majorEastAsia" w:hAnsiTheme="majorHAnsi"/>
+      <w:rFonts w:asciiTheme="majorHAnsi" w:cstheme="majorBidi" w:hAnsiTheme="majorHAnsi" w:eastAsia="黑体"/>
       <w:color w:themeColor="accent1" w:themeShade="7F" w:val="243F60"/>
     </w:rPr>
   </w:style>
@@ -4567,7 +4958,7 @@
     <w:semiHidden/>
     <w:rsid w:val="00FC693F"/>
     <w:rPr>
-      <w:rFonts w:asciiTheme="majorHAnsi" w:cstheme="majorBidi" w:eastAsiaTheme="majorEastAsia" w:hAnsiTheme="majorHAnsi"/>
+      <w:rFonts w:asciiTheme="majorHAnsi" w:cstheme="majorBidi" w:hAnsiTheme="majorHAnsi" w:eastAsia="黑体"/>
       <w:i/>
       <w:iCs/>
       <w:color w:themeColor="accent1" w:themeShade="7F" w:val="243F60"/>
@@ -4581,7 +4972,7 @@
     <w:semiHidden/>
     <w:rsid w:val="00FC693F"/>
     <w:rPr>
-      <w:rFonts w:asciiTheme="majorHAnsi" w:cstheme="majorBidi" w:eastAsiaTheme="majorEastAsia" w:hAnsiTheme="majorHAnsi"/>
+      <w:rFonts w:asciiTheme="majorHAnsi" w:cstheme="majorBidi" w:hAnsiTheme="majorHAnsi" w:eastAsia="黑体"/>
       <w:i/>
       <w:iCs/>
       <w:color w:themeColor="text1" w:themeTint="BF" w:val="404040"/>
@@ -4595,7 +4986,7 @@
     <w:semiHidden/>
     <w:rsid w:val="00FC693F"/>
     <w:rPr>
-      <w:rFonts w:asciiTheme="majorHAnsi" w:cstheme="majorBidi" w:eastAsiaTheme="majorEastAsia" w:hAnsiTheme="majorHAnsi"/>
+      <w:rFonts w:asciiTheme="majorHAnsi" w:cstheme="majorBidi" w:hAnsiTheme="majorHAnsi" w:eastAsia="黑体"/>
       <w:color w:themeColor="accent1" w:val="4F81BD"/>
       <w:sz w:val="20"/>
       <w:szCs w:val="20"/>
@@ -4609,7 +5000,7 @@
     <w:semiHidden/>
     <w:rsid w:val="00FC693F"/>
     <w:rPr>
-      <w:rFonts w:asciiTheme="majorHAnsi" w:cstheme="majorBidi" w:eastAsiaTheme="majorEastAsia" w:hAnsiTheme="majorHAnsi"/>
+      <w:rFonts w:asciiTheme="majorHAnsi" w:cstheme="majorBidi" w:hAnsiTheme="majorHAnsi" w:eastAsia="黑体"/>
       <w:i/>
       <w:iCs/>
       <w:color w:themeColor="text1" w:themeTint="BF" w:val="404040"/>
@@ -4630,6 +5021,7 @@
       <w:spacing w:line="240" w:lineRule="auto"/>
     </w:pPr>
     <w:rPr>
+      <w:rFonts w:eastAsia="黑体"/>
       <w:b/>
       <w:bCs/>
       <w:color w:themeColor="accent1" w:val="4F81BD"/>
@@ -4644,6 +5036,7 @@
     <w:qFormat/>
     <w:rsid w:val="00FC693F"/>
     <w:rPr>
+      <w:rFonts w:eastAsia="黑体"/>
       <w:b/>
       <w:bCs/>
     </w:rPr>
@@ -4655,6 +5048,7 @@
     <w:qFormat/>
     <w:rsid w:val="00FC693F"/>
     <w:rPr>
+      <w:rFonts w:eastAsia="黑体"/>
       <w:i/>
       <w:iCs/>
     </w:rPr>
@@ -4675,6 +5069,7 @@
       <w:ind w:left="936" w:right="936"/>
     </w:pPr>
     <w:rPr>
+      <w:rFonts w:eastAsia="黑体"/>
       <w:b/>
       <w:bCs/>
       <w:i/>
@@ -4689,6 +5084,7 @@
     <w:uiPriority w:val="30"/>
     <w:rsid w:val="00FC693F"/>
     <w:rPr>
+      <w:rFonts w:eastAsia="黑体"/>
       <w:b/>
       <w:bCs/>
       <w:i/>
@@ -4703,6 +5099,7 @@
     <w:qFormat/>
     <w:rsid w:val="00FC693F"/>
     <w:rPr>
+      <w:rFonts w:eastAsia="黑体"/>
       <w:i/>
       <w:iCs/>
       <w:color w:themeColor="text1" w:themeTint="7F" w:val="808080"/>
@@ -4715,6 +5112,7 @@
     <w:qFormat/>
     <w:rsid w:val="00FC693F"/>
     <w:rPr>
+      <w:rFonts w:eastAsia="黑体"/>
       <w:b/>
       <w:bCs/>
       <w:i/>
@@ -4729,6 +5127,7 @@
     <w:qFormat/>
     <w:rsid w:val="00FC693F"/>
     <w:rPr>
+      <w:rFonts w:eastAsia="黑体"/>
       <w:smallCaps/>
       <w:color w:themeColor="accent2" w:val="C0504D"/>
       <w:u w:val="single"/>
@@ -4741,6 +5140,7 @@
     <w:qFormat/>
     <w:rsid w:val="00FC693F"/>
     <w:rPr>
+      <w:rFonts w:eastAsia="黑体"/>
       <w:b/>
       <w:bCs/>
       <w:smallCaps/>
@@ -4756,6 +5156,7 @@
     <w:qFormat/>
     <w:rsid w:val="00FC693F"/>
     <w:rPr>
+      <w:rFonts w:eastAsia="黑体"/>
       <w:b/>
       <w:bCs/>
       <w:smallCaps/>
@@ -4810,6 +5211,7 @@
       <w:spacing w:after="0" w:line="240" w:lineRule="auto"/>
     </w:pPr>
     <w:rPr>
+      <w:rFonts w:eastAsia="黑体"/>
       <w:color w:themeColor="text1" w:themeShade="BF" w:val="000000"/>
     </w:rPr>
     <w:tblPr>
@@ -4832,6 +5234,7 @@
         <w:spacing w:after="0" w:before="0" w:line="240" w:lineRule="auto"/>
       </w:pPr>
       <w:rPr>
+        <w:rFonts w:eastAsia="黑体"/>
         <w:b/>
         <w:bCs/>
       </w:rPr>
@@ -4852,6 +5255,7 @@
         <w:spacing w:after="0" w:before="0" w:line="240" w:lineRule="auto"/>
       </w:pPr>
       <w:rPr>
+        <w:rFonts w:eastAsia="黑体"/>
         <w:b/>
         <w:bCs/>
       </w:rPr>
@@ -4869,12 +5273,14 @@
     </w:tblStylePr>
     <w:tblStylePr w:type="firstCol">
       <w:rPr>
+        <w:rFonts w:eastAsia="黑体"/>
         <w:b/>
         <w:bCs/>
       </w:rPr>
     </w:tblStylePr>
     <w:tblStylePr w:type="lastCol">
       <w:rPr>
+        <w:rFonts w:eastAsia="黑体"/>
         <w:b/>
         <w:bCs/>
       </w:rPr>
@@ -4913,6 +5319,7 @@
       <w:spacing w:after="0" w:line="240" w:lineRule="auto"/>
     </w:pPr>
     <w:rPr>
+      <w:rFonts w:eastAsia="黑体"/>
       <w:color w:themeColor="accent1" w:themeShade="BF" w:val="365F91"/>
     </w:rPr>
     <w:tblPr>
@@ -4935,6 +5342,7 @@
         <w:spacing w:after="0" w:before="0" w:line="240" w:lineRule="auto"/>
       </w:pPr>
       <w:rPr>
+        <w:rFonts w:eastAsia="黑体"/>
         <w:b/>
         <w:bCs/>
       </w:rPr>
@@ -4955,6 +5363,7 @@
         <w:spacing w:after="0" w:before="0" w:line="240" w:lineRule="auto"/>
       </w:pPr>
       <w:rPr>
+        <w:rFonts w:eastAsia="黑体"/>
         <w:b/>
         <w:bCs/>
       </w:rPr>
@@ -4972,12 +5381,14 @@
     </w:tblStylePr>
     <w:tblStylePr w:type="firstCol">
       <w:rPr>
+        <w:rFonts w:eastAsia="黑体"/>
         <w:b/>
         <w:bCs/>
       </w:rPr>
     </w:tblStylePr>
     <w:tblStylePr w:type="lastCol">
       <w:rPr>
+        <w:rFonts w:eastAsia="黑体"/>
         <w:b/>
         <w:bCs/>
       </w:rPr>
@@ -5016,6 +5427,7 @@
       <w:spacing w:after="0" w:line="240" w:lineRule="auto"/>
     </w:pPr>
     <w:rPr>
+      <w:rFonts w:eastAsia="黑体"/>
       <w:color w:themeColor="accent2" w:themeShade="BF" w:val="943634"/>
     </w:rPr>
     <w:tblPr>
@@ -5038,6 +5450,7 @@
         <w:spacing w:after="0" w:before="0" w:line="240" w:lineRule="auto"/>
       </w:pPr>
       <w:rPr>
+        <w:rFonts w:eastAsia="黑体"/>
         <w:b/>
         <w:bCs/>
       </w:rPr>
@@ -5058,6 +5471,7 @@
         <w:spacing w:after="0" w:before="0" w:line="240" w:lineRule="auto"/>
       </w:pPr>
       <w:rPr>
+        <w:rFonts w:eastAsia="黑体"/>
         <w:b/>
         <w:bCs/>
       </w:rPr>
@@ -5075,12 +5489,14 @@
     </w:tblStylePr>
     <w:tblStylePr w:type="firstCol">
       <w:rPr>
+        <w:rFonts w:eastAsia="黑体"/>
         <w:b/>
         <w:bCs/>
       </w:rPr>
     </w:tblStylePr>
     <w:tblStylePr w:type="lastCol">
       <w:rPr>
+        <w:rFonts w:eastAsia="黑体"/>
         <w:b/>
         <w:bCs/>
       </w:rPr>
@@ -5119,6 +5535,7 @@
       <w:spacing w:after="0" w:line="240" w:lineRule="auto"/>
     </w:pPr>
     <w:rPr>
+      <w:rFonts w:eastAsia="黑体"/>
       <w:color w:themeColor="accent3" w:themeShade="BF" w:val="76923C"/>
     </w:rPr>
     <w:tblPr>
@@ -5141,6 +5558,7 @@
         <w:spacing w:after="0" w:before="0" w:line="240" w:lineRule="auto"/>
       </w:pPr>
       <w:rPr>
+        <w:rFonts w:eastAsia="黑体"/>
         <w:b/>
         <w:bCs/>
       </w:rPr>
@@ -5161,6 +5579,7 @@
         <w:spacing w:after="0" w:before="0" w:line="240" w:lineRule="auto"/>
       </w:pPr>
       <w:rPr>
+        <w:rFonts w:eastAsia="黑体"/>
         <w:b/>
         <w:bCs/>
       </w:rPr>
@@ -5178,12 +5597,14 @@
     </w:tblStylePr>
     <w:tblStylePr w:type="firstCol">
       <w:rPr>
+        <w:rFonts w:eastAsia="黑体"/>
         <w:b/>
         <w:bCs/>
       </w:rPr>
     </w:tblStylePr>
     <w:tblStylePr w:type="lastCol">
       <w:rPr>
+        <w:rFonts w:eastAsia="黑体"/>
         <w:b/>
         <w:bCs/>
       </w:rPr>
@@ -5222,6 +5643,7 @@
       <w:spacing w:after="0" w:line="240" w:lineRule="auto"/>
     </w:pPr>
     <w:rPr>
+      <w:rFonts w:eastAsia="黑体"/>
       <w:color w:themeColor="accent4" w:themeShade="BF" w:val="5F497A"/>
     </w:rPr>
     <w:tblPr>
@@ -5244,6 +5666,7 @@
         <w:spacing w:after="0" w:before="0" w:line="240" w:lineRule="auto"/>
       </w:pPr>
       <w:rPr>
+        <w:rFonts w:eastAsia="黑体"/>
         <w:b/>
         <w:bCs/>
       </w:rPr>
@@ -5264,6 +5687,7 @@
         <w:spacing w:after="0" w:before="0" w:line="240" w:lineRule="auto"/>
       </w:pPr>
       <w:rPr>
+        <w:rFonts w:eastAsia="黑体"/>
         <w:b/>
         <w:bCs/>
       </w:rPr>
@@ -5281,12 +5705,14 @@
     </w:tblStylePr>
     <w:tblStylePr w:type="firstCol">
       <w:rPr>
+        <w:rFonts w:eastAsia="黑体"/>
         <w:b/>
         <w:bCs/>
       </w:rPr>
     </w:tblStylePr>
     <w:tblStylePr w:type="lastCol">
       <w:rPr>
+        <w:rFonts w:eastAsia="黑体"/>
         <w:b/>
         <w:bCs/>
       </w:rPr>
@@ -5325,6 +5751,7 @@
       <w:spacing w:after="0" w:line="240" w:lineRule="auto"/>
     </w:pPr>
     <w:rPr>
+      <w:rFonts w:eastAsia="黑体"/>
       <w:color w:themeColor="accent5" w:themeShade="BF" w:val="31849B"/>
     </w:rPr>
     <w:tblPr>
@@ -5347,6 +5774,7 @@
         <w:spacing w:after="0" w:before="0" w:line="240" w:lineRule="auto"/>
       </w:pPr>
       <w:rPr>
+        <w:rFonts w:eastAsia="黑体"/>
         <w:b/>
         <w:bCs/>
       </w:rPr>
@@ -5367,6 +5795,7 @@
         <w:spacing w:after="0" w:before="0" w:line="240" w:lineRule="auto"/>
       </w:pPr>
       <w:rPr>
+        <w:rFonts w:eastAsia="黑体"/>
         <w:b/>
         <w:bCs/>
       </w:rPr>
@@ -5384,12 +5813,14 @@
     </w:tblStylePr>
     <w:tblStylePr w:type="firstCol">
       <w:rPr>
+        <w:rFonts w:eastAsia="黑体"/>
         <w:b/>
         <w:bCs/>
       </w:rPr>
     </w:tblStylePr>
     <w:tblStylePr w:type="lastCol">
       <w:rPr>
+        <w:rFonts w:eastAsia="黑体"/>
         <w:b/>
         <w:bCs/>
       </w:rPr>
@@ -5428,6 +5859,7 @@
       <w:spacing w:after="0" w:line="240" w:lineRule="auto"/>
     </w:pPr>
     <w:rPr>
+      <w:rFonts w:eastAsia="黑体"/>
       <w:color w:themeColor="accent6" w:themeShade="BF" w:val="E36C0A"/>
     </w:rPr>
     <w:tblPr>
@@ -5450,6 +5882,7 @@
         <w:spacing w:after="0" w:before="0" w:line="240" w:lineRule="auto"/>
       </w:pPr>
       <w:rPr>
+        <w:rFonts w:eastAsia="黑体"/>
         <w:b/>
         <w:bCs/>
       </w:rPr>
@@ -5470,6 +5903,7 @@
         <w:spacing w:after="0" w:before="0" w:line="240" w:lineRule="auto"/>
       </w:pPr>
       <w:rPr>
+        <w:rFonts w:eastAsia="黑体"/>
         <w:b/>
         <w:bCs/>
       </w:rPr>
@@ -5487,12 +5921,14 @@
     </w:tblStylePr>
     <w:tblStylePr w:type="firstCol">
       <w:rPr>
+        <w:rFonts w:eastAsia="黑体"/>
         <w:b/>
         <w:bCs/>
       </w:rPr>
     </w:tblStylePr>
     <w:tblStylePr w:type="lastCol">
       <w:rPr>
+        <w:rFonts w:eastAsia="黑体"/>
         <w:b/>
         <w:bCs/>
       </w:rPr>
@@ -5552,6 +5988,7 @@
         <w:spacing w:after="0" w:before="0" w:line="240" w:lineRule="auto"/>
       </w:pPr>
       <w:rPr>
+        <w:rFonts w:eastAsia="黑体"/>
         <w:b/>
         <w:bCs/>
         <w:color w:themeColor="background1" w:val="FFFFFF"/>
@@ -5566,6 +6003,7 @@
         <w:spacing w:after="0" w:before="0" w:line="240" w:lineRule="auto"/>
       </w:pPr>
       <w:rPr>
+        <w:rFonts w:eastAsia="黑体"/>
         <w:b/>
         <w:bCs/>
       </w:rPr>
@@ -5581,12 +6019,14 @@
     </w:tblStylePr>
     <w:tblStylePr w:type="firstCol">
       <w:rPr>
+        <w:rFonts w:eastAsia="黑体"/>
         <w:b/>
         <w:bCs/>
       </w:rPr>
     </w:tblStylePr>
     <w:tblStylePr w:type="lastCol">
       <w:rPr>
+        <w:rFonts w:eastAsia="黑体"/>
         <w:b/>
         <w:bCs/>
       </w:rPr>
@@ -5644,6 +6084,7 @@
         <w:spacing w:after="0" w:before="0" w:line="240" w:lineRule="auto"/>
       </w:pPr>
       <w:rPr>
+        <w:rFonts w:eastAsia="黑体"/>
         <w:b/>
         <w:bCs/>
         <w:color w:themeColor="background1" w:val="FFFFFF"/>
@@ -5658,6 +6099,7 @@
         <w:spacing w:after="0" w:before="0" w:line="240" w:lineRule="auto"/>
       </w:pPr>
       <w:rPr>
+        <w:rFonts w:eastAsia="黑体"/>
         <w:b/>
         <w:bCs/>
       </w:rPr>
@@ -5673,12 +6115,14 @@
     </w:tblStylePr>
     <w:tblStylePr w:type="firstCol">
       <w:rPr>
+        <w:rFonts w:eastAsia="黑体"/>
         <w:b/>
         <w:bCs/>
       </w:rPr>
     </w:tblStylePr>
     <w:tblStylePr w:type="lastCol">
       <w:rPr>
+        <w:rFonts w:eastAsia="黑体"/>
         <w:b/>
         <w:bCs/>
       </w:rPr>
@@ -5736,6 +6180,7 @@
         <w:spacing w:after="0" w:before="0" w:line="240" w:lineRule="auto"/>
       </w:pPr>
       <w:rPr>
+        <w:rFonts w:eastAsia="黑体"/>
         <w:b/>
         <w:bCs/>
         <w:color w:themeColor="background1" w:val="FFFFFF"/>
@@ -5750,6 +6195,7 @@
         <w:spacing w:after="0" w:before="0" w:line="240" w:lineRule="auto"/>
       </w:pPr>
       <w:rPr>
+        <w:rFonts w:eastAsia="黑体"/>
         <w:b/>
         <w:bCs/>
       </w:rPr>
@@ -5765,12 +6211,14 @@
     </w:tblStylePr>
     <w:tblStylePr w:type="firstCol">
       <w:rPr>
+        <w:rFonts w:eastAsia="黑体"/>
         <w:b/>
         <w:bCs/>
       </w:rPr>
     </w:tblStylePr>
     <w:tblStylePr w:type="lastCol">
       <w:rPr>
+        <w:rFonts w:eastAsia="黑体"/>
         <w:b/>
         <w:bCs/>
       </w:rPr>
@@ -5828,6 +6276,7 @@
         <w:spacing w:after="0" w:before="0" w:line="240" w:lineRule="auto"/>
       </w:pPr>
       <w:rPr>
+        <w:rFonts w:eastAsia="黑体"/>
         <w:b/>
         <w:bCs/>
         <w:color w:themeColor="background1" w:val="FFFFFF"/>
@@ -5842,6 +6291,7 @@
         <w:spacing w:after="0" w:before="0" w:line="240" w:lineRule="auto"/>
       </w:pPr>
       <w:rPr>
+        <w:rFonts w:eastAsia="黑体"/>
         <w:b/>
         <w:bCs/>
       </w:rPr>
@@ -5857,12 +6307,14 @@
     </w:tblStylePr>
     <w:tblStylePr w:type="firstCol">
       <w:rPr>
+        <w:rFonts w:eastAsia="黑体"/>
         <w:b/>
         <w:bCs/>
       </w:rPr>
     </w:tblStylePr>
     <w:tblStylePr w:type="lastCol">
       <w:rPr>
+        <w:rFonts w:eastAsia="黑体"/>
         <w:b/>
         <w:bCs/>
       </w:rPr>
@@ -5920,6 +6372,7 @@
         <w:spacing w:after="0" w:before="0" w:line="240" w:lineRule="auto"/>
       </w:pPr>
       <w:rPr>
+        <w:rFonts w:eastAsia="黑体"/>
         <w:b/>
         <w:bCs/>
         <w:color w:themeColor="background1" w:val="FFFFFF"/>
@@ -5934,6 +6387,7 @@
         <w:spacing w:after="0" w:before="0" w:line="240" w:lineRule="auto"/>
       </w:pPr>
       <w:rPr>
+        <w:rFonts w:eastAsia="黑体"/>
         <w:b/>
         <w:bCs/>
       </w:rPr>
@@ -5949,12 +6403,14 @@
     </w:tblStylePr>
     <w:tblStylePr w:type="firstCol">
       <w:rPr>
+        <w:rFonts w:eastAsia="黑体"/>
         <w:b/>
         <w:bCs/>
       </w:rPr>
     </w:tblStylePr>
     <w:tblStylePr w:type="lastCol">
       <w:rPr>
+        <w:rFonts w:eastAsia="黑体"/>
         <w:b/>
         <w:bCs/>
       </w:rPr>
@@ -6012,6 +6468,7 @@
         <w:spacing w:after="0" w:before="0" w:line="240" w:lineRule="auto"/>
       </w:pPr>
       <w:rPr>
+        <w:rFonts w:eastAsia="黑体"/>
         <w:b/>
         <w:bCs/>
         <w:color w:themeColor="background1" w:val="FFFFFF"/>
@@ -6026,6 +6483,7 @@
         <w:spacing w:after="0" w:before="0" w:line="240" w:lineRule="auto"/>
       </w:pPr>
       <w:rPr>
+        <w:rFonts w:eastAsia="黑体"/>
         <w:b/>
         <w:bCs/>
       </w:rPr>
@@ -6041,12 +6499,14 @@
     </w:tblStylePr>
     <w:tblStylePr w:type="firstCol">
       <w:rPr>
+        <w:rFonts w:eastAsia="黑体"/>
         <w:b/>
         <w:bCs/>
       </w:rPr>
     </w:tblStylePr>
     <w:tblStylePr w:type="lastCol">
       <w:rPr>
+        <w:rFonts w:eastAsia="黑体"/>
         <w:b/>
         <w:bCs/>
       </w:rPr>
@@ -6104,6 +6564,7 @@
         <w:spacing w:after="0" w:before="0" w:line="240" w:lineRule="auto"/>
       </w:pPr>
       <w:rPr>
+        <w:rFonts w:eastAsia="黑体"/>
         <w:b/>
         <w:bCs/>
         <w:color w:themeColor="background1" w:val="FFFFFF"/>
@@ -6118,6 +6579,7 @@
         <w:spacing w:after="0" w:before="0" w:line="240" w:lineRule="auto"/>
       </w:pPr>
       <w:rPr>
+        <w:rFonts w:eastAsia="黑体"/>
         <w:b/>
         <w:bCs/>
       </w:rPr>
@@ -6133,12 +6595,14 @@
     </w:tblStylePr>
     <w:tblStylePr w:type="firstCol">
       <w:rPr>
+        <w:rFonts w:eastAsia="黑体"/>
         <w:b/>
         <w:bCs/>
       </w:rPr>
     </w:tblStylePr>
     <w:tblStylePr w:type="lastCol">
       <w:rPr>
+        <w:rFonts w:eastAsia="黑体"/>
         <w:b/>
         <w:bCs/>
       </w:rPr>
@@ -6198,7 +6662,7 @@
         <w:spacing w:after="0" w:before="0" w:line="240" w:lineRule="auto"/>
       </w:pPr>
       <w:rPr>
-        <w:rFonts w:asciiTheme="majorHAnsi" w:cstheme="majorBidi" w:eastAsiaTheme="majorEastAsia" w:hAnsiTheme="majorHAnsi"/>
+        <w:rFonts w:asciiTheme="majorHAnsi" w:cstheme="majorBidi" w:hAnsiTheme="majorHAnsi" w:eastAsia="黑体"/>
         <w:b/>
         <w:bCs/>
       </w:rPr>
@@ -6219,7 +6683,7 @@
         <w:spacing w:after="0" w:before="0" w:line="240" w:lineRule="auto"/>
       </w:pPr>
       <w:rPr>
-        <w:rFonts w:asciiTheme="majorHAnsi" w:cstheme="majorBidi" w:eastAsiaTheme="majorEastAsia" w:hAnsiTheme="majorHAnsi"/>
+        <w:rFonts w:asciiTheme="majorHAnsi" w:cstheme="majorBidi" w:hAnsiTheme="majorHAnsi" w:eastAsia="黑体"/>
         <w:b/>
         <w:bCs/>
       </w:rPr>
@@ -6237,14 +6701,14 @@
     </w:tblStylePr>
     <w:tblStylePr w:type="firstCol">
       <w:rPr>
-        <w:rFonts w:asciiTheme="majorHAnsi" w:cstheme="majorBidi" w:eastAsiaTheme="majorEastAsia" w:hAnsiTheme="majorHAnsi"/>
+        <w:rFonts w:asciiTheme="majorHAnsi" w:cstheme="majorBidi" w:hAnsiTheme="majorHAnsi" w:eastAsia="黑体"/>
         <w:b/>
         <w:bCs/>
       </w:rPr>
     </w:tblStylePr>
     <w:tblStylePr w:type="lastCol">
       <w:rPr>
-        <w:rFonts w:asciiTheme="majorHAnsi" w:cstheme="majorBidi" w:eastAsiaTheme="majorEastAsia" w:hAnsiTheme="majorHAnsi"/>
+        <w:rFonts w:asciiTheme="majorHAnsi" w:cstheme="majorBidi" w:hAnsiTheme="majorHAnsi" w:eastAsia="黑体"/>
         <w:b/>
         <w:bCs/>
       </w:rPr>
@@ -6328,7 +6792,7 @@
         <w:spacing w:after="0" w:before="0" w:line="240" w:lineRule="auto"/>
       </w:pPr>
       <w:rPr>
-        <w:rFonts w:asciiTheme="majorHAnsi" w:cstheme="majorBidi" w:eastAsiaTheme="majorEastAsia" w:hAnsiTheme="majorHAnsi"/>
+        <w:rFonts w:asciiTheme="majorHAnsi" w:cstheme="majorBidi" w:hAnsiTheme="majorHAnsi" w:eastAsia="黑体"/>
         <w:b/>
         <w:bCs/>
       </w:rPr>
@@ -6349,7 +6813,7 @@
         <w:spacing w:after="0" w:before="0" w:line="240" w:lineRule="auto"/>
       </w:pPr>
       <w:rPr>
-        <w:rFonts w:asciiTheme="majorHAnsi" w:cstheme="majorBidi" w:eastAsiaTheme="majorEastAsia" w:hAnsiTheme="majorHAnsi"/>
+        <w:rFonts w:asciiTheme="majorHAnsi" w:cstheme="majorBidi" w:hAnsiTheme="majorHAnsi" w:eastAsia="黑体"/>
         <w:b/>
         <w:bCs/>
       </w:rPr>
@@ -6367,14 +6831,14 @@
     </w:tblStylePr>
     <w:tblStylePr w:type="firstCol">
       <w:rPr>
-        <w:rFonts w:asciiTheme="majorHAnsi" w:cstheme="majorBidi" w:eastAsiaTheme="majorEastAsia" w:hAnsiTheme="majorHAnsi"/>
+        <w:rFonts w:asciiTheme="majorHAnsi" w:cstheme="majorBidi" w:hAnsiTheme="majorHAnsi" w:eastAsia="黑体"/>
         <w:b/>
         <w:bCs/>
       </w:rPr>
     </w:tblStylePr>
     <w:tblStylePr w:type="lastCol">
       <w:rPr>
-        <w:rFonts w:asciiTheme="majorHAnsi" w:cstheme="majorBidi" w:eastAsiaTheme="majorEastAsia" w:hAnsiTheme="majorHAnsi"/>
+        <w:rFonts w:asciiTheme="majorHAnsi" w:cstheme="majorBidi" w:hAnsiTheme="majorHAnsi" w:eastAsia="黑体"/>
         <w:b/>
         <w:bCs/>
       </w:rPr>
@@ -6458,7 +6922,7 @@
         <w:spacing w:after="0" w:before="0" w:line="240" w:lineRule="auto"/>
       </w:pPr>
       <w:rPr>
-        <w:rFonts w:asciiTheme="majorHAnsi" w:cstheme="majorBidi" w:eastAsiaTheme="majorEastAsia" w:hAnsiTheme="majorHAnsi"/>
+        <w:rFonts w:asciiTheme="majorHAnsi" w:cstheme="majorBidi" w:hAnsiTheme="majorHAnsi" w:eastAsia="黑体"/>
         <w:b/>
         <w:bCs/>
       </w:rPr>
@@ -6479,7 +6943,7 @@
         <w:spacing w:after="0" w:before="0" w:line="240" w:lineRule="auto"/>
       </w:pPr>
       <w:rPr>
-        <w:rFonts w:asciiTheme="majorHAnsi" w:cstheme="majorBidi" w:eastAsiaTheme="majorEastAsia" w:hAnsiTheme="majorHAnsi"/>
+        <w:rFonts w:asciiTheme="majorHAnsi" w:cstheme="majorBidi" w:hAnsiTheme="majorHAnsi" w:eastAsia="黑体"/>
         <w:b/>
         <w:bCs/>
       </w:rPr>
@@ -6497,14 +6961,14 @@
     </w:tblStylePr>
     <w:tblStylePr w:type="firstCol">
       <w:rPr>
-        <w:rFonts w:asciiTheme="majorHAnsi" w:cstheme="majorBidi" w:eastAsiaTheme="majorEastAsia" w:hAnsiTheme="majorHAnsi"/>
+        <w:rFonts w:asciiTheme="majorHAnsi" w:cstheme="majorBidi" w:hAnsiTheme="majorHAnsi" w:eastAsia="黑体"/>
         <w:b/>
         <w:bCs/>
       </w:rPr>
     </w:tblStylePr>
     <w:tblStylePr w:type="lastCol">
       <w:rPr>
-        <w:rFonts w:asciiTheme="majorHAnsi" w:cstheme="majorBidi" w:eastAsiaTheme="majorEastAsia" w:hAnsiTheme="majorHAnsi"/>
+        <w:rFonts w:asciiTheme="majorHAnsi" w:cstheme="majorBidi" w:hAnsiTheme="majorHAnsi" w:eastAsia="黑体"/>
         <w:b/>
         <w:bCs/>
       </w:rPr>
@@ -6588,7 +7052,7 @@
         <w:spacing w:after="0" w:before="0" w:line="240" w:lineRule="auto"/>
       </w:pPr>
       <w:rPr>
-        <w:rFonts w:asciiTheme="majorHAnsi" w:cstheme="majorBidi" w:eastAsiaTheme="majorEastAsia" w:hAnsiTheme="majorHAnsi"/>
+        <w:rFonts w:asciiTheme="majorHAnsi" w:cstheme="majorBidi" w:hAnsiTheme="majorHAnsi" w:eastAsia="黑体"/>
         <w:b/>
         <w:bCs/>
       </w:rPr>
@@ -6609,7 +7073,7 @@
         <w:spacing w:after="0" w:before="0" w:line="240" w:lineRule="auto"/>
       </w:pPr>
       <w:rPr>
-        <w:rFonts w:asciiTheme="majorHAnsi" w:cstheme="majorBidi" w:eastAsiaTheme="majorEastAsia" w:hAnsiTheme="majorHAnsi"/>
+        <w:rFonts w:asciiTheme="majorHAnsi" w:cstheme="majorBidi" w:hAnsiTheme="majorHAnsi" w:eastAsia="黑体"/>
         <w:b/>
         <w:bCs/>
       </w:rPr>
@@ -6627,14 +7091,14 @@
     </w:tblStylePr>
     <w:tblStylePr w:type="firstCol">
       <w:rPr>
-        <w:rFonts w:asciiTheme="majorHAnsi" w:cstheme="majorBidi" w:eastAsiaTheme="majorEastAsia" w:hAnsiTheme="majorHAnsi"/>
+        <w:rFonts w:asciiTheme="majorHAnsi" w:cstheme="majorBidi" w:hAnsiTheme="majorHAnsi" w:eastAsia="黑体"/>
         <w:b/>
         <w:bCs/>
       </w:rPr>
     </w:tblStylePr>
     <w:tblStylePr w:type="lastCol">
       <w:rPr>
-        <w:rFonts w:asciiTheme="majorHAnsi" w:cstheme="majorBidi" w:eastAsiaTheme="majorEastAsia" w:hAnsiTheme="majorHAnsi"/>
+        <w:rFonts w:asciiTheme="majorHAnsi" w:cstheme="majorBidi" w:hAnsiTheme="majorHAnsi" w:eastAsia="黑体"/>
         <w:b/>
         <w:bCs/>
       </w:rPr>
@@ -6718,7 +7182,7 @@
         <w:spacing w:after="0" w:before="0" w:line="240" w:lineRule="auto"/>
       </w:pPr>
       <w:rPr>
-        <w:rFonts w:asciiTheme="majorHAnsi" w:cstheme="majorBidi" w:eastAsiaTheme="majorEastAsia" w:hAnsiTheme="majorHAnsi"/>
+        <w:rFonts w:asciiTheme="majorHAnsi" w:cstheme="majorBidi" w:hAnsiTheme="majorHAnsi" w:eastAsia="黑体"/>
         <w:b/>
         <w:bCs/>
       </w:rPr>
@@ -6739,7 +7203,7 @@
         <w:spacing w:after="0" w:before="0" w:line="240" w:lineRule="auto"/>
       </w:pPr>
       <w:rPr>
-        <w:rFonts w:asciiTheme="majorHAnsi" w:cstheme="majorBidi" w:eastAsiaTheme="majorEastAsia" w:hAnsiTheme="majorHAnsi"/>
+        <w:rFonts w:asciiTheme="majorHAnsi" w:cstheme="majorBidi" w:hAnsiTheme="majorHAnsi" w:eastAsia="黑体"/>
         <w:b/>
         <w:bCs/>
       </w:rPr>
@@ -6757,14 +7221,14 @@
     </w:tblStylePr>
     <w:tblStylePr w:type="firstCol">
       <w:rPr>
-        <w:rFonts w:asciiTheme="majorHAnsi" w:cstheme="majorBidi" w:eastAsiaTheme="majorEastAsia" w:hAnsiTheme="majorHAnsi"/>
+        <w:rFonts w:asciiTheme="majorHAnsi" w:cstheme="majorBidi" w:hAnsiTheme="majorHAnsi" w:eastAsia="黑体"/>
         <w:b/>
         <w:bCs/>
       </w:rPr>
     </w:tblStylePr>
     <w:tblStylePr w:type="lastCol">
       <w:rPr>
-        <w:rFonts w:asciiTheme="majorHAnsi" w:cstheme="majorBidi" w:eastAsiaTheme="majorEastAsia" w:hAnsiTheme="majorHAnsi"/>
+        <w:rFonts w:asciiTheme="majorHAnsi" w:cstheme="majorBidi" w:hAnsiTheme="majorHAnsi" w:eastAsia="黑体"/>
         <w:b/>
         <w:bCs/>
       </w:rPr>
@@ -6848,7 +7312,7 @@
         <w:spacing w:after="0" w:before="0" w:line="240" w:lineRule="auto"/>
       </w:pPr>
       <w:rPr>
-        <w:rFonts w:asciiTheme="majorHAnsi" w:cstheme="majorBidi" w:eastAsiaTheme="majorEastAsia" w:hAnsiTheme="majorHAnsi"/>
+        <w:rFonts w:asciiTheme="majorHAnsi" w:cstheme="majorBidi" w:hAnsiTheme="majorHAnsi" w:eastAsia="黑体"/>
         <w:b/>
         <w:bCs/>
       </w:rPr>
@@ -6869,7 +7333,7 @@
         <w:spacing w:after="0" w:before="0" w:line="240" w:lineRule="auto"/>
       </w:pPr>
       <w:rPr>
-        <w:rFonts w:asciiTheme="majorHAnsi" w:cstheme="majorBidi" w:eastAsiaTheme="majorEastAsia" w:hAnsiTheme="majorHAnsi"/>
+        <w:rFonts w:asciiTheme="majorHAnsi" w:cstheme="majorBidi" w:hAnsiTheme="majorHAnsi" w:eastAsia="黑体"/>
         <w:b/>
         <w:bCs/>
       </w:rPr>
@@ -6887,14 +7351,14 @@
     </w:tblStylePr>
     <w:tblStylePr w:type="firstCol">
       <w:rPr>
-        <w:rFonts w:asciiTheme="majorHAnsi" w:cstheme="majorBidi" w:eastAsiaTheme="majorEastAsia" w:hAnsiTheme="majorHAnsi"/>
+        <w:rFonts w:asciiTheme="majorHAnsi" w:cstheme="majorBidi" w:hAnsiTheme="majorHAnsi" w:eastAsia="黑体"/>
         <w:b/>
         <w:bCs/>
       </w:rPr>
     </w:tblStylePr>
     <w:tblStylePr w:type="lastCol">
       <w:rPr>
-        <w:rFonts w:asciiTheme="majorHAnsi" w:cstheme="majorBidi" w:eastAsiaTheme="majorEastAsia" w:hAnsiTheme="majorHAnsi"/>
+        <w:rFonts w:asciiTheme="majorHAnsi" w:cstheme="majorBidi" w:hAnsiTheme="majorHAnsi" w:eastAsia="黑体"/>
         <w:b/>
         <w:bCs/>
       </w:rPr>
@@ -6978,7 +7442,7 @@
         <w:spacing w:after="0" w:before="0" w:line="240" w:lineRule="auto"/>
       </w:pPr>
       <w:rPr>
-        <w:rFonts w:asciiTheme="majorHAnsi" w:cstheme="majorBidi" w:eastAsiaTheme="majorEastAsia" w:hAnsiTheme="majorHAnsi"/>
+        <w:rFonts w:asciiTheme="majorHAnsi" w:cstheme="majorBidi" w:hAnsiTheme="majorHAnsi" w:eastAsia="黑体"/>
         <w:b/>
         <w:bCs/>
       </w:rPr>
@@ -6999,7 +7463,7 @@
         <w:spacing w:after="0" w:before="0" w:line="240" w:lineRule="auto"/>
       </w:pPr>
       <w:rPr>
-        <w:rFonts w:asciiTheme="majorHAnsi" w:cstheme="majorBidi" w:eastAsiaTheme="majorEastAsia" w:hAnsiTheme="majorHAnsi"/>
+        <w:rFonts w:asciiTheme="majorHAnsi" w:cstheme="majorBidi" w:hAnsiTheme="majorHAnsi" w:eastAsia="黑体"/>
         <w:b/>
         <w:bCs/>
       </w:rPr>
@@ -7017,14 +7481,14 @@
     </w:tblStylePr>
     <w:tblStylePr w:type="firstCol">
       <w:rPr>
-        <w:rFonts w:asciiTheme="majorHAnsi" w:cstheme="majorBidi" w:eastAsiaTheme="majorEastAsia" w:hAnsiTheme="majorHAnsi"/>
+        <w:rFonts w:asciiTheme="majorHAnsi" w:cstheme="majorBidi" w:hAnsiTheme="majorHAnsi" w:eastAsia="黑体"/>
         <w:b/>
         <w:bCs/>
       </w:rPr>
     </w:tblStylePr>
     <w:tblStylePr w:type="lastCol">
       <w:rPr>
-        <w:rFonts w:asciiTheme="majorHAnsi" w:cstheme="majorBidi" w:eastAsiaTheme="majorEastAsia" w:hAnsiTheme="majorHAnsi"/>
+        <w:rFonts w:asciiTheme="majorHAnsi" w:cstheme="majorBidi" w:hAnsiTheme="majorHAnsi" w:eastAsia="黑体"/>
         <w:b/>
         <w:bCs/>
       </w:rPr>
@@ -7107,6 +7571,7 @@
         <w:spacing w:after="0" w:before="0" w:line="240" w:lineRule="auto"/>
       </w:pPr>
       <w:rPr>
+        <w:rFonts w:eastAsia="黑体"/>
         <w:b/>
         <w:bCs/>
         <w:color w:themeColor="background1" w:val="FFFFFF"/>
@@ -7129,6 +7594,7 @@
         <w:spacing w:after="0" w:before="0" w:line="240" w:lineRule="auto"/>
       </w:pPr>
       <w:rPr>
+        <w:rFonts w:eastAsia="黑体"/>
         <w:b/>
         <w:bCs/>
       </w:rPr>
@@ -7146,12 +7612,14 @@
     </w:tblStylePr>
     <w:tblStylePr w:type="firstCol">
       <w:rPr>
+        <w:rFonts w:eastAsia="黑体"/>
         <w:b/>
         <w:bCs/>
       </w:rPr>
     </w:tblStylePr>
     <w:tblStylePr w:type="lastCol">
       <w:rPr>
+        <w:rFonts w:eastAsia="黑体"/>
         <w:b/>
         <w:bCs/>
       </w:rPr>
@@ -7213,6 +7681,7 @@
         <w:spacing w:after="0" w:before="0" w:line="240" w:lineRule="auto"/>
       </w:pPr>
       <w:rPr>
+        <w:rFonts w:eastAsia="黑体"/>
         <w:b/>
         <w:bCs/>
         <w:color w:themeColor="background1" w:val="FFFFFF"/>
@@ -7235,6 +7704,7 @@
         <w:spacing w:after="0" w:before="0" w:line="240" w:lineRule="auto"/>
       </w:pPr>
       <w:rPr>
+        <w:rFonts w:eastAsia="黑体"/>
         <w:b/>
         <w:bCs/>
       </w:rPr>
@@ -7252,12 +7722,14 @@
     </w:tblStylePr>
     <w:tblStylePr w:type="firstCol">
       <w:rPr>
+        <w:rFonts w:eastAsia="黑体"/>
         <w:b/>
         <w:bCs/>
       </w:rPr>
     </w:tblStylePr>
     <w:tblStylePr w:type="lastCol">
       <w:rPr>
+        <w:rFonts w:eastAsia="黑体"/>
         <w:b/>
         <w:bCs/>
       </w:rPr>
@@ -7319,6 +7791,7 @@
         <w:spacing w:after="0" w:before="0" w:line="240" w:lineRule="auto"/>
       </w:pPr>
       <w:rPr>
+        <w:rFonts w:eastAsia="黑体"/>
         <w:b/>
         <w:bCs/>
         <w:color w:themeColor="background1" w:val="FFFFFF"/>
@@ -7341,6 +7814,7 @@
         <w:spacing w:after="0" w:before="0" w:line="240" w:lineRule="auto"/>
       </w:pPr>
       <w:rPr>
+        <w:rFonts w:eastAsia="黑体"/>
         <w:b/>
         <w:bCs/>
       </w:rPr>
@@ -7358,12 +7832,14 @@
     </w:tblStylePr>
     <w:tblStylePr w:type="firstCol">
       <w:rPr>
+        <w:rFonts w:eastAsia="黑体"/>
         <w:b/>
         <w:bCs/>
       </w:rPr>
     </w:tblStylePr>
     <w:tblStylePr w:type="lastCol">
       <w:rPr>
+        <w:rFonts w:eastAsia="黑体"/>
         <w:b/>
         <w:bCs/>
       </w:rPr>
@@ -7425,6 +7901,7 @@
         <w:spacing w:after="0" w:before="0" w:line="240" w:lineRule="auto"/>
       </w:pPr>
       <w:rPr>
+        <w:rFonts w:eastAsia="黑体"/>
         <w:b/>
         <w:bCs/>
         <w:color w:themeColor="background1" w:val="FFFFFF"/>
@@ -7447,6 +7924,7 @@
         <w:spacing w:after="0" w:before="0" w:line="240" w:lineRule="auto"/>
       </w:pPr>
       <w:rPr>
+        <w:rFonts w:eastAsia="黑体"/>
         <w:b/>
         <w:bCs/>
       </w:rPr>
@@ -7464,12 +7942,14 @@
     </w:tblStylePr>
     <w:tblStylePr w:type="firstCol">
       <w:rPr>
+        <w:rFonts w:eastAsia="黑体"/>
         <w:b/>
         <w:bCs/>
       </w:rPr>
     </w:tblStylePr>
     <w:tblStylePr w:type="lastCol">
       <w:rPr>
+        <w:rFonts w:eastAsia="黑体"/>
         <w:b/>
         <w:bCs/>
       </w:rPr>
@@ -7531,6 +8011,7 @@
         <w:spacing w:after="0" w:before="0" w:line="240" w:lineRule="auto"/>
       </w:pPr>
       <w:rPr>
+        <w:rFonts w:eastAsia="黑体"/>
         <w:b/>
         <w:bCs/>
         <w:color w:themeColor="background1" w:val="FFFFFF"/>
@@ -7553,6 +8034,7 @@
         <w:spacing w:after="0" w:before="0" w:line="240" w:lineRule="auto"/>
       </w:pPr>
       <w:rPr>
+        <w:rFonts w:eastAsia="黑体"/>
         <w:b/>
         <w:bCs/>
       </w:rPr>
@@ -7570,12 +8052,14 @@
     </w:tblStylePr>
     <w:tblStylePr w:type="firstCol">
       <w:rPr>
+        <w:rFonts w:eastAsia="黑体"/>
         <w:b/>
         <w:bCs/>
       </w:rPr>
     </w:tblStylePr>
     <w:tblStylePr w:type="lastCol">
       <w:rPr>
+        <w:rFonts w:eastAsia="黑体"/>
         <w:b/>
         <w:bCs/>
       </w:rPr>
@@ -7637,6 +8121,7 @@
         <w:spacing w:after="0" w:before="0" w:line="240" w:lineRule="auto"/>
       </w:pPr>
       <w:rPr>
+        <w:rFonts w:eastAsia="黑体"/>
         <w:b/>
         <w:bCs/>
         <w:color w:themeColor="background1" w:val="FFFFFF"/>
@@ -7659,6 +8144,7 @@
         <w:spacing w:after="0" w:before="0" w:line="240" w:lineRule="auto"/>
       </w:pPr>
       <w:rPr>
+        <w:rFonts w:eastAsia="黑体"/>
         <w:b/>
         <w:bCs/>
       </w:rPr>
@@ -7676,12 +8162,14 @@
     </w:tblStylePr>
     <w:tblStylePr w:type="firstCol">
       <w:rPr>
+        <w:rFonts w:eastAsia="黑体"/>
         <w:b/>
         <w:bCs/>
       </w:rPr>
     </w:tblStylePr>
     <w:tblStylePr w:type="lastCol">
       <w:rPr>
+        <w:rFonts w:eastAsia="黑体"/>
         <w:b/>
         <w:bCs/>
       </w:rPr>
@@ -7743,6 +8231,7 @@
         <w:spacing w:after="0" w:before="0" w:line="240" w:lineRule="auto"/>
       </w:pPr>
       <w:rPr>
+        <w:rFonts w:eastAsia="黑体"/>
         <w:b/>
         <w:bCs/>
         <w:color w:themeColor="background1" w:val="FFFFFF"/>
@@ -7765,6 +8254,7 @@
         <w:spacing w:after="0" w:before="0" w:line="240" w:lineRule="auto"/>
       </w:pPr>
       <w:rPr>
+        <w:rFonts w:eastAsia="黑体"/>
         <w:b/>
         <w:bCs/>
       </w:rPr>
@@ -7782,12 +8272,14 @@
     </w:tblStylePr>
     <w:tblStylePr w:type="firstCol">
       <w:rPr>
+        <w:rFonts w:eastAsia="黑体"/>
         <w:b/>
         <w:bCs/>
       </w:rPr>
     </w:tblStylePr>
     <w:tblStylePr w:type="lastCol">
       <w:rPr>
+        <w:rFonts w:eastAsia="黑体"/>
         <w:b/>
         <w:bCs/>
       </w:rPr>
@@ -7846,6 +8338,7 @@
         <w:spacing w:after="0" w:before="0" w:line="240" w:lineRule="auto"/>
       </w:pPr>
       <w:rPr>
+        <w:rFonts w:eastAsia="黑体"/>
         <w:b/>
         <w:bCs/>
         <w:color w:themeColor="background1" w:val="FFFFFF"/>
@@ -7868,6 +8361,7 @@
         <w:spacing w:after="0" w:before="0" w:line="240" w:lineRule="auto"/>
       </w:pPr>
       <w:rPr>
+        <w:rFonts w:eastAsia="黑体"/>
         <w:color w:val="auto"/>
       </w:rPr>
       <w:tblPr/>
@@ -7885,6 +8379,7 @@
     </w:tblStylePr>
     <w:tblStylePr w:type="firstCol">
       <w:rPr>
+        <w:rFonts w:eastAsia="黑体"/>
         <w:b/>
         <w:bCs/>
         <w:color w:themeColor="background1" w:val="FFFFFF"/>
@@ -7904,6 +8399,7 @@
     </w:tblStylePr>
     <w:tblStylePr w:type="lastCol">
       <w:rPr>
+        <w:rFonts w:eastAsia="黑体"/>
         <w:b/>
         <w:bCs/>
         <w:color w:themeColor="background1" w:val="FFFFFF"/>
@@ -7952,6 +8448,7 @@
     </w:tblStylePr>
     <w:tblStylePr w:type="nwCell">
       <w:rPr>
+        <w:rFonts w:eastAsia="黑体"/>
         <w:color w:themeColor="background1" w:val="FFFFFF"/>
       </w:rPr>
       <w:tblPr/>
@@ -7995,6 +8492,7 @@
         <w:spacing w:after="0" w:before="0" w:line="240" w:lineRule="auto"/>
       </w:pPr>
       <w:rPr>
+        <w:rFonts w:eastAsia="黑体"/>
         <w:b/>
         <w:bCs/>
         <w:color w:themeColor="background1" w:val="FFFFFF"/>
@@ -8017,6 +8515,7 @@
         <w:spacing w:after="0" w:before="0" w:line="240" w:lineRule="auto"/>
       </w:pPr>
       <w:rPr>
+        <w:rFonts w:eastAsia="黑体"/>
         <w:color w:val="auto"/>
       </w:rPr>
       <w:tblPr/>
@@ -8034,6 +8533,7 @@
     </w:tblStylePr>
     <w:tblStylePr w:type="firstCol">
       <w:rPr>
+        <w:rFonts w:eastAsia="黑体"/>
         <w:b/>
         <w:bCs/>
         <w:color w:themeColor="background1" w:val="FFFFFF"/>
@@ -8053,6 +8553,7 @@
     </w:tblStylePr>
     <w:tblStylePr w:type="lastCol">
       <w:rPr>
+        <w:rFonts w:eastAsia="黑体"/>
         <w:b/>
         <w:bCs/>
         <w:color w:themeColor="background1" w:val="FFFFFF"/>
@@ -8101,6 +8602,7 @@
     </w:tblStylePr>
     <w:tblStylePr w:type="nwCell">
       <w:rPr>
+        <w:rFonts w:eastAsia="黑体"/>
         <w:color w:themeColor="background1" w:val="FFFFFF"/>
       </w:rPr>
       <w:tblPr/>
@@ -8144,6 +8646,7 @@
         <w:spacing w:after="0" w:before="0" w:line="240" w:lineRule="auto"/>
       </w:pPr>
       <w:rPr>
+        <w:rFonts w:eastAsia="黑体"/>
         <w:b/>
         <w:bCs/>
         <w:color w:themeColor="background1" w:val="FFFFFF"/>
@@ -8166,6 +8669,7 @@
         <w:spacing w:after="0" w:before="0" w:line="240" w:lineRule="auto"/>
       </w:pPr>
       <w:rPr>
+        <w:rFonts w:eastAsia="黑体"/>
         <w:color w:val="auto"/>
       </w:rPr>
       <w:tblPr/>
@@ -8183,6 +8687,7 @@
     </w:tblStylePr>
     <w:tblStylePr w:type="firstCol">
       <w:rPr>
+        <w:rFonts w:eastAsia="黑体"/>
         <w:b/>
         <w:bCs/>
         <w:color w:themeColor="background1" w:val="FFFFFF"/>
@@ -8202,6 +8707,7 @@
     </w:tblStylePr>
     <w:tblStylePr w:type="lastCol">
       <w:rPr>
+        <w:rFonts w:eastAsia="黑体"/>
         <w:b/>
         <w:bCs/>
         <w:color w:themeColor="background1" w:val="FFFFFF"/>
@@ -8250,6 +8756,7 @@
     </w:tblStylePr>
     <w:tblStylePr w:type="nwCell">
       <w:rPr>
+        <w:rFonts w:eastAsia="黑体"/>
         <w:color w:themeColor="background1" w:val="FFFFFF"/>
       </w:rPr>
       <w:tblPr/>
@@ -8293,6 +8800,7 @@
         <w:spacing w:after="0" w:before="0" w:line="240" w:lineRule="auto"/>
       </w:pPr>
       <w:rPr>
+        <w:rFonts w:eastAsia="黑体"/>
         <w:b/>
         <w:bCs/>
         <w:color w:themeColor="background1" w:val="FFFFFF"/>
@@ -8315,6 +8823,7 @@
         <w:spacing w:after="0" w:before="0" w:line="240" w:lineRule="auto"/>
       </w:pPr>
       <w:rPr>
+        <w:rFonts w:eastAsia="黑体"/>
         <w:color w:val="auto"/>
       </w:rPr>
       <w:tblPr/>
@@ -8332,6 +8841,7 @@
     </w:tblStylePr>
     <w:tblStylePr w:type="firstCol">
       <w:rPr>
+        <w:rFonts w:eastAsia="黑体"/>
         <w:b/>
         <w:bCs/>
         <w:color w:themeColor="background1" w:val="FFFFFF"/>
@@ -8351,6 +8861,7 @@
     </w:tblStylePr>
     <w:tblStylePr w:type="lastCol">
       <w:rPr>
+        <w:rFonts w:eastAsia="黑体"/>
         <w:b/>
         <w:bCs/>
         <w:color w:themeColor="background1" w:val="FFFFFF"/>
@@ -8399,6 +8910,7 @@
     </w:tblStylePr>
     <w:tblStylePr w:type="nwCell">
       <w:rPr>
+        <w:rFonts w:eastAsia="黑体"/>
         <w:color w:themeColor="background1" w:val="FFFFFF"/>
       </w:rPr>
       <w:tblPr/>
@@ -8442,6 +8954,7 @@
         <w:spacing w:after="0" w:before="0" w:line="240" w:lineRule="auto"/>
       </w:pPr>
       <w:rPr>
+        <w:rFonts w:eastAsia="黑体"/>
         <w:b/>
         <w:bCs/>
         <w:color w:themeColor="background1" w:val="FFFFFF"/>
@@ -8464,6 +8977,7 @@
         <w:spacing w:after="0" w:before="0" w:line="240" w:lineRule="auto"/>
       </w:pPr>
       <w:rPr>
+        <w:rFonts w:eastAsia="黑体"/>
         <w:color w:val="auto"/>
       </w:rPr>
       <w:tblPr/>
@@ -8481,6 +8995,7 @@
     </w:tblStylePr>
     <w:tblStylePr w:type="firstCol">
       <w:rPr>
+        <w:rFonts w:eastAsia="黑体"/>
         <w:b/>
         <w:bCs/>
         <w:color w:themeColor="background1" w:val="FFFFFF"/>
@@ -8500,6 +9015,7 @@
     </w:tblStylePr>
     <w:tblStylePr w:type="lastCol">
       <w:rPr>
+        <w:rFonts w:eastAsia="黑体"/>
         <w:b/>
         <w:bCs/>
         <w:color w:themeColor="background1" w:val="FFFFFF"/>
@@ -8548,6 +9064,7 @@
     </w:tblStylePr>
     <w:tblStylePr w:type="nwCell">
       <w:rPr>
+        <w:rFonts w:eastAsia="黑体"/>
         <w:color w:themeColor="background1" w:val="FFFFFF"/>
       </w:rPr>
       <w:tblPr/>
@@ -8591,6 +9108,7 @@
         <w:spacing w:after="0" w:before="0" w:line="240" w:lineRule="auto"/>
       </w:pPr>
       <w:rPr>
+        <w:rFonts w:eastAsia="黑体"/>
         <w:b/>
         <w:bCs/>
         <w:color w:themeColor="background1" w:val="FFFFFF"/>
@@ -8613,6 +9131,7 @@
         <w:spacing w:after="0" w:before="0" w:line="240" w:lineRule="auto"/>
       </w:pPr>
       <w:rPr>
+        <w:rFonts w:eastAsia="黑体"/>
         <w:color w:val="auto"/>
       </w:rPr>
       <w:tblPr/>
@@ -8630,6 +9149,7 @@
     </w:tblStylePr>
     <w:tblStylePr w:type="firstCol">
       <w:rPr>
+        <w:rFonts w:eastAsia="黑体"/>
         <w:b/>
         <w:bCs/>
         <w:color w:themeColor="background1" w:val="FFFFFF"/>
@@ -8649,6 +9169,7 @@
     </w:tblStylePr>
     <w:tblStylePr w:type="lastCol">
       <w:rPr>
+        <w:rFonts w:eastAsia="黑体"/>
         <w:b/>
         <w:bCs/>
         <w:color w:themeColor="background1" w:val="FFFFFF"/>
@@ -8697,6 +9218,7 @@
     </w:tblStylePr>
     <w:tblStylePr w:type="nwCell">
       <w:rPr>
+        <w:rFonts w:eastAsia="黑体"/>
         <w:color w:themeColor="background1" w:val="FFFFFF"/>
       </w:rPr>
       <w:tblPr/>
@@ -8740,6 +9262,7 @@
         <w:spacing w:after="0" w:before="0" w:line="240" w:lineRule="auto"/>
       </w:pPr>
       <w:rPr>
+        <w:rFonts w:eastAsia="黑体"/>
         <w:b/>
         <w:bCs/>
         <w:color w:themeColor="background1" w:val="FFFFFF"/>
@@ -8762,6 +9285,7 @@
         <w:spacing w:after="0" w:before="0" w:line="240" w:lineRule="auto"/>
       </w:pPr>
       <w:rPr>
+        <w:rFonts w:eastAsia="黑体"/>
         <w:color w:val="auto"/>
       </w:rPr>
       <w:tblPr/>
@@ -8779,6 +9303,7 @@
     </w:tblStylePr>
     <w:tblStylePr w:type="firstCol">
       <w:rPr>
+        <w:rFonts w:eastAsia="黑体"/>
         <w:b/>
         <w:bCs/>
         <w:color w:themeColor="background1" w:val="FFFFFF"/>
@@ -8798,6 +9323,7 @@
     </w:tblStylePr>
     <w:tblStylePr w:type="lastCol">
       <w:rPr>
+        <w:rFonts w:eastAsia="黑体"/>
         <w:b/>
         <w:bCs/>
         <w:color w:themeColor="background1" w:val="FFFFFF"/>
@@ -8846,6 +9372,7 @@
     </w:tblStylePr>
     <w:tblStylePr w:type="nwCell">
       <w:rPr>
+        <w:rFonts w:eastAsia="黑体"/>
         <w:color w:themeColor="background1" w:val="FFFFFF"/>
       </w:rPr>
       <w:tblPr/>
@@ -8870,6 +9397,7 @@
       <w:spacing w:after="0" w:line="240" w:lineRule="auto"/>
     </w:pPr>
     <w:rPr>
+      <w:rFonts w:eastAsia="黑体"/>
       <w:color w:themeColor="text1" w:val="000000"/>
     </w:rPr>
     <w:tblPr>
@@ -8889,7 +9417,7 @@
     </w:tblPr>
     <w:tblStylePr w:type="firstRow">
       <w:rPr>
-        <w:rFonts w:asciiTheme="majorHAnsi" w:cstheme="majorBidi" w:eastAsiaTheme="majorEastAsia" w:hAnsiTheme="majorHAnsi"/>
+        <w:rFonts w:asciiTheme="majorHAnsi" w:cstheme="majorBidi" w:hAnsiTheme="majorHAnsi" w:eastAsia="黑体"/>
       </w:rPr>
       <w:tblPr/>
       <w:tcPr>
@@ -8901,6 +9429,7 @@
     </w:tblStylePr>
     <w:tblStylePr w:type="lastRow">
       <w:rPr>
+        <w:rFonts w:eastAsia="黑体"/>
         <w:b/>
         <w:bCs/>
         <w:color w:themeColor="text2" w:val="1F497D"/>
@@ -8915,12 +9444,14 @@
     </w:tblStylePr>
     <w:tblStylePr w:type="firstCol">
       <w:rPr>
+        <w:rFonts w:eastAsia="黑体"/>
         <w:b/>
         <w:bCs/>
       </w:rPr>
     </w:tblStylePr>
     <w:tblStylePr w:type="lastCol">
       <w:rPr>
+        <w:rFonts w:eastAsia="黑体"/>
         <w:b/>
         <w:bCs/>
       </w:rPr>
@@ -8954,6 +9485,7 @@
       <w:spacing w:after="0" w:line="240" w:lineRule="auto"/>
     </w:pPr>
     <w:rPr>
+      <w:rFonts w:eastAsia="黑体"/>
       <w:color w:themeColor="text1" w:val="000000"/>
     </w:rPr>
     <w:tblPr>
@@ -8973,7 +9505,7 @@
     </w:tblPr>
     <w:tblStylePr w:type="firstRow">
       <w:rPr>
-        <w:rFonts w:asciiTheme="majorHAnsi" w:cstheme="majorBidi" w:eastAsiaTheme="majorEastAsia" w:hAnsiTheme="majorHAnsi"/>
+        <w:rFonts w:asciiTheme="majorHAnsi" w:cstheme="majorBidi" w:hAnsiTheme="majorHAnsi" w:eastAsia="黑体"/>
       </w:rPr>
       <w:tblPr/>
       <w:tcPr>
@@ -8985,6 +9517,7 @@
     </w:tblStylePr>
     <w:tblStylePr w:type="lastRow">
       <w:rPr>
+        <w:rFonts w:eastAsia="黑体"/>
         <w:b/>
         <w:bCs/>
         <w:color w:themeColor="text2" w:val="1F497D"/>
@@ -8999,12 +9532,14 @@
     </w:tblStylePr>
     <w:tblStylePr w:type="firstCol">
       <w:rPr>
+        <w:rFonts w:eastAsia="黑体"/>
         <w:b/>
         <w:bCs/>
       </w:rPr>
     </w:tblStylePr>
     <w:tblStylePr w:type="lastCol">
       <w:rPr>
+        <w:rFonts w:eastAsia="黑体"/>
         <w:b/>
         <w:bCs/>
       </w:rPr>
@@ -9038,6 +9573,7 @@
       <w:spacing w:after="0" w:line="240" w:lineRule="auto"/>
     </w:pPr>
     <w:rPr>
+      <w:rFonts w:eastAsia="黑体"/>
       <w:color w:themeColor="text1" w:val="000000"/>
     </w:rPr>
     <w:tblPr>
@@ -9057,7 +9593,7 @@
     </w:tblPr>
     <w:tblStylePr w:type="firstRow">
       <w:rPr>
-        <w:rFonts w:asciiTheme="majorHAnsi" w:cstheme="majorBidi" w:eastAsiaTheme="majorEastAsia" w:hAnsiTheme="majorHAnsi"/>
+        <w:rFonts w:asciiTheme="majorHAnsi" w:cstheme="majorBidi" w:hAnsiTheme="majorHAnsi" w:eastAsia="黑体"/>
       </w:rPr>
       <w:tblPr/>
       <w:tcPr>
@@ -9069,6 +9605,7 @@
     </w:tblStylePr>
     <w:tblStylePr w:type="lastRow">
       <w:rPr>
+        <w:rFonts w:eastAsia="黑体"/>
         <w:b/>
         <w:bCs/>
         <w:color w:themeColor="text2" w:val="1F497D"/>
@@ -9083,12 +9620,14 @@
     </w:tblStylePr>
     <w:tblStylePr w:type="firstCol">
       <w:rPr>
+        <w:rFonts w:eastAsia="黑体"/>
         <w:b/>
         <w:bCs/>
       </w:rPr>
     </w:tblStylePr>
     <w:tblStylePr w:type="lastCol">
       <w:rPr>
+        <w:rFonts w:eastAsia="黑体"/>
         <w:b/>
         <w:bCs/>
       </w:rPr>
@@ -9122,6 +9661,7 @@
       <w:spacing w:after="0" w:line="240" w:lineRule="auto"/>
     </w:pPr>
     <w:rPr>
+      <w:rFonts w:eastAsia="黑体"/>
       <w:color w:themeColor="text1" w:val="000000"/>
     </w:rPr>
     <w:tblPr>
@@ -9141,7 +9681,7 @@
     </w:tblPr>
     <w:tblStylePr w:type="firstRow">
       <w:rPr>
-        <w:rFonts w:asciiTheme="majorHAnsi" w:cstheme="majorBidi" w:eastAsiaTheme="majorEastAsia" w:hAnsiTheme="majorHAnsi"/>
+        <w:rFonts w:asciiTheme="majorHAnsi" w:cstheme="majorBidi" w:hAnsiTheme="majorHAnsi" w:eastAsia="黑体"/>
       </w:rPr>
       <w:tblPr/>
       <w:tcPr>
@@ -9153,6 +9693,7 @@
     </w:tblStylePr>
     <w:tblStylePr w:type="lastRow">
       <w:rPr>
+        <w:rFonts w:eastAsia="黑体"/>
         <w:b/>
         <w:bCs/>
         <w:color w:themeColor="text2" w:val="1F497D"/>
@@ -9167,12 +9708,14 @@
     </w:tblStylePr>
     <w:tblStylePr w:type="firstCol">
       <w:rPr>
+        <w:rFonts w:eastAsia="黑体"/>
         <w:b/>
         <w:bCs/>
       </w:rPr>
     </w:tblStylePr>
     <w:tblStylePr w:type="lastCol">
       <w:rPr>
+        <w:rFonts w:eastAsia="黑体"/>
         <w:b/>
         <w:bCs/>
       </w:rPr>
@@ -9206,6 +9749,7 @@
       <w:spacing w:after="0" w:line="240" w:lineRule="auto"/>
     </w:pPr>
     <w:rPr>
+      <w:rFonts w:eastAsia="黑体"/>
       <w:color w:themeColor="text1" w:val="000000"/>
     </w:rPr>
     <w:tblPr>
@@ -9225,7 +9769,7 @@
     </w:tblPr>
     <w:tblStylePr w:type="firstRow">
       <w:rPr>
-        <w:rFonts w:asciiTheme="majorHAnsi" w:cstheme="majorBidi" w:eastAsiaTheme="majorEastAsia" w:hAnsiTheme="majorHAnsi"/>
+        <w:rFonts w:asciiTheme="majorHAnsi" w:cstheme="majorBidi" w:hAnsiTheme="majorHAnsi" w:eastAsia="黑体"/>
       </w:rPr>
       <w:tblPr/>
       <w:tcPr>
@@ -9237,6 +9781,7 @@
     </w:tblStylePr>
     <w:tblStylePr w:type="lastRow">
       <w:rPr>
+        <w:rFonts w:eastAsia="黑体"/>
         <w:b/>
         <w:bCs/>
         <w:color w:themeColor="text2" w:val="1F497D"/>
@@ -9251,12 +9796,14 @@
     </w:tblStylePr>
     <w:tblStylePr w:type="firstCol">
       <w:rPr>
+        <w:rFonts w:eastAsia="黑体"/>
         <w:b/>
         <w:bCs/>
       </w:rPr>
     </w:tblStylePr>
     <w:tblStylePr w:type="lastCol">
       <w:rPr>
+        <w:rFonts w:eastAsia="黑体"/>
         <w:b/>
         <w:bCs/>
       </w:rPr>
@@ -9290,6 +9837,7 @@
       <w:spacing w:after="0" w:line="240" w:lineRule="auto"/>
     </w:pPr>
     <w:rPr>
+      <w:rFonts w:eastAsia="黑体"/>
       <w:color w:themeColor="text1" w:val="000000"/>
     </w:rPr>
     <w:tblPr>
@@ -9309,7 +9857,7 @@
     </w:tblPr>
     <w:tblStylePr w:type="firstRow">
       <w:rPr>
-        <w:rFonts w:asciiTheme="majorHAnsi" w:cstheme="majorBidi" w:eastAsiaTheme="majorEastAsia" w:hAnsiTheme="majorHAnsi"/>
+        <w:rFonts w:asciiTheme="majorHAnsi" w:cstheme="majorBidi" w:hAnsiTheme="majorHAnsi" w:eastAsia="黑体"/>
       </w:rPr>
       <w:tblPr/>
       <w:tcPr>
@@ -9321,6 +9869,7 @@
     </w:tblStylePr>
     <w:tblStylePr w:type="lastRow">
       <w:rPr>
+        <w:rFonts w:eastAsia="黑体"/>
         <w:b/>
         <w:bCs/>
         <w:color w:themeColor="text2" w:val="1F497D"/>
@@ -9335,12 +9884,14 @@
     </w:tblStylePr>
     <w:tblStylePr w:type="firstCol">
       <w:rPr>
+        <w:rFonts w:eastAsia="黑体"/>
         <w:b/>
         <w:bCs/>
       </w:rPr>
     </w:tblStylePr>
     <w:tblStylePr w:type="lastCol">
       <w:rPr>
+        <w:rFonts w:eastAsia="黑体"/>
         <w:b/>
         <w:bCs/>
       </w:rPr>
@@ -9374,6 +9925,7 @@
       <w:spacing w:after="0" w:line="240" w:lineRule="auto"/>
     </w:pPr>
     <w:rPr>
+      <w:rFonts w:eastAsia="黑体"/>
       <w:color w:themeColor="text1" w:val="000000"/>
     </w:rPr>
     <w:tblPr>
@@ -9393,7 +9945,7 @@
     </w:tblPr>
     <w:tblStylePr w:type="firstRow">
       <w:rPr>
-        <w:rFonts w:asciiTheme="majorHAnsi" w:cstheme="majorBidi" w:eastAsiaTheme="majorEastAsia" w:hAnsiTheme="majorHAnsi"/>
+        <w:rFonts w:asciiTheme="majorHAnsi" w:cstheme="majorBidi" w:hAnsiTheme="majorHAnsi" w:eastAsia="黑体"/>
       </w:rPr>
       <w:tblPr/>
       <w:tcPr>
@@ -9405,6 +9957,7 @@
     </w:tblStylePr>
     <w:tblStylePr w:type="lastRow">
       <w:rPr>
+        <w:rFonts w:eastAsia="黑体"/>
         <w:b/>
         <w:bCs/>
         <w:color w:themeColor="text2" w:val="1F497D"/>
@@ -9419,12 +9972,14 @@
     </w:tblStylePr>
     <w:tblStylePr w:type="firstCol">
       <w:rPr>
+        <w:rFonts w:eastAsia="黑体"/>
         <w:b/>
         <w:bCs/>
       </w:rPr>
     </w:tblStylePr>
     <w:tblStylePr w:type="lastCol">
       <w:rPr>
+        <w:rFonts w:eastAsia="黑体"/>
         <w:b/>
         <w:bCs/>
       </w:rPr>
@@ -9458,7 +10013,7 @@
       <w:spacing w:after="0" w:line="240" w:lineRule="auto"/>
     </w:pPr>
     <w:rPr>
-      <w:rFonts w:asciiTheme="majorHAnsi" w:cstheme="majorBidi" w:eastAsiaTheme="majorEastAsia" w:hAnsiTheme="majorHAnsi"/>
+      <w:rFonts w:asciiTheme="majorHAnsi" w:cstheme="majorBidi" w:hAnsiTheme="majorHAnsi" w:eastAsia="黑体"/>
       <w:color w:themeColor="text1" w:val="000000"/>
     </w:rPr>
     <w:tblPr>
@@ -9480,6 +10035,7 @@
     </w:tblPr>
     <w:tblStylePr w:type="firstRow">
       <w:rPr>
+        <w:rFonts w:eastAsia="黑体"/>
         <w:sz w:val="24"/>
         <w:szCs w:val="24"/>
       </w:rPr>
@@ -9586,7 +10142,7 @@
       <w:spacing w:after="0" w:line="240" w:lineRule="auto"/>
     </w:pPr>
     <w:rPr>
-      <w:rFonts w:asciiTheme="majorHAnsi" w:cstheme="majorBidi" w:eastAsiaTheme="majorEastAsia" w:hAnsiTheme="majorHAnsi"/>
+      <w:rFonts w:asciiTheme="majorHAnsi" w:cstheme="majorBidi" w:hAnsiTheme="majorHAnsi" w:eastAsia="黑体"/>
       <w:color w:themeColor="text1" w:val="000000"/>
     </w:rPr>
     <w:tblPr>
@@ -9608,6 +10164,7 @@
     </w:tblPr>
     <w:tblStylePr w:type="firstRow">
       <w:rPr>
+        <w:rFonts w:eastAsia="黑体"/>
         <w:sz w:val="24"/>
         <w:szCs w:val="24"/>
       </w:rPr>
@@ -9714,7 +10271,7 @@
       <w:spacing w:after="0" w:line="240" w:lineRule="auto"/>
     </w:pPr>
     <w:rPr>
-      <w:rFonts w:asciiTheme="majorHAnsi" w:cstheme="majorBidi" w:eastAsiaTheme="majorEastAsia" w:hAnsiTheme="majorHAnsi"/>
+      <w:rFonts w:asciiTheme="majorHAnsi" w:cstheme="majorBidi" w:hAnsiTheme="majorHAnsi" w:eastAsia="黑体"/>
       <w:color w:themeColor="text1" w:val="000000"/>
     </w:rPr>
     <w:tblPr>
@@ -9736,6 +10293,7 @@
     </w:tblPr>
     <w:tblStylePr w:type="firstRow">
       <w:rPr>
+        <w:rFonts w:eastAsia="黑体"/>
         <w:sz w:val="24"/>
         <w:szCs w:val="24"/>
       </w:rPr>
@@ -9842,7 +10400,7 @@
       <w:spacing w:after="0" w:line="240" w:lineRule="auto"/>
     </w:pPr>
     <w:rPr>
-      <w:rFonts w:asciiTheme="majorHAnsi" w:cstheme="majorBidi" w:eastAsiaTheme="majorEastAsia" w:hAnsiTheme="majorHAnsi"/>
+      <w:rFonts w:asciiTheme="majorHAnsi" w:cstheme="majorBidi" w:hAnsiTheme="majorHAnsi" w:eastAsia="黑体"/>
       <w:color w:themeColor="text1" w:val="000000"/>
     </w:rPr>
     <w:tblPr>
@@ -9864,6 +10422,7 @@
     </w:tblPr>
     <w:tblStylePr w:type="firstRow">
       <w:rPr>
+        <w:rFonts w:eastAsia="黑体"/>
         <w:sz w:val="24"/>
         <w:szCs w:val="24"/>
       </w:rPr>
@@ -9970,7 +10529,7 @@
       <w:spacing w:after="0" w:line="240" w:lineRule="auto"/>
     </w:pPr>
     <w:rPr>
-      <w:rFonts w:asciiTheme="majorHAnsi" w:cstheme="majorBidi" w:eastAsiaTheme="majorEastAsia" w:hAnsiTheme="majorHAnsi"/>
+      <w:rFonts w:asciiTheme="majorHAnsi" w:cstheme="majorBidi" w:hAnsiTheme="majorHAnsi" w:eastAsia="黑体"/>
       <w:color w:themeColor="text1" w:val="000000"/>
     </w:rPr>
     <w:tblPr>
@@ -9992,6 +10551,7 @@
     </w:tblPr>
     <w:tblStylePr w:type="firstRow">
       <w:rPr>
+        <w:rFonts w:eastAsia="黑体"/>
         <w:sz w:val="24"/>
         <w:szCs w:val="24"/>
       </w:rPr>
@@ -10098,7 +10658,7 @@
       <w:spacing w:after="0" w:line="240" w:lineRule="auto"/>
     </w:pPr>
     <w:rPr>
-      <w:rFonts w:asciiTheme="majorHAnsi" w:cstheme="majorBidi" w:eastAsiaTheme="majorEastAsia" w:hAnsiTheme="majorHAnsi"/>
+      <w:rFonts w:asciiTheme="majorHAnsi" w:cstheme="majorBidi" w:hAnsiTheme="majorHAnsi" w:eastAsia="黑体"/>
       <w:color w:themeColor="text1" w:val="000000"/>
     </w:rPr>
     <w:tblPr>
@@ -10120,6 +10680,7 @@
     </w:tblPr>
     <w:tblStylePr w:type="firstRow">
       <w:rPr>
+        <w:rFonts w:eastAsia="黑体"/>
         <w:sz w:val="24"/>
         <w:szCs w:val="24"/>
       </w:rPr>
@@ -10226,7 +10787,7 @@
       <w:spacing w:after="0" w:line="240" w:lineRule="auto"/>
     </w:pPr>
     <w:rPr>
-      <w:rFonts w:asciiTheme="majorHAnsi" w:cstheme="majorBidi" w:eastAsiaTheme="majorEastAsia" w:hAnsiTheme="majorHAnsi"/>
+      <w:rFonts w:asciiTheme="majorHAnsi" w:cstheme="majorBidi" w:hAnsiTheme="majorHAnsi" w:eastAsia="黑体"/>
       <w:color w:themeColor="text1" w:val="000000"/>
     </w:rPr>
     <w:tblPr>
@@ -10248,6 +10809,7 @@
     </w:tblPr>
     <w:tblStylePr w:type="firstRow">
       <w:rPr>
+        <w:rFonts w:eastAsia="黑体"/>
         <w:sz w:val="24"/>
         <w:szCs w:val="24"/>
       </w:rPr>
@@ -10377,12 +10939,14 @@
     </w:tcPr>
     <w:tblStylePr w:type="firstRow">
       <w:rPr>
+        <w:rFonts w:eastAsia="黑体"/>
         <w:b/>
         <w:bCs/>
       </w:rPr>
     </w:tblStylePr>
     <w:tblStylePr w:type="lastRow">
       <w:rPr>
+        <w:rFonts w:eastAsia="黑体"/>
         <w:b/>
         <w:bCs/>
       </w:rPr>
@@ -10395,12 +10959,14 @@
     </w:tblStylePr>
     <w:tblStylePr w:type="firstCol">
       <w:rPr>
+        <w:rFonts w:eastAsia="黑体"/>
         <w:b/>
         <w:bCs/>
       </w:rPr>
     </w:tblStylePr>
     <w:tblStylePr w:type="lastCol">
       <w:rPr>
+        <w:rFonts w:eastAsia="黑体"/>
         <w:b/>
         <w:bCs/>
       </w:rPr>
@@ -10450,12 +11016,14 @@
     </w:tcPr>
     <w:tblStylePr w:type="firstRow">
       <w:rPr>
+        <w:rFonts w:eastAsia="黑体"/>
         <w:b/>
         <w:bCs/>
       </w:rPr>
     </w:tblStylePr>
     <w:tblStylePr w:type="lastRow">
       <w:rPr>
+        <w:rFonts w:eastAsia="黑体"/>
         <w:b/>
         <w:bCs/>
       </w:rPr>
@@ -10468,12 +11036,14 @@
     </w:tblStylePr>
     <w:tblStylePr w:type="firstCol">
       <w:rPr>
+        <w:rFonts w:eastAsia="黑体"/>
         <w:b/>
         <w:bCs/>
       </w:rPr>
     </w:tblStylePr>
     <w:tblStylePr w:type="lastCol">
       <w:rPr>
+        <w:rFonts w:eastAsia="黑体"/>
         <w:b/>
         <w:bCs/>
       </w:rPr>
@@ -10523,12 +11093,14 @@
     </w:tcPr>
     <w:tblStylePr w:type="firstRow">
       <w:rPr>
+        <w:rFonts w:eastAsia="黑体"/>
         <w:b/>
         <w:bCs/>
       </w:rPr>
     </w:tblStylePr>
     <w:tblStylePr w:type="lastRow">
       <w:rPr>
+        <w:rFonts w:eastAsia="黑体"/>
         <w:b/>
         <w:bCs/>
       </w:rPr>
@@ -10541,12 +11113,14 @@
     </w:tblStylePr>
     <w:tblStylePr w:type="firstCol">
       <w:rPr>
+        <w:rFonts w:eastAsia="黑体"/>
         <w:b/>
         <w:bCs/>
       </w:rPr>
     </w:tblStylePr>
     <w:tblStylePr w:type="lastCol">
       <w:rPr>
+        <w:rFonts w:eastAsia="黑体"/>
         <w:b/>
         <w:bCs/>
       </w:rPr>
@@ -10596,12 +11170,14 @@
     </w:tcPr>
     <w:tblStylePr w:type="firstRow">
       <w:rPr>
+        <w:rFonts w:eastAsia="黑体"/>
         <w:b/>
         <w:bCs/>
       </w:rPr>
     </w:tblStylePr>
     <w:tblStylePr w:type="lastRow">
       <w:rPr>
+        <w:rFonts w:eastAsia="黑体"/>
         <w:b/>
         <w:bCs/>
       </w:rPr>
@@ -10614,12 +11190,14 @@
     </w:tblStylePr>
     <w:tblStylePr w:type="firstCol">
       <w:rPr>
+        <w:rFonts w:eastAsia="黑体"/>
         <w:b/>
         <w:bCs/>
       </w:rPr>
     </w:tblStylePr>
     <w:tblStylePr w:type="lastCol">
       <w:rPr>
+        <w:rFonts w:eastAsia="黑体"/>
         <w:b/>
         <w:bCs/>
       </w:rPr>
@@ -10669,12 +11247,14 @@
     </w:tcPr>
     <w:tblStylePr w:type="firstRow">
       <w:rPr>
+        <w:rFonts w:eastAsia="黑体"/>
         <w:b/>
         <w:bCs/>
       </w:rPr>
     </w:tblStylePr>
     <w:tblStylePr w:type="lastRow">
       <w:rPr>
+        <w:rFonts w:eastAsia="黑体"/>
         <w:b/>
         <w:bCs/>
       </w:rPr>
@@ -10687,12 +11267,14 @@
     </w:tblStylePr>
     <w:tblStylePr w:type="firstCol">
       <w:rPr>
+        <w:rFonts w:eastAsia="黑体"/>
         <w:b/>
         <w:bCs/>
       </w:rPr>
     </w:tblStylePr>
     <w:tblStylePr w:type="lastCol">
       <w:rPr>
+        <w:rFonts w:eastAsia="黑体"/>
         <w:b/>
         <w:bCs/>
       </w:rPr>
@@ -10742,12 +11324,14 @@
     </w:tcPr>
     <w:tblStylePr w:type="firstRow">
       <w:rPr>
+        <w:rFonts w:eastAsia="黑体"/>
         <w:b/>
         <w:bCs/>
       </w:rPr>
     </w:tblStylePr>
     <w:tblStylePr w:type="lastRow">
       <w:rPr>
+        <w:rFonts w:eastAsia="黑体"/>
         <w:b/>
         <w:bCs/>
       </w:rPr>
@@ -10760,12 +11344,14 @@
     </w:tblStylePr>
     <w:tblStylePr w:type="firstCol">
       <w:rPr>
+        <w:rFonts w:eastAsia="黑体"/>
         <w:b/>
         <w:bCs/>
       </w:rPr>
     </w:tblStylePr>
     <w:tblStylePr w:type="lastCol">
       <w:rPr>
+        <w:rFonts w:eastAsia="黑体"/>
         <w:b/>
         <w:bCs/>
       </w:rPr>
@@ -10815,12 +11401,14 @@
     </w:tcPr>
     <w:tblStylePr w:type="firstRow">
       <w:rPr>
+        <w:rFonts w:eastAsia="黑体"/>
         <w:b/>
         <w:bCs/>
       </w:rPr>
     </w:tblStylePr>
     <w:tblStylePr w:type="lastRow">
       <w:rPr>
+        <w:rFonts w:eastAsia="黑体"/>
         <w:b/>
         <w:bCs/>
       </w:rPr>
@@ -10833,12 +11421,14 @@
     </w:tblStylePr>
     <w:tblStylePr w:type="firstCol">
       <w:rPr>
+        <w:rFonts w:eastAsia="黑体"/>
         <w:b/>
         <w:bCs/>
       </w:rPr>
     </w:tblStylePr>
     <w:tblStylePr w:type="lastCol">
       <w:rPr>
+        <w:rFonts w:eastAsia="黑体"/>
         <w:b/>
         <w:bCs/>
       </w:rPr>
@@ -10865,7 +11455,7 @@
       <w:spacing w:after="0" w:line="240" w:lineRule="auto"/>
     </w:pPr>
     <w:rPr>
-      <w:rFonts w:asciiTheme="majorHAnsi" w:cstheme="majorBidi" w:eastAsiaTheme="majorEastAsia" w:hAnsiTheme="majorHAnsi"/>
+      <w:rFonts w:asciiTheme="majorHAnsi" w:cstheme="majorBidi" w:hAnsiTheme="majorHAnsi" w:eastAsia="黑体"/>
       <w:color w:themeColor="text1" w:val="000000"/>
     </w:rPr>
     <w:tblPr>
@@ -10892,6 +11482,7 @@
     </w:tcPr>
     <w:tblStylePr w:type="firstRow">
       <w:rPr>
+        <w:rFonts w:eastAsia="黑体"/>
         <w:b/>
         <w:bCs/>
         <w:color w:themeColor="text1" w:val="000000"/>
@@ -10903,6 +11494,7 @@
     </w:tblStylePr>
     <w:tblStylePr w:type="lastRow">
       <w:rPr>
+        <w:rFonts w:eastAsia="黑体"/>
         <w:b/>
         <w:bCs/>
         <w:color w:themeColor="text1" w:val="000000"/>
@@ -10922,6 +11514,7 @@
     </w:tblStylePr>
     <w:tblStylePr w:type="firstCol">
       <w:rPr>
+        <w:rFonts w:eastAsia="黑体"/>
         <w:b/>
         <w:bCs/>
         <w:color w:themeColor="text1" w:val="000000"/>
@@ -10941,6 +11534,7 @@
     </w:tblStylePr>
     <w:tblStylePr w:type="lastCol">
       <w:rPr>
+        <w:rFonts w:eastAsia="黑体"/>
         <w:b w:val="0"/>
         <w:bCs w:val="0"/>
         <w:color w:themeColor="text1" w:val="000000"/>
@@ -10990,7 +11584,7 @@
       <w:spacing w:after="0" w:line="240" w:lineRule="auto"/>
     </w:pPr>
     <w:rPr>
-      <w:rFonts w:asciiTheme="majorHAnsi" w:cstheme="majorBidi" w:eastAsiaTheme="majorEastAsia" w:hAnsiTheme="majorHAnsi"/>
+      <w:rFonts w:asciiTheme="majorHAnsi" w:cstheme="majorBidi" w:hAnsiTheme="majorHAnsi" w:eastAsia="黑体"/>
       <w:color w:themeColor="text1" w:val="000000"/>
     </w:rPr>
     <w:tblPr>
@@ -11017,6 +11611,7 @@
     </w:tcPr>
     <w:tblStylePr w:type="firstRow">
       <w:rPr>
+        <w:rFonts w:eastAsia="黑体"/>
         <w:b/>
         <w:bCs/>
         <w:color w:themeColor="text1" w:val="000000"/>
@@ -11028,6 +11623,7 @@
     </w:tblStylePr>
     <w:tblStylePr w:type="lastRow">
       <w:rPr>
+        <w:rFonts w:eastAsia="黑体"/>
         <w:b/>
         <w:bCs/>
         <w:color w:themeColor="text1" w:val="000000"/>
@@ -11047,6 +11643,7 @@
     </w:tblStylePr>
     <w:tblStylePr w:type="firstCol">
       <w:rPr>
+        <w:rFonts w:eastAsia="黑体"/>
         <w:b/>
         <w:bCs/>
         <w:color w:themeColor="text1" w:val="000000"/>
@@ -11066,6 +11663,7 @@
     </w:tblStylePr>
     <w:tblStylePr w:type="lastCol">
       <w:rPr>
+        <w:rFonts w:eastAsia="黑体"/>
         <w:b w:val="0"/>
         <w:bCs w:val="0"/>
         <w:color w:themeColor="text1" w:val="000000"/>
@@ -11115,7 +11713,7 @@
       <w:spacing w:after="0" w:line="240" w:lineRule="auto"/>
     </w:pPr>
     <w:rPr>
-      <w:rFonts w:asciiTheme="majorHAnsi" w:cstheme="majorBidi" w:eastAsiaTheme="majorEastAsia" w:hAnsiTheme="majorHAnsi"/>
+      <w:rFonts w:asciiTheme="majorHAnsi" w:cstheme="majorBidi" w:hAnsiTheme="majorHAnsi" w:eastAsia="黑体"/>
       <w:color w:themeColor="text1" w:val="000000"/>
     </w:rPr>
     <w:tblPr>
@@ -11142,6 +11740,7 @@
     </w:tcPr>
     <w:tblStylePr w:type="firstRow">
       <w:rPr>
+        <w:rFonts w:eastAsia="黑体"/>
         <w:b/>
         <w:bCs/>
         <w:color w:themeColor="text1" w:val="000000"/>
@@ -11153,6 +11752,7 @@
     </w:tblStylePr>
     <w:tblStylePr w:type="lastRow">
       <w:rPr>
+        <w:rFonts w:eastAsia="黑体"/>
         <w:b/>
         <w:bCs/>
         <w:color w:themeColor="text1" w:val="000000"/>
@@ -11172,6 +11772,7 @@
     </w:tblStylePr>
     <w:tblStylePr w:type="firstCol">
       <w:rPr>
+        <w:rFonts w:eastAsia="黑体"/>
         <w:b/>
         <w:bCs/>
         <w:color w:themeColor="text1" w:val="000000"/>
@@ -11191,6 +11792,7 @@
     </w:tblStylePr>
     <w:tblStylePr w:type="lastCol">
       <w:rPr>
+        <w:rFonts w:eastAsia="黑体"/>
         <w:b w:val="0"/>
         <w:bCs w:val="0"/>
         <w:color w:themeColor="text1" w:val="000000"/>
@@ -11240,7 +11842,7 @@
       <w:spacing w:after="0" w:line="240" w:lineRule="auto"/>
     </w:pPr>
     <w:rPr>
-      <w:rFonts w:asciiTheme="majorHAnsi" w:cstheme="majorBidi" w:eastAsiaTheme="majorEastAsia" w:hAnsiTheme="majorHAnsi"/>
+      <w:rFonts w:asciiTheme="majorHAnsi" w:cstheme="majorBidi" w:hAnsiTheme="majorHAnsi" w:eastAsia="黑体"/>
       <w:color w:themeColor="text1" w:val="000000"/>
     </w:rPr>
     <w:tblPr>
@@ -11267,6 +11869,7 @@
     </w:tcPr>
     <w:tblStylePr w:type="firstRow">
       <w:rPr>
+        <w:rFonts w:eastAsia="黑体"/>
         <w:b/>
         <w:bCs/>
         <w:color w:themeColor="text1" w:val="000000"/>
@@ -11278,6 +11881,7 @@
     </w:tblStylePr>
     <w:tblStylePr w:type="lastRow">
       <w:rPr>
+        <w:rFonts w:eastAsia="黑体"/>
         <w:b/>
         <w:bCs/>
         <w:color w:themeColor="text1" w:val="000000"/>
@@ -11297,6 +11901,7 @@
     </w:tblStylePr>
     <w:tblStylePr w:type="firstCol">
       <w:rPr>
+        <w:rFonts w:eastAsia="黑体"/>
         <w:b/>
         <w:bCs/>
         <w:color w:themeColor="text1" w:val="000000"/>
@@ -11316,6 +11921,7 @@
     </w:tblStylePr>
     <w:tblStylePr w:type="lastCol">
       <w:rPr>
+        <w:rFonts w:eastAsia="黑体"/>
         <w:b w:val="0"/>
         <w:bCs w:val="0"/>
         <w:color w:themeColor="text1" w:val="000000"/>
@@ -11365,7 +11971,7 @@
       <w:spacing w:after="0" w:line="240" w:lineRule="auto"/>
     </w:pPr>
     <w:rPr>
-      <w:rFonts w:asciiTheme="majorHAnsi" w:cstheme="majorBidi" w:eastAsiaTheme="majorEastAsia" w:hAnsiTheme="majorHAnsi"/>
+      <w:rFonts w:asciiTheme="majorHAnsi" w:cstheme="majorBidi" w:hAnsiTheme="majorHAnsi" w:eastAsia="黑体"/>
       <w:color w:themeColor="text1" w:val="000000"/>
     </w:rPr>
     <w:tblPr>
@@ -11392,6 +11998,7 @@
     </w:tcPr>
     <w:tblStylePr w:type="firstRow">
       <w:rPr>
+        <w:rFonts w:eastAsia="黑体"/>
         <w:b/>
         <w:bCs/>
         <w:color w:themeColor="text1" w:val="000000"/>
@@ -11403,6 +12010,7 @@
     </w:tblStylePr>
     <w:tblStylePr w:type="lastRow">
       <w:rPr>
+        <w:rFonts w:eastAsia="黑体"/>
         <w:b/>
         <w:bCs/>
         <w:color w:themeColor="text1" w:val="000000"/>
@@ -11422,6 +12030,7 @@
     </w:tblStylePr>
     <w:tblStylePr w:type="firstCol">
       <w:rPr>
+        <w:rFonts w:eastAsia="黑体"/>
         <w:b/>
         <w:bCs/>
         <w:color w:themeColor="text1" w:val="000000"/>
@@ -11441,6 +12050,7 @@
     </w:tblStylePr>
     <w:tblStylePr w:type="lastCol">
       <w:rPr>
+        <w:rFonts w:eastAsia="黑体"/>
         <w:b w:val="0"/>
         <w:bCs w:val="0"/>
         <w:color w:themeColor="text1" w:val="000000"/>
@@ -11490,7 +12100,7 @@
       <w:spacing w:after="0" w:line="240" w:lineRule="auto"/>
     </w:pPr>
     <w:rPr>
-      <w:rFonts w:asciiTheme="majorHAnsi" w:cstheme="majorBidi" w:eastAsiaTheme="majorEastAsia" w:hAnsiTheme="majorHAnsi"/>
+      <w:rFonts w:asciiTheme="majorHAnsi" w:cstheme="majorBidi" w:hAnsiTheme="majorHAnsi" w:eastAsia="黑体"/>
       <w:color w:themeColor="text1" w:val="000000"/>
     </w:rPr>
     <w:tblPr>
@@ -11517,6 +12127,7 @@
     </w:tcPr>
     <w:tblStylePr w:type="firstRow">
       <w:rPr>
+        <w:rFonts w:eastAsia="黑体"/>
         <w:b/>
         <w:bCs/>
         <w:color w:themeColor="text1" w:val="000000"/>
@@ -11528,6 +12139,7 @@
     </w:tblStylePr>
     <w:tblStylePr w:type="lastRow">
       <w:rPr>
+        <w:rFonts w:eastAsia="黑体"/>
         <w:b/>
         <w:bCs/>
         <w:color w:themeColor="text1" w:val="000000"/>
@@ -11547,6 +12159,7 @@
     </w:tblStylePr>
     <w:tblStylePr w:type="firstCol">
       <w:rPr>
+        <w:rFonts w:eastAsia="黑体"/>
         <w:b/>
         <w:bCs/>
         <w:color w:themeColor="text1" w:val="000000"/>
@@ -11566,6 +12179,7 @@
     </w:tblStylePr>
     <w:tblStylePr w:type="lastCol">
       <w:rPr>
+        <w:rFonts w:eastAsia="黑体"/>
         <w:b w:val="0"/>
         <w:bCs w:val="0"/>
         <w:color w:themeColor="text1" w:val="000000"/>
@@ -11615,7 +12229,7 @@
       <w:spacing w:after="0" w:line="240" w:lineRule="auto"/>
     </w:pPr>
     <w:rPr>
-      <w:rFonts w:asciiTheme="majorHAnsi" w:cstheme="majorBidi" w:eastAsiaTheme="majorEastAsia" w:hAnsiTheme="majorHAnsi"/>
+      <w:rFonts w:asciiTheme="majorHAnsi" w:cstheme="majorBidi" w:hAnsiTheme="majorHAnsi" w:eastAsia="黑体"/>
       <w:color w:themeColor="text1" w:val="000000"/>
     </w:rPr>
     <w:tblPr>
@@ -11642,6 +12256,7 @@
     </w:tcPr>
     <w:tblStylePr w:type="firstRow">
       <w:rPr>
+        <w:rFonts w:eastAsia="黑体"/>
         <w:b/>
         <w:bCs/>
         <w:color w:themeColor="text1" w:val="000000"/>
@@ -11653,6 +12268,7 @@
     </w:tblStylePr>
     <w:tblStylePr w:type="lastRow">
       <w:rPr>
+        <w:rFonts w:eastAsia="黑体"/>
         <w:b/>
         <w:bCs/>
         <w:color w:themeColor="text1" w:val="000000"/>
@@ -11672,6 +12288,7 @@
     </w:tblStylePr>
     <w:tblStylePr w:type="firstCol">
       <w:rPr>
+        <w:rFonts w:eastAsia="黑体"/>
         <w:b/>
         <w:bCs/>
         <w:color w:themeColor="text1" w:val="000000"/>
@@ -11691,6 +12308,7 @@
     </w:tblStylePr>
     <w:tblStylePr w:type="lastCol">
       <w:rPr>
+        <w:rFonts w:eastAsia="黑体"/>
         <w:b w:val="0"/>
         <w:bCs w:val="0"/>
         <w:color w:themeColor="text1" w:val="000000"/>
@@ -11763,6 +12381,7 @@
     </w:tcPr>
     <w:tblStylePr w:type="firstRow">
       <w:rPr>
+        <w:rFonts w:eastAsia="黑体"/>
         <w:b/>
         <w:bCs/>
         <w:i w:val="0"/>
@@ -11784,6 +12403,7 @@
     </w:tblStylePr>
     <w:tblStylePr w:type="lastRow">
       <w:rPr>
+        <w:rFonts w:eastAsia="黑体"/>
         <w:b/>
         <w:bCs/>
         <w:i w:val="0"/>
@@ -11805,6 +12425,7 @@
     </w:tblStylePr>
     <w:tblStylePr w:type="firstCol">
       <w:rPr>
+        <w:rFonts w:eastAsia="黑体"/>
         <w:b/>
         <w:bCs/>
         <w:i w:val="0"/>
@@ -11824,6 +12445,7 @@
     </w:tblStylePr>
     <w:tblStylePr w:type="lastCol">
       <w:rPr>
+        <w:rFonts w:eastAsia="黑体"/>
         <w:b/>
         <w:bCs/>
         <w:i w:val="0"/>
@@ -11904,6 +12526,7 @@
     </w:tcPr>
     <w:tblStylePr w:type="firstRow">
       <w:rPr>
+        <w:rFonts w:eastAsia="黑体"/>
         <w:b/>
         <w:bCs/>
         <w:i w:val="0"/>
@@ -11925,6 +12548,7 @@
     </w:tblStylePr>
     <w:tblStylePr w:type="lastRow">
       <w:rPr>
+        <w:rFonts w:eastAsia="黑体"/>
         <w:b/>
         <w:bCs/>
         <w:i w:val="0"/>
@@ -11946,6 +12570,7 @@
     </w:tblStylePr>
     <w:tblStylePr w:type="firstCol">
       <w:rPr>
+        <w:rFonts w:eastAsia="黑体"/>
         <w:b/>
         <w:bCs/>
         <w:i w:val="0"/>
@@ -11965,6 +12590,7 @@
     </w:tblStylePr>
     <w:tblStylePr w:type="lastCol">
       <w:rPr>
+        <w:rFonts w:eastAsia="黑体"/>
         <w:b/>
         <w:bCs/>
         <w:i w:val="0"/>
@@ -12045,6 +12671,7 @@
     </w:tcPr>
     <w:tblStylePr w:type="firstRow">
       <w:rPr>
+        <w:rFonts w:eastAsia="黑体"/>
         <w:b/>
         <w:bCs/>
         <w:i w:val="0"/>
@@ -12066,6 +12693,7 @@
     </w:tblStylePr>
     <w:tblStylePr w:type="lastRow">
       <w:rPr>
+        <w:rFonts w:eastAsia="黑体"/>
         <w:b/>
         <w:bCs/>
         <w:i w:val="0"/>
@@ -12087,6 +12715,7 @@
     </w:tblStylePr>
     <w:tblStylePr w:type="firstCol">
       <w:rPr>
+        <w:rFonts w:eastAsia="黑体"/>
         <w:b/>
         <w:bCs/>
         <w:i w:val="0"/>
@@ -12106,6 +12735,7 @@
     </w:tblStylePr>
     <w:tblStylePr w:type="lastCol">
       <w:rPr>
+        <w:rFonts w:eastAsia="黑体"/>
         <w:b/>
         <w:bCs/>
         <w:i w:val="0"/>
@@ -12186,6 +12816,7 @@
     </w:tcPr>
     <w:tblStylePr w:type="firstRow">
       <w:rPr>
+        <w:rFonts w:eastAsia="黑体"/>
         <w:b/>
         <w:bCs/>
         <w:i w:val="0"/>
@@ -12207,6 +12838,7 @@
     </w:tblStylePr>
     <w:tblStylePr w:type="lastRow">
       <w:rPr>
+        <w:rFonts w:eastAsia="黑体"/>
         <w:b/>
         <w:bCs/>
         <w:i w:val="0"/>
@@ -12228,6 +12860,7 @@
     </w:tblStylePr>
     <w:tblStylePr w:type="firstCol">
       <w:rPr>
+        <w:rFonts w:eastAsia="黑体"/>
         <w:b/>
         <w:bCs/>
         <w:i w:val="0"/>
@@ -12247,6 +12880,7 @@
     </w:tblStylePr>
     <w:tblStylePr w:type="lastCol">
       <w:rPr>
+        <w:rFonts w:eastAsia="黑体"/>
         <w:b/>
         <w:bCs/>
         <w:i w:val="0"/>
@@ -12327,6 +12961,7 @@
     </w:tcPr>
     <w:tblStylePr w:type="firstRow">
       <w:rPr>
+        <w:rFonts w:eastAsia="黑体"/>
         <w:b/>
         <w:bCs/>
         <w:i w:val="0"/>
@@ -12348,6 +12983,7 @@
     </w:tblStylePr>
     <w:tblStylePr w:type="lastRow">
       <w:rPr>
+        <w:rFonts w:eastAsia="黑体"/>
         <w:b/>
         <w:bCs/>
         <w:i w:val="0"/>
@@ -12369,6 +13005,7 @@
     </w:tblStylePr>
     <w:tblStylePr w:type="firstCol">
       <w:rPr>
+        <w:rFonts w:eastAsia="黑体"/>
         <w:b/>
         <w:bCs/>
         <w:i w:val="0"/>
@@ -12388,6 +13025,7 @@
     </w:tblStylePr>
     <w:tblStylePr w:type="lastCol">
       <w:rPr>
+        <w:rFonts w:eastAsia="黑体"/>
         <w:b/>
         <w:bCs/>
         <w:i w:val="0"/>
@@ -12468,6 +13106,7 @@
     </w:tcPr>
     <w:tblStylePr w:type="firstRow">
       <w:rPr>
+        <w:rFonts w:eastAsia="黑体"/>
         <w:b/>
         <w:bCs/>
         <w:i w:val="0"/>
@@ -12489,6 +13128,7 @@
     </w:tblStylePr>
     <w:tblStylePr w:type="lastRow">
       <w:rPr>
+        <w:rFonts w:eastAsia="黑体"/>
         <w:b/>
         <w:bCs/>
         <w:i w:val="0"/>
@@ -12510,6 +13150,7 @@
     </w:tblStylePr>
     <w:tblStylePr w:type="firstCol">
       <w:rPr>
+        <w:rFonts w:eastAsia="黑体"/>
         <w:b/>
         <w:bCs/>
         <w:i w:val="0"/>
@@ -12529,6 +13170,7 @@
     </w:tblStylePr>
     <w:tblStylePr w:type="lastCol">
       <w:rPr>
+        <w:rFonts w:eastAsia="黑体"/>
         <w:b/>
         <w:bCs/>
         <w:i w:val="0"/>
@@ -12609,6 +13251,7 @@
     </w:tcPr>
     <w:tblStylePr w:type="firstRow">
       <w:rPr>
+        <w:rFonts w:eastAsia="黑体"/>
         <w:b/>
         <w:bCs/>
         <w:i w:val="0"/>
@@ -12630,6 +13273,7 @@
     </w:tblStylePr>
     <w:tblStylePr w:type="lastRow">
       <w:rPr>
+        <w:rFonts w:eastAsia="黑体"/>
         <w:b/>
         <w:bCs/>
         <w:i w:val="0"/>
@@ -12651,6 +13295,7 @@
     </w:tblStylePr>
     <w:tblStylePr w:type="firstCol">
       <w:rPr>
+        <w:rFonts w:eastAsia="黑体"/>
         <w:b/>
         <w:bCs/>
         <w:i w:val="0"/>
@@ -12670,6 +13315,7 @@
     </w:tblStylePr>
     <w:tblStylePr w:type="lastCol">
       <w:rPr>
+        <w:rFonts w:eastAsia="黑体"/>
         <w:b/>
         <w:bCs/>
         <w:i w:val="0"/>
@@ -12727,6 +13373,7 @@
       <w:spacing w:after="0" w:line="240" w:lineRule="auto"/>
     </w:pPr>
     <w:rPr>
+      <w:rFonts w:eastAsia="黑体"/>
       <w:color w:themeColor="background1" w:val="FFFFFF"/>
     </w:rPr>
     <w:tblPr>
@@ -12745,6 +13392,7 @@
     </w:tcPr>
     <w:tblStylePr w:type="firstRow">
       <w:rPr>
+        <w:rFonts w:eastAsia="黑体"/>
         <w:b/>
         <w:bCs/>
       </w:rPr>
@@ -12841,6 +13489,7 @@
       <w:spacing w:after="0" w:line="240" w:lineRule="auto"/>
     </w:pPr>
     <w:rPr>
+      <w:rFonts w:eastAsia="黑体"/>
       <w:color w:themeColor="background1" w:val="FFFFFF"/>
     </w:rPr>
     <w:tblPr>
@@ -12859,6 +13508,7 @@
     </w:tcPr>
     <w:tblStylePr w:type="firstRow">
       <w:rPr>
+        <w:rFonts w:eastAsia="黑体"/>
         <w:b/>
         <w:bCs/>
       </w:rPr>
@@ -12955,6 +13605,7 @@
       <w:spacing w:after="0" w:line="240" w:lineRule="auto"/>
     </w:pPr>
     <w:rPr>
+      <w:rFonts w:eastAsia="黑体"/>
       <w:color w:themeColor="background1" w:val="FFFFFF"/>
     </w:rPr>
     <w:tblPr>
@@ -12973,6 +13624,7 @@
     </w:tcPr>
     <w:tblStylePr w:type="firstRow">
       <w:rPr>
+        <w:rFonts w:eastAsia="黑体"/>
         <w:b/>
         <w:bCs/>
       </w:rPr>
@@ -13069,6 +13721,7 @@
       <w:spacing w:after="0" w:line="240" w:lineRule="auto"/>
     </w:pPr>
     <w:rPr>
+      <w:rFonts w:eastAsia="黑体"/>
       <w:color w:themeColor="background1" w:val="FFFFFF"/>
     </w:rPr>
     <w:tblPr>
@@ -13087,6 +13740,7 @@
     </w:tcPr>
     <w:tblStylePr w:type="firstRow">
       <w:rPr>
+        <w:rFonts w:eastAsia="黑体"/>
         <w:b/>
         <w:bCs/>
       </w:rPr>
@@ -13183,6 +13837,7 @@
       <w:spacing w:after="0" w:line="240" w:lineRule="auto"/>
     </w:pPr>
     <w:rPr>
+      <w:rFonts w:eastAsia="黑体"/>
       <w:color w:themeColor="background1" w:val="FFFFFF"/>
     </w:rPr>
     <w:tblPr>
@@ -13201,6 +13856,7 @@
     </w:tcPr>
     <w:tblStylePr w:type="firstRow">
       <w:rPr>
+        <w:rFonts w:eastAsia="黑体"/>
         <w:b/>
         <w:bCs/>
       </w:rPr>
@@ -13297,6 +13953,7 @@
       <w:spacing w:after="0" w:line="240" w:lineRule="auto"/>
     </w:pPr>
     <w:rPr>
+      <w:rFonts w:eastAsia="黑体"/>
       <w:color w:themeColor="background1" w:val="FFFFFF"/>
     </w:rPr>
     <w:tblPr>
@@ -13315,6 +13972,7 @@
     </w:tcPr>
     <w:tblStylePr w:type="firstRow">
       <w:rPr>
+        <w:rFonts w:eastAsia="黑体"/>
         <w:b/>
         <w:bCs/>
       </w:rPr>
@@ -13411,6 +14069,7 @@
       <w:spacing w:after="0" w:line="240" w:lineRule="auto"/>
     </w:pPr>
     <w:rPr>
+      <w:rFonts w:eastAsia="黑体"/>
       <w:color w:themeColor="background1" w:val="FFFFFF"/>
     </w:rPr>
     <w:tblPr>
@@ -13429,6 +14088,7 @@
     </w:tcPr>
     <w:tblStylePr w:type="firstRow">
       <w:rPr>
+        <w:rFonts w:eastAsia="黑体"/>
         <w:b/>
         <w:bCs/>
       </w:rPr>
@@ -13525,6 +14185,7 @@
       <w:spacing w:after="0" w:line="240" w:lineRule="auto"/>
     </w:pPr>
     <w:rPr>
+      <w:rFonts w:eastAsia="黑体"/>
       <w:color w:themeColor="text1" w:val="000000"/>
     </w:rPr>
     <w:tblPr>
@@ -13551,6 +14212,7 @@
     </w:tcPr>
     <w:tblStylePr w:type="firstRow">
       <w:rPr>
+        <w:rFonts w:eastAsia="黑体"/>
         <w:b/>
         <w:bCs/>
       </w:rPr>
@@ -13569,6 +14231,7 @@
     </w:tblStylePr>
     <w:tblStylePr w:type="lastRow">
       <w:rPr>
+        <w:rFonts w:eastAsia="黑体"/>
         <w:b/>
         <w:bCs/>
         <w:color w:themeColor="background1" w:val="FFFFFF"/>
@@ -13583,6 +14246,7 @@
     </w:tblStylePr>
     <w:tblStylePr w:type="firstCol">
       <w:rPr>
+        <w:rFonts w:eastAsia="黑体"/>
         <w:color w:themeColor="background1" w:val="FFFFFF"/>
       </w:rPr>
       <w:tblPr/>
@@ -13600,6 +14264,7 @@
     </w:tblStylePr>
     <w:tblStylePr w:type="lastCol">
       <w:rPr>
+        <w:rFonts w:eastAsia="黑体"/>
         <w:color w:themeColor="background1" w:val="FFFFFF"/>
       </w:rPr>
       <w:tblPr/>
@@ -13629,11 +14294,13 @@
     </w:tblStylePr>
     <w:tblStylePr w:type="neCell">
       <w:rPr>
+        <w:rFonts w:eastAsia="黑体"/>
         <w:color w:themeColor="text1" w:val="000000"/>
       </w:rPr>
     </w:tblStylePr>
     <w:tblStylePr w:type="nwCell">
       <w:rPr>
+        <w:rFonts w:eastAsia="黑体"/>
         <w:color w:themeColor="text1" w:val="000000"/>
       </w:rPr>
     </w:tblStylePr>
@@ -13647,6 +14314,7 @@
       <w:spacing w:after="0" w:line="240" w:lineRule="auto"/>
     </w:pPr>
     <w:rPr>
+      <w:rFonts w:eastAsia="黑体"/>
       <w:color w:themeColor="text1" w:val="000000"/>
     </w:rPr>
     <w:tblPr>
@@ -13673,6 +14341,7 @@
     </w:tcPr>
     <w:tblStylePr w:type="firstRow">
       <w:rPr>
+        <w:rFonts w:eastAsia="黑体"/>
         <w:b/>
         <w:bCs/>
       </w:rPr>
@@ -13691,6 +14360,7 @@
     </w:tblStylePr>
     <w:tblStylePr w:type="lastRow">
       <w:rPr>
+        <w:rFonts w:eastAsia="黑体"/>
         <w:b/>
         <w:bCs/>
         <w:color w:themeColor="background1" w:val="FFFFFF"/>
@@ -13705,6 +14375,7 @@
     </w:tblStylePr>
     <w:tblStylePr w:type="firstCol">
       <w:rPr>
+        <w:rFonts w:eastAsia="黑体"/>
         <w:color w:themeColor="background1" w:val="FFFFFF"/>
       </w:rPr>
       <w:tblPr/>
@@ -13722,6 +14393,7 @@
     </w:tblStylePr>
     <w:tblStylePr w:type="lastCol">
       <w:rPr>
+        <w:rFonts w:eastAsia="黑体"/>
         <w:color w:themeColor="background1" w:val="FFFFFF"/>
       </w:rPr>
       <w:tblPr/>
@@ -13751,11 +14423,13 @@
     </w:tblStylePr>
     <w:tblStylePr w:type="neCell">
       <w:rPr>
+        <w:rFonts w:eastAsia="黑体"/>
         <w:color w:themeColor="text1" w:val="000000"/>
       </w:rPr>
     </w:tblStylePr>
     <w:tblStylePr w:type="nwCell">
       <w:rPr>
+        <w:rFonts w:eastAsia="黑体"/>
         <w:color w:themeColor="text1" w:val="000000"/>
       </w:rPr>
     </w:tblStylePr>
@@ -13769,6 +14443,7 @@
       <w:spacing w:after="0" w:line="240" w:lineRule="auto"/>
     </w:pPr>
     <w:rPr>
+      <w:rFonts w:eastAsia="黑体"/>
       <w:color w:themeColor="text1" w:val="000000"/>
     </w:rPr>
     <w:tblPr>
@@ -13795,6 +14470,7 @@
     </w:tcPr>
     <w:tblStylePr w:type="firstRow">
       <w:rPr>
+        <w:rFonts w:eastAsia="黑体"/>
         <w:b/>
         <w:bCs/>
       </w:rPr>
@@ -13813,6 +14489,7 @@
     </w:tblStylePr>
     <w:tblStylePr w:type="lastRow">
       <w:rPr>
+        <w:rFonts w:eastAsia="黑体"/>
         <w:b/>
         <w:bCs/>
         <w:color w:themeColor="background1" w:val="FFFFFF"/>
@@ -13827,6 +14504,7 @@
     </w:tblStylePr>
     <w:tblStylePr w:type="firstCol">
       <w:rPr>
+        <w:rFonts w:eastAsia="黑体"/>
         <w:color w:themeColor="background1" w:val="FFFFFF"/>
       </w:rPr>
       <w:tblPr/>
@@ -13844,6 +14522,7 @@
     </w:tblStylePr>
     <w:tblStylePr w:type="lastCol">
       <w:rPr>
+        <w:rFonts w:eastAsia="黑体"/>
         <w:color w:themeColor="background1" w:val="FFFFFF"/>
       </w:rPr>
       <w:tblPr/>
@@ -13873,11 +14552,13 @@
     </w:tblStylePr>
     <w:tblStylePr w:type="neCell">
       <w:rPr>
+        <w:rFonts w:eastAsia="黑体"/>
         <w:color w:themeColor="text1" w:val="000000"/>
       </w:rPr>
     </w:tblStylePr>
     <w:tblStylePr w:type="nwCell">
       <w:rPr>
+        <w:rFonts w:eastAsia="黑体"/>
         <w:color w:themeColor="text1" w:val="000000"/>
       </w:rPr>
     </w:tblStylePr>
@@ -13891,6 +14572,7 @@
       <w:spacing w:after="0" w:line="240" w:lineRule="auto"/>
     </w:pPr>
     <w:rPr>
+      <w:rFonts w:eastAsia="黑体"/>
       <w:color w:themeColor="text1" w:val="000000"/>
     </w:rPr>
     <w:tblPr>
@@ -13917,6 +14599,7 @@
     </w:tcPr>
     <w:tblStylePr w:type="firstRow">
       <w:rPr>
+        <w:rFonts w:eastAsia="黑体"/>
         <w:b/>
         <w:bCs/>
       </w:rPr>
@@ -13935,6 +14618,7 @@
     </w:tblStylePr>
     <w:tblStylePr w:type="lastRow">
       <w:rPr>
+        <w:rFonts w:eastAsia="黑体"/>
         <w:b/>
         <w:bCs/>
         <w:color w:themeColor="background1" w:val="FFFFFF"/>
@@ -13949,6 +14633,7 @@
     </w:tblStylePr>
     <w:tblStylePr w:type="firstCol">
       <w:rPr>
+        <w:rFonts w:eastAsia="黑体"/>
         <w:color w:themeColor="background1" w:val="FFFFFF"/>
       </w:rPr>
       <w:tblPr/>
@@ -13966,6 +14651,7 @@
     </w:tblStylePr>
     <w:tblStylePr w:type="lastCol">
       <w:rPr>
+        <w:rFonts w:eastAsia="黑体"/>
         <w:color w:themeColor="background1" w:val="FFFFFF"/>
       </w:rPr>
       <w:tblPr/>
@@ -14003,6 +14689,7 @@
       <w:spacing w:after="0" w:line="240" w:lineRule="auto"/>
     </w:pPr>
     <w:rPr>
+      <w:rFonts w:eastAsia="黑体"/>
       <w:color w:themeColor="text1" w:val="000000"/>
     </w:rPr>
     <w:tblPr>
@@ -14029,6 +14716,7 @@
     </w:tcPr>
     <w:tblStylePr w:type="firstRow">
       <w:rPr>
+        <w:rFonts w:eastAsia="黑体"/>
         <w:b/>
         <w:bCs/>
       </w:rPr>
@@ -14047,6 +14735,7 @@
     </w:tblStylePr>
     <w:tblStylePr w:type="lastRow">
       <w:rPr>
+        <w:rFonts w:eastAsia="黑体"/>
         <w:b/>
         <w:bCs/>
         <w:color w:themeColor="background1" w:val="FFFFFF"/>
@@ -14061,6 +14750,7 @@
     </w:tblStylePr>
     <w:tblStylePr w:type="firstCol">
       <w:rPr>
+        <w:rFonts w:eastAsia="黑体"/>
         <w:color w:themeColor="background1" w:val="FFFFFF"/>
       </w:rPr>
       <w:tblPr/>
@@ -14078,6 +14768,7 @@
     </w:tblStylePr>
     <w:tblStylePr w:type="lastCol">
       <w:rPr>
+        <w:rFonts w:eastAsia="黑体"/>
         <w:color w:themeColor="background1" w:val="FFFFFF"/>
       </w:rPr>
       <w:tblPr/>
@@ -14107,11 +14798,13 @@
     </w:tblStylePr>
     <w:tblStylePr w:type="neCell">
       <w:rPr>
+        <w:rFonts w:eastAsia="黑体"/>
         <w:color w:themeColor="text1" w:val="000000"/>
       </w:rPr>
     </w:tblStylePr>
     <w:tblStylePr w:type="nwCell">
       <w:rPr>
+        <w:rFonts w:eastAsia="黑体"/>
         <w:color w:themeColor="text1" w:val="000000"/>
       </w:rPr>
     </w:tblStylePr>
@@ -14125,6 +14818,7 @@
       <w:spacing w:after="0" w:line="240" w:lineRule="auto"/>
     </w:pPr>
     <w:rPr>
+      <w:rFonts w:eastAsia="黑体"/>
       <w:color w:themeColor="text1" w:val="000000"/>
     </w:rPr>
     <w:tblPr>
@@ -14151,6 +14845,7 @@
     </w:tcPr>
     <w:tblStylePr w:type="firstRow">
       <w:rPr>
+        <w:rFonts w:eastAsia="黑体"/>
         <w:b/>
         <w:bCs/>
       </w:rPr>
@@ -14169,6 +14864,7 @@
     </w:tblStylePr>
     <w:tblStylePr w:type="lastRow">
       <w:rPr>
+        <w:rFonts w:eastAsia="黑体"/>
         <w:b/>
         <w:bCs/>
         <w:color w:themeColor="background1" w:val="FFFFFF"/>
@@ -14183,6 +14879,7 @@
     </w:tblStylePr>
     <w:tblStylePr w:type="firstCol">
       <w:rPr>
+        <w:rFonts w:eastAsia="黑体"/>
         <w:color w:themeColor="background1" w:val="FFFFFF"/>
       </w:rPr>
       <w:tblPr/>
@@ -14200,6 +14897,7 @@
     </w:tblStylePr>
     <w:tblStylePr w:type="lastCol">
       <w:rPr>
+        <w:rFonts w:eastAsia="黑体"/>
         <w:color w:themeColor="background1" w:val="FFFFFF"/>
       </w:rPr>
       <w:tblPr/>
@@ -14229,11 +14927,13 @@
     </w:tblStylePr>
     <w:tblStylePr w:type="neCell">
       <w:rPr>
+        <w:rFonts w:eastAsia="黑体"/>
         <w:color w:themeColor="text1" w:val="000000"/>
       </w:rPr>
     </w:tblStylePr>
     <w:tblStylePr w:type="nwCell">
       <w:rPr>
+        <w:rFonts w:eastAsia="黑体"/>
         <w:color w:themeColor="text1" w:val="000000"/>
       </w:rPr>
     </w:tblStylePr>
@@ -14247,6 +14947,7 @@
       <w:spacing w:after="0" w:line="240" w:lineRule="auto"/>
     </w:pPr>
     <w:rPr>
+      <w:rFonts w:eastAsia="黑体"/>
       <w:color w:themeColor="text1" w:val="000000"/>
     </w:rPr>
     <w:tblPr>
@@ -14273,6 +14974,7 @@
     </w:tcPr>
     <w:tblStylePr w:type="firstRow">
       <w:rPr>
+        <w:rFonts w:eastAsia="黑体"/>
         <w:b/>
         <w:bCs/>
       </w:rPr>
@@ -14291,6 +14993,7 @@
     </w:tblStylePr>
     <w:tblStylePr w:type="lastRow">
       <w:rPr>
+        <w:rFonts w:eastAsia="黑体"/>
         <w:b/>
         <w:bCs/>
         <w:color w:themeColor="background1" w:val="FFFFFF"/>
@@ -14305,6 +15008,7 @@
     </w:tblStylePr>
     <w:tblStylePr w:type="firstCol">
       <w:rPr>
+        <w:rFonts w:eastAsia="黑体"/>
         <w:color w:themeColor="background1" w:val="FFFFFF"/>
       </w:rPr>
       <w:tblPr/>
@@ -14322,6 +15026,7 @@
     </w:tblStylePr>
     <w:tblStylePr w:type="lastCol">
       <w:rPr>
+        <w:rFonts w:eastAsia="黑体"/>
         <w:color w:themeColor="background1" w:val="FFFFFF"/>
       </w:rPr>
       <w:tblPr/>
@@ -14351,11 +15056,13 @@
     </w:tblStylePr>
     <w:tblStylePr w:type="neCell">
       <w:rPr>
+        <w:rFonts w:eastAsia="黑体"/>
         <w:color w:themeColor="text1" w:val="000000"/>
       </w:rPr>
     </w:tblStylePr>
     <w:tblStylePr w:type="nwCell">
       <w:rPr>
+        <w:rFonts w:eastAsia="黑体"/>
         <w:color w:themeColor="text1" w:val="000000"/>
       </w:rPr>
     </w:tblStylePr>
@@ -14369,6 +15076,7 @@
       <w:spacing w:after="0" w:line="240" w:lineRule="auto"/>
     </w:pPr>
     <w:rPr>
+      <w:rFonts w:eastAsia="黑体"/>
       <w:color w:themeColor="text1" w:val="000000"/>
     </w:rPr>
     <w:tblPr>
@@ -14387,6 +15095,7 @@
     </w:tcPr>
     <w:tblStylePr w:type="firstRow">
       <w:rPr>
+        <w:rFonts w:eastAsia="黑体"/>
         <w:b/>
         <w:bCs/>
         <w:color w:themeColor="background1" w:val="FFFFFF"/>
@@ -14401,6 +15110,7 @@
     </w:tblStylePr>
     <w:tblStylePr w:type="lastRow">
       <w:rPr>
+        <w:rFonts w:eastAsia="黑体"/>
         <w:b/>
         <w:bCs/>
         <w:color w:themeColor="accent2" w:themeShade="CC" w:val="9E3A38"/>
@@ -14415,12 +15125,14 @@
     </w:tblStylePr>
     <w:tblStylePr w:type="firstCol">
       <w:rPr>
+        <w:rFonts w:eastAsia="黑体"/>
         <w:b/>
         <w:bCs/>
       </w:rPr>
     </w:tblStylePr>
     <w:tblStylePr w:type="lastCol">
       <w:rPr>
+        <w:rFonts w:eastAsia="黑体"/>
         <w:b/>
         <w:bCs/>
       </w:rPr>
@@ -14455,6 +15167,7 @@
       <w:spacing w:after="0" w:line="240" w:lineRule="auto"/>
     </w:pPr>
     <w:rPr>
+      <w:rFonts w:eastAsia="黑体"/>
       <w:color w:themeColor="text1" w:val="000000"/>
     </w:rPr>
     <w:tblPr>
@@ -14473,6 +15186,7 @@
     </w:tcPr>
     <w:tblStylePr w:type="firstRow">
       <w:rPr>
+        <w:rFonts w:eastAsia="黑体"/>
         <w:b/>
         <w:bCs/>
         <w:color w:themeColor="background1" w:val="FFFFFF"/>
@@ -14487,6 +15201,7 @@
     </w:tblStylePr>
     <w:tblStylePr w:type="lastRow">
       <w:rPr>
+        <w:rFonts w:eastAsia="黑体"/>
         <w:b/>
         <w:bCs/>
         <w:color w:themeColor="accent2" w:themeShade="CC" w:val="9E3A38"/>
@@ -14501,12 +15216,14 @@
     </w:tblStylePr>
     <w:tblStylePr w:type="firstCol">
       <w:rPr>
+        <w:rFonts w:eastAsia="黑体"/>
         <w:b/>
         <w:bCs/>
       </w:rPr>
     </w:tblStylePr>
     <w:tblStylePr w:type="lastCol">
       <w:rPr>
+        <w:rFonts w:eastAsia="黑体"/>
         <w:b/>
         <w:bCs/>
       </w:rPr>
@@ -14541,6 +15258,7 @@
       <w:spacing w:after="0" w:line="240" w:lineRule="auto"/>
     </w:pPr>
     <w:rPr>
+      <w:rFonts w:eastAsia="黑体"/>
       <w:color w:themeColor="text1" w:val="000000"/>
     </w:rPr>
     <w:tblPr>
@@ -14559,6 +15277,7 @@
     </w:tcPr>
     <w:tblStylePr w:type="firstRow">
       <w:rPr>
+        <w:rFonts w:eastAsia="黑体"/>
         <w:b/>
         <w:bCs/>
         <w:color w:themeColor="background1" w:val="FFFFFF"/>
@@ -14573,6 +15292,7 @@
     </w:tblStylePr>
     <w:tblStylePr w:type="lastRow">
       <w:rPr>
+        <w:rFonts w:eastAsia="黑体"/>
         <w:b/>
         <w:bCs/>
         <w:color w:themeColor="accent2" w:themeShade="CC" w:val="9E3A38"/>
@@ -14587,12 +15307,14 @@
     </w:tblStylePr>
     <w:tblStylePr w:type="firstCol">
       <w:rPr>
+        <w:rFonts w:eastAsia="黑体"/>
         <w:b/>
         <w:bCs/>
       </w:rPr>
     </w:tblStylePr>
     <w:tblStylePr w:type="lastCol">
       <w:rPr>
+        <w:rFonts w:eastAsia="黑体"/>
         <w:b/>
         <w:bCs/>
       </w:rPr>
@@ -14627,6 +15349,7 @@
       <w:spacing w:after="0" w:line="240" w:lineRule="auto"/>
     </w:pPr>
     <w:rPr>
+      <w:rFonts w:eastAsia="黑体"/>
       <w:color w:themeColor="text1" w:val="000000"/>
     </w:rPr>
     <w:tblPr>
@@ -14645,6 +15368,7 @@
     </w:tcPr>
     <w:tblStylePr w:type="firstRow">
       <w:rPr>
+        <w:rFonts w:eastAsia="黑体"/>
         <w:b/>
         <w:bCs/>
         <w:color w:themeColor="background1" w:val="FFFFFF"/>
@@ -14659,6 +15383,7 @@
     </w:tblStylePr>
     <w:tblStylePr w:type="lastRow">
       <w:rPr>
+        <w:rFonts w:eastAsia="黑体"/>
         <w:b/>
         <w:bCs/>
         <w:color w:themeColor="accent4" w:themeShade="CC" w:val="664E82"/>
@@ -14673,12 +15398,14 @@
     </w:tblStylePr>
     <w:tblStylePr w:type="firstCol">
       <w:rPr>
+        <w:rFonts w:eastAsia="黑体"/>
         <w:b/>
         <w:bCs/>
       </w:rPr>
     </w:tblStylePr>
     <w:tblStylePr w:type="lastCol">
       <w:rPr>
+        <w:rFonts w:eastAsia="黑体"/>
         <w:b/>
         <w:bCs/>
       </w:rPr>
@@ -14713,6 +15440,7 @@
       <w:spacing w:after="0" w:line="240" w:lineRule="auto"/>
     </w:pPr>
     <w:rPr>
+      <w:rFonts w:eastAsia="黑体"/>
       <w:color w:themeColor="text1" w:val="000000"/>
     </w:rPr>
     <w:tblPr>
@@ -14731,6 +15459,7 @@
     </w:tcPr>
     <w:tblStylePr w:type="firstRow">
       <w:rPr>
+        <w:rFonts w:eastAsia="黑体"/>
         <w:b/>
         <w:bCs/>
         <w:color w:themeColor="background1" w:val="FFFFFF"/>
@@ -14745,6 +15474,7 @@
     </w:tblStylePr>
     <w:tblStylePr w:type="lastRow">
       <w:rPr>
+        <w:rFonts w:eastAsia="黑体"/>
         <w:b/>
         <w:bCs/>
         <w:color w:themeColor="accent3" w:themeShade="CC" w:val="7E9C40"/>
@@ -14759,12 +15489,14 @@
     </w:tblStylePr>
     <w:tblStylePr w:type="firstCol">
       <w:rPr>
+        <w:rFonts w:eastAsia="黑体"/>
         <w:b/>
         <w:bCs/>
       </w:rPr>
     </w:tblStylePr>
     <w:tblStylePr w:type="lastCol">
       <w:rPr>
+        <w:rFonts w:eastAsia="黑体"/>
         <w:b/>
         <w:bCs/>
       </w:rPr>
@@ -14799,6 +15531,7 @@
       <w:spacing w:after="0" w:line="240" w:lineRule="auto"/>
     </w:pPr>
     <w:rPr>
+      <w:rFonts w:eastAsia="黑体"/>
       <w:color w:themeColor="text1" w:val="000000"/>
     </w:rPr>
     <w:tblPr>
@@ -14817,6 +15550,7 @@
     </w:tcPr>
     <w:tblStylePr w:type="firstRow">
       <w:rPr>
+        <w:rFonts w:eastAsia="黑体"/>
         <w:b/>
         <w:bCs/>
         <w:color w:themeColor="background1" w:val="FFFFFF"/>
@@ -14831,6 +15565,7 @@
     </w:tblStylePr>
     <w:tblStylePr w:type="lastRow">
       <w:rPr>
+        <w:rFonts w:eastAsia="黑体"/>
         <w:b/>
         <w:bCs/>
         <w:color w:themeColor="accent6" w:themeShade="CC" w:val="F2730A"/>
@@ -14845,12 +15580,14 @@
     </w:tblStylePr>
     <w:tblStylePr w:type="firstCol">
       <w:rPr>
+        <w:rFonts w:eastAsia="黑体"/>
         <w:b/>
         <w:bCs/>
       </w:rPr>
     </w:tblStylePr>
     <w:tblStylePr w:type="lastCol">
       <w:rPr>
+        <w:rFonts w:eastAsia="黑体"/>
         <w:b/>
         <w:bCs/>
       </w:rPr>
@@ -14885,6 +15622,7 @@
       <w:spacing w:after="0" w:line="240" w:lineRule="auto"/>
     </w:pPr>
     <w:rPr>
+      <w:rFonts w:eastAsia="黑体"/>
       <w:color w:themeColor="text1" w:val="000000"/>
     </w:rPr>
     <w:tblPr>
@@ -14903,6 +15641,7 @@
     </w:tcPr>
     <w:tblStylePr w:type="firstRow">
       <w:rPr>
+        <w:rFonts w:eastAsia="黑体"/>
         <w:b/>
         <w:bCs/>
         <w:color w:themeColor="background1" w:val="FFFFFF"/>
@@ -14917,6 +15656,7 @@
     </w:tblStylePr>
     <w:tblStylePr w:type="lastRow">
       <w:rPr>
+        <w:rFonts w:eastAsia="黑体"/>
         <w:b/>
         <w:bCs/>
         <w:color w:themeColor="accent5" w:themeShade="CC" w:val="348DA5"/>
@@ -14931,12 +15671,14 @@
     </w:tblStylePr>
     <w:tblStylePr w:type="firstCol">
       <w:rPr>
+        <w:rFonts w:eastAsia="黑体"/>
         <w:b/>
         <w:bCs/>
       </w:rPr>
     </w:tblStylePr>
     <w:tblStylePr w:type="lastCol">
       <w:rPr>
+        <w:rFonts w:eastAsia="黑体"/>
         <w:b/>
         <w:bCs/>
       </w:rPr>
@@ -14971,6 +15713,7 @@
       <w:spacing w:after="0" w:line="240" w:lineRule="auto"/>
     </w:pPr>
     <w:rPr>
+      <w:rFonts w:eastAsia="黑体"/>
       <w:color w:themeColor="text1" w:val="000000"/>
     </w:rPr>
     <w:tblPr>
@@ -14992,6 +15735,7 @@
     </w:tcPr>
     <w:tblStylePr w:type="firstRow">
       <w:rPr>
+        <w:rFonts w:eastAsia="黑体"/>
         <w:b/>
         <w:bCs/>
       </w:rPr>
@@ -15002,6 +15746,7 @@
     </w:tblStylePr>
     <w:tblStylePr w:type="lastRow">
       <w:rPr>
+        <w:rFonts w:eastAsia="黑体"/>
         <w:b/>
         <w:bCs/>
         <w:color w:themeColor="text1" w:val="000000"/>
@@ -15013,6 +15758,7 @@
     </w:tblStylePr>
     <w:tblStylePr w:type="firstCol">
       <w:rPr>
+        <w:rFonts w:eastAsia="黑体"/>
         <w:color w:themeColor="background1" w:val="FFFFFF"/>
       </w:rPr>
       <w:tblPr/>
@@ -15022,6 +15768,7 @@
     </w:tblStylePr>
     <w:tblStylePr w:type="lastCol">
       <w:rPr>
+        <w:rFonts w:eastAsia="黑体"/>
         <w:color w:themeColor="background1" w:val="FFFFFF"/>
       </w:rPr>
       <w:tblPr/>
@@ -15051,6 +15798,7 @@
       <w:spacing w:after="0" w:line="240" w:lineRule="auto"/>
     </w:pPr>
     <w:rPr>
+      <w:rFonts w:eastAsia="黑体"/>
       <w:color w:themeColor="text1" w:val="000000"/>
     </w:rPr>
     <w:tblPr>
@@ -15072,6 +15820,7 @@
     </w:tcPr>
     <w:tblStylePr w:type="firstRow">
       <w:rPr>
+        <w:rFonts w:eastAsia="黑体"/>
         <w:b/>
         <w:bCs/>
       </w:rPr>
@@ -15082,6 +15831,7 @@
     </w:tblStylePr>
     <w:tblStylePr w:type="lastRow">
       <w:rPr>
+        <w:rFonts w:eastAsia="黑体"/>
         <w:b/>
         <w:bCs/>
         <w:color w:themeColor="text1" w:val="000000"/>
@@ -15093,6 +15843,7 @@
     </w:tblStylePr>
     <w:tblStylePr w:type="firstCol">
       <w:rPr>
+        <w:rFonts w:eastAsia="黑体"/>
         <w:color w:themeColor="background1" w:val="FFFFFF"/>
       </w:rPr>
       <w:tblPr/>
@@ -15102,6 +15853,7 @@
     </w:tblStylePr>
     <w:tblStylePr w:type="lastCol">
       <w:rPr>
+        <w:rFonts w:eastAsia="黑体"/>
         <w:color w:themeColor="background1" w:val="FFFFFF"/>
       </w:rPr>
       <w:tblPr/>
@@ -15131,6 +15883,7 @@
       <w:spacing w:after="0" w:line="240" w:lineRule="auto"/>
     </w:pPr>
     <w:rPr>
+      <w:rFonts w:eastAsia="黑体"/>
       <w:color w:themeColor="text1" w:val="000000"/>
     </w:rPr>
     <w:tblPr>
@@ -15152,6 +15905,7 @@
     </w:tcPr>
     <w:tblStylePr w:type="firstRow">
       <w:rPr>
+        <w:rFonts w:eastAsia="黑体"/>
         <w:b/>
         <w:bCs/>
       </w:rPr>
@@ -15162,6 +15916,7 @@
     </w:tblStylePr>
     <w:tblStylePr w:type="lastRow">
       <w:rPr>
+        <w:rFonts w:eastAsia="黑体"/>
         <w:b/>
         <w:bCs/>
         <w:color w:themeColor="text1" w:val="000000"/>
@@ -15173,6 +15928,7 @@
     </w:tblStylePr>
     <w:tblStylePr w:type="firstCol">
       <w:rPr>
+        <w:rFonts w:eastAsia="黑体"/>
         <w:color w:themeColor="background1" w:val="FFFFFF"/>
       </w:rPr>
       <w:tblPr/>
@@ -15182,6 +15938,7 @@
     </w:tblStylePr>
     <w:tblStylePr w:type="lastCol">
       <w:rPr>
+        <w:rFonts w:eastAsia="黑体"/>
         <w:color w:themeColor="background1" w:val="FFFFFF"/>
       </w:rPr>
       <w:tblPr/>
@@ -15211,6 +15968,7 @@
       <w:spacing w:after="0" w:line="240" w:lineRule="auto"/>
     </w:pPr>
     <w:rPr>
+      <w:rFonts w:eastAsia="黑体"/>
       <w:color w:themeColor="text1" w:val="000000"/>
     </w:rPr>
     <w:tblPr>
@@ -15232,6 +15990,7 @@
     </w:tcPr>
     <w:tblStylePr w:type="firstRow">
       <w:rPr>
+        <w:rFonts w:eastAsia="黑体"/>
         <w:b/>
         <w:bCs/>
       </w:rPr>
@@ -15242,6 +16001,7 @@
     </w:tblStylePr>
     <w:tblStylePr w:type="lastRow">
       <w:rPr>
+        <w:rFonts w:eastAsia="黑体"/>
         <w:b/>
         <w:bCs/>
         <w:color w:themeColor="text1" w:val="000000"/>
@@ -15253,6 +16013,7 @@
     </w:tblStylePr>
     <w:tblStylePr w:type="firstCol">
       <w:rPr>
+        <w:rFonts w:eastAsia="黑体"/>
         <w:color w:themeColor="background1" w:val="FFFFFF"/>
       </w:rPr>
       <w:tblPr/>
@@ -15262,6 +16023,7 @@
     </w:tblStylePr>
     <w:tblStylePr w:type="lastCol">
       <w:rPr>
+        <w:rFonts w:eastAsia="黑体"/>
         <w:color w:themeColor="background1" w:val="FFFFFF"/>
       </w:rPr>
       <w:tblPr/>
@@ -15291,6 +16053,7 @@
       <w:spacing w:after="0" w:line="240" w:lineRule="auto"/>
     </w:pPr>
     <w:rPr>
+      <w:rFonts w:eastAsia="黑体"/>
       <w:color w:themeColor="text1" w:val="000000"/>
     </w:rPr>
     <w:tblPr>
@@ -15312,6 +16075,7 @@
     </w:tcPr>
     <w:tblStylePr w:type="firstRow">
       <w:rPr>
+        <w:rFonts w:eastAsia="黑体"/>
         <w:b/>
         <w:bCs/>
       </w:rPr>
@@ -15322,6 +16086,7 @@
     </w:tblStylePr>
     <w:tblStylePr w:type="lastRow">
       <w:rPr>
+        <w:rFonts w:eastAsia="黑体"/>
         <w:b/>
         <w:bCs/>
         <w:color w:themeColor="text1" w:val="000000"/>
@@ -15333,6 +16098,7 @@
     </w:tblStylePr>
     <w:tblStylePr w:type="firstCol">
       <w:rPr>
+        <w:rFonts w:eastAsia="黑体"/>
         <w:color w:themeColor="background1" w:val="FFFFFF"/>
       </w:rPr>
       <w:tblPr/>
@@ -15342,6 +16108,7 @@
     </w:tblStylePr>
     <w:tblStylePr w:type="lastCol">
       <w:rPr>
+        <w:rFonts w:eastAsia="黑体"/>
         <w:color w:themeColor="background1" w:val="FFFFFF"/>
       </w:rPr>
       <w:tblPr/>
@@ -15371,6 +16138,7 @@
       <w:spacing w:after="0" w:line="240" w:lineRule="auto"/>
     </w:pPr>
     <w:rPr>
+      <w:rFonts w:eastAsia="黑体"/>
       <w:color w:themeColor="text1" w:val="000000"/>
     </w:rPr>
     <w:tblPr>
@@ -15392,6 +16160,7 @@
     </w:tcPr>
     <w:tblStylePr w:type="firstRow">
       <w:rPr>
+        <w:rFonts w:eastAsia="黑体"/>
         <w:b/>
         <w:bCs/>
       </w:rPr>
@@ -15402,6 +16171,7 @@
     </w:tblStylePr>
     <w:tblStylePr w:type="lastRow">
       <w:rPr>
+        <w:rFonts w:eastAsia="黑体"/>
         <w:b/>
         <w:bCs/>
         <w:color w:themeColor="text1" w:val="000000"/>
@@ -15413,6 +16183,7 @@
     </w:tblStylePr>
     <w:tblStylePr w:type="firstCol">
       <w:rPr>
+        <w:rFonts w:eastAsia="黑体"/>
         <w:color w:themeColor="background1" w:val="FFFFFF"/>
       </w:rPr>
       <w:tblPr/>
@@ -15422,6 +16193,7 @@
     </w:tblStylePr>
     <w:tblStylePr w:type="lastCol">
       <w:rPr>
+        <w:rFonts w:eastAsia="黑体"/>
         <w:color w:themeColor="background1" w:val="FFFFFF"/>
       </w:rPr>
       <w:tblPr/>
@@ -15451,6 +16223,7 @@
       <w:spacing w:after="0" w:line="240" w:lineRule="auto"/>
     </w:pPr>
     <w:rPr>
+      <w:rFonts w:eastAsia="黑体"/>
       <w:color w:themeColor="text1" w:val="000000"/>
     </w:rPr>
     <w:tblPr>
@@ -15472,6 +16245,7 @@
     </w:tcPr>
     <w:tblStylePr w:type="firstRow">
       <w:rPr>
+        <w:rFonts w:eastAsia="黑体"/>
         <w:b/>
         <w:bCs/>
       </w:rPr>
@@ -15482,6 +16256,7 @@
     </w:tblStylePr>
     <w:tblStylePr w:type="lastRow">
       <w:rPr>
+        <w:rFonts w:eastAsia="黑体"/>
         <w:b/>
         <w:bCs/>
         <w:color w:themeColor="text1" w:val="000000"/>
@@ -15493,6 +16268,7 @@
     </w:tblStylePr>
     <w:tblStylePr w:type="firstCol">
       <w:rPr>
+        <w:rFonts w:eastAsia="黑体"/>
         <w:color w:themeColor="background1" w:val="FFFFFF"/>
       </w:rPr>
       <w:tblPr/>
@@ -15502,6 +16278,7 @@
     </w:tblStylePr>
     <w:tblStylePr w:type="lastCol">
       <w:rPr>
+        <w:rFonts w:eastAsia="黑体"/>
         <w:color w:themeColor="background1" w:val="FFFFFF"/>
       </w:rPr>
       <w:tblPr/>
@@ -15534,6 +16311,7 @@
     <w:name w:val="KeywordTok"/>
     <w:basedOn w:val="VerbatimChar"/>
     <w:rPr>
+      <w:rFonts w:eastAsia="黑体"/>
       <w:b/>
       <w:color w:val="007020"/>
     </w:rPr>
@@ -15542,6 +16320,7 @@
     <w:name w:val="DataTypeTok"/>
     <w:basedOn w:val="VerbatimChar"/>
     <w:rPr>
+      <w:rFonts w:eastAsia="黑体"/>
       <w:color w:val="902000"/>
     </w:rPr>
   </w:style>
@@ -15549,6 +16328,7 @@
     <w:name w:val="DecValTok"/>
     <w:basedOn w:val="VerbatimChar"/>
     <w:rPr>
+      <w:rFonts w:eastAsia="黑体"/>
       <w:color w:val="40a070"/>
     </w:rPr>
   </w:style>
@@ -15556,6 +16336,7 @@
     <w:name w:val="BaseNTok"/>
     <w:basedOn w:val="VerbatimChar"/>
     <w:rPr>
+      <w:rFonts w:eastAsia="黑体"/>
       <w:color w:val="40a070"/>
     </w:rPr>
   </w:style>
@@ -15563,6 +16344,7 @@
     <w:name w:val="FloatTok"/>
     <w:basedOn w:val="VerbatimChar"/>
     <w:rPr>
+      <w:rFonts w:eastAsia="黑体"/>
       <w:color w:val="40a070"/>
     </w:rPr>
   </w:style>
@@ -15570,6 +16352,7 @@
     <w:name w:val="ConstantTok"/>
     <w:basedOn w:val="VerbatimChar"/>
     <w:rPr>
+      <w:rFonts w:eastAsia="黑体"/>
       <w:color w:val="880000"/>
     </w:rPr>
   </w:style>
@@ -15577,6 +16360,7 @@
     <w:name w:val="CharTok"/>
     <w:basedOn w:val="VerbatimChar"/>
     <w:rPr>
+      <w:rFonts w:eastAsia="黑体"/>
       <w:color w:val="4070a0"/>
     </w:rPr>
   </w:style>
@@ -15584,6 +16368,7 @@
     <w:name w:val="SpecialCharTok"/>
     <w:basedOn w:val="VerbatimChar"/>
     <w:rPr>
+      <w:rFonts w:eastAsia="黑体"/>
       <w:color w:val="4070a0"/>
     </w:rPr>
   </w:style>
@@ -15591,6 +16376,7 @@
     <w:name w:val="StringTok"/>
     <w:basedOn w:val="VerbatimChar"/>
     <w:rPr>
+      <w:rFonts w:eastAsia="黑体"/>
       <w:color w:val="4070a0"/>
     </w:rPr>
   </w:style>
@@ -15598,6 +16384,7 @@
     <w:name w:val="VerbatimStringTok"/>
     <w:basedOn w:val="VerbatimChar"/>
     <w:rPr>
+      <w:rFonts w:eastAsia="黑体"/>
       <w:color w:val="4070a0"/>
     </w:rPr>
   </w:style>
@@ -15605,6 +16392,7 @@
     <w:name w:val="SpecialStringTok"/>
     <w:basedOn w:val="VerbatimChar"/>
     <w:rPr>
+      <w:rFonts w:eastAsia="黑体"/>
       <w:color w:val="bb6688"/>
     </w:rPr>
   </w:style>
@@ -15612,6 +16400,7 @@
     <w:name w:val="ImportTok"/>
     <w:basedOn w:val="VerbatimChar"/>
     <w:rPr>
+      <w:rFonts w:eastAsia="黑体"/>
       <w:b/>
       <w:color w:val="008000"/>
     </w:rPr>
@@ -15620,6 +16409,7 @@
     <w:name w:val="CommentTok"/>
     <w:basedOn w:val="VerbatimChar"/>
     <w:rPr>
+      <w:rFonts w:eastAsia="黑体"/>
       <w:i/>
       <w:color w:val="60a0b0"/>
     </w:rPr>
@@ -15628,6 +16418,7 @@
     <w:name w:val="DocumentationTok"/>
     <w:basedOn w:val="VerbatimChar"/>
     <w:rPr>
+      <w:rFonts w:eastAsia="黑体"/>
       <w:i/>
       <w:color w:val="ba2121"/>
     </w:rPr>
@@ -15636,6 +16427,7 @@
     <w:name w:val="AnnotationTok"/>
     <w:basedOn w:val="VerbatimChar"/>
     <w:rPr>
+      <w:rFonts w:eastAsia="黑体"/>
       <w:b/>
       <w:i/>
       <w:color w:val="60a0b0"/>
@@ -15645,6 +16437,7 @@
     <w:name w:val="CommentVarTok"/>
     <w:basedOn w:val="VerbatimChar"/>
     <w:rPr>
+      <w:rFonts w:eastAsia="黑体"/>
       <w:b/>
       <w:i/>
       <w:color w:val="60a0b0"/>
@@ -15654,6 +16447,7 @@
     <w:name w:val="OtherTok"/>
     <w:basedOn w:val="VerbatimChar"/>
     <w:rPr>
+      <w:rFonts w:eastAsia="黑体"/>
       <w:color w:val="007020"/>
     </w:rPr>
   </w:style>
@@ -15661,6 +16455,7 @@
     <w:name w:val="FunctionTok"/>
     <w:basedOn w:val="VerbatimChar"/>
     <w:rPr>
+      <w:rFonts w:eastAsia="黑体"/>
       <w:color w:val="06287e"/>
     </w:rPr>
   </w:style>
@@ -15668,6 +16463,7 @@
     <w:name w:val="VariableTok"/>
     <w:basedOn w:val="VerbatimChar"/>
     <w:rPr>
+      <w:rFonts w:eastAsia="黑体"/>
       <w:color w:val="19177c"/>
     </w:rPr>
   </w:style>
@@ -15675,6 +16471,7 @@
     <w:name w:val="ControlFlowTok"/>
     <w:basedOn w:val="VerbatimChar"/>
     <w:rPr>
+      <w:rFonts w:eastAsia="黑体"/>
       <w:b/>
       <w:color w:val="007020"/>
     </w:rPr>
@@ -15683,6 +16480,7 @@
     <w:name w:val="OperatorTok"/>
     <w:basedOn w:val="VerbatimChar"/>
     <w:rPr>
+      <w:rFonts w:eastAsia="黑体"/>
       <w:color w:val="666666"/>
     </w:rPr>
   </w:style>
@@ -15690,18 +16488,22 @@
     <w:name w:val="BuiltInTok"/>
     <w:basedOn w:val="VerbatimChar"/>
     <w:rPr>
+      <w:rFonts w:eastAsia="黑体"/>
       <w:color w:val="008000"/>
     </w:rPr>
   </w:style>
   <w:style w:type="character" w:customStyle="1" w:styleId="ExtensionTok">
     <w:name w:val="ExtensionTok"/>
     <w:basedOn w:val="VerbatimChar"/>
-    <w:rPr/>
+    <w:rPr>
+      <w:rFonts w:eastAsia="黑体"/>
+    </w:rPr>
   </w:style>
   <w:style w:type="character" w:customStyle="1" w:styleId="PreprocessorTok">
     <w:name w:val="PreprocessorTok"/>
     <w:basedOn w:val="VerbatimChar"/>
     <w:rPr>
+      <w:rFonts w:eastAsia="黑体"/>
       <w:color w:val="bc7a00"/>
     </w:rPr>
   </w:style>
@@ -15709,18 +16511,22 @@
     <w:name w:val="AttributeTok"/>
     <w:basedOn w:val="VerbatimChar"/>
     <w:rPr>
+      <w:rFonts w:eastAsia="黑体"/>
       <w:color w:val="7d9029"/>
     </w:rPr>
   </w:style>
   <w:style w:type="character" w:customStyle="1" w:styleId="RegionMarkerTok">
     <w:name w:val="RegionMarkerTok"/>
     <w:basedOn w:val="VerbatimChar"/>
-    <w:rPr/>
+    <w:rPr>
+      <w:rFonts w:eastAsia="黑体"/>
+    </w:rPr>
   </w:style>
   <w:style w:type="character" w:customStyle="1" w:styleId="InformationTok">
     <w:name w:val="InformationTok"/>
     <w:basedOn w:val="VerbatimChar"/>
     <w:rPr>
+      <w:rFonts w:eastAsia="黑体"/>
       <w:b/>
       <w:i/>
       <w:color w:val="60a0b0"/>
@@ -15730,6 +16536,7 @@
     <w:name w:val="WarningTok"/>
     <w:basedOn w:val="VerbatimChar"/>
     <w:rPr>
+      <w:rFonts w:eastAsia="黑体"/>
       <w:b/>
       <w:i/>
       <w:color w:val="60a0b0"/>
@@ -15739,6 +16546,7 @@
     <w:name w:val="AlertTok"/>
     <w:basedOn w:val="VerbatimChar"/>
     <w:rPr>
+      <w:rFonts w:eastAsia="黑体"/>
       <w:b/>
       <w:color w:val="ff0000"/>
     </w:rPr>
@@ -15747,6 +16555,7 @@
     <w:name w:val="ErrorTok"/>
     <w:basedOn w:val="VerbatimChar"/>
     <w:rPr>
+      <w:rFonts w:eastAsia="黑体"/>
       <w:b/>
       <w:color w:val="ff0000"/>
     </w:rPr>
@@ -15754,7 +16563,9 @@
   <w:style w:type="character" w:customStyle="1" w:styleId="NormalTok">
     <w:name w:val="NormalTok"/>
     <w:basedOn w:val="VerbatimChar"/>
-    <w:rPr/>
+    <w:rPr>
+      <w:rFonts w:eastAsia="黑体"/>
+    </w:rPr>
   </w:style>
 </w:styles>
 </file>
@@ -15803,12 +16614,12 @@
     <a:fontScheme name="Office">
       <a:majorFont>
         <a:latin typeface="Calibri"/>
-        <a:ea typeface=""/>
+        <a:ea typeface="黑体"/>
         <a:cs typeface=""/>
         <a:font script="Jpan" typeface="ＭＳ ゴシック"/>
         <a:font script="Hang" typeface="맑은 고딕"/>
-        <a:font script="Hans" typeface="宋体"/>
-        <a:font script="Hant" typeface="新細明體"/>
+        <a:font script="Hans" typeface="黑体"/>
+        <a:font script="Hant" typeface="黑体"/>
         <a:font script="Arab" typeface="Times New Roman"/>
         <a:font script="Hebr" typeface="Times New Roman"/>
         <a:font script="Thai" typeface="Angsana New"/>
@@ -15838,12 +16649,12 @@
       </a:majorFont>
       <a:minorFont>
         <a:latin typeface="Cambria"/>
-        <a:ea typeface=""/>
+        <a:ea typeface="黑体"/>
         <a:cs typeface=""/>
         <a:font script="Jpan" typeface="ＭＳ 明朝"/>
         <a:font script="Hang" typeface="맑은 고딕"/>
-        <a:font script="Hans" typeface="宋体"/>
-        <a:font script="Hant" typeface="新細明體"/>
+        <a:font script="Hans" typeface="黑体"/>
+        <a:font script="Hant" typeface="黑体"/>
         <a:font script="Arab" typeface="Arial"/>
         <a:font script="Hebr" typeface="Arial"/>
         <a:font script="Thai" typeface="Cordia New"/>

--- a/02-放大电路/03-音频放大电路/唱机前置放大电路RIAA/唱机前置放大电路RIAA.docx
+++ b/02-放大电路/03-音频放大电路/唱机前置放大电路RIAA/唱机前置放大电路RIAA.docx
@@ -3543,7 +3543,7 @@
           <w:color w:val="555555"/>
           <w:sz w:val="21"/>
         </w:rPr>
-        <w:t>材料收集者：杜文杰，WX手机：19519196569，QQ:3478827729</w:t>
+        <w:t>材料收集者：杜文杰，微信/手机：19519196569，QQ:3478827729</w:t>
       </w:r>
     </w:p>
     <w:sectPr>
